--- a/Lab_2/Отчет_РПОД_Лаба_2.docx
+++ b/Lab_2/Отчет_РПОД_Лаба_2.docx
@@ -1531,16 +1531,19 @@
         <w:keepNext/>
         <w:spacing w:before="120" w:after="60" w:line="240" w:lineRule="auto"/>
         <w:jc w:val="center"/>
+        <w:rPr>
+          <w:lang w:val="en-US"/>
+        </w:rPr>
       </w:pPr>
       <w:r>
         <w:rPr>
           <w:noProof/>
         </w:rPr>
         <w:drawing>
-          <wp:inline distT="0" distB="0" distL="0" distR="0" wp14:anchorId="0D3362DD" wp14:editId="0764804C">
-            <wp:extent cx="4320000" cy="3085714"/>
-            <wp:effectExtent l="0" t="0" r="0" b="0"/>
-            <wp:docPr id="1" name="Picture 1"/>
+          <wp:inline distT="0" distB="0" distL="0" distR="0" wp14:anchorId="1858BF22" wp14:editId="4C1FF7D3">
+            <wp:extent cx="5940425" cy="2398395"/>
+            <wp:effectExtent l="0" t="0" r="3175" b="1905"/>
+            <wp:docPr id="1" name="Рисунок 1"/>
             <wp:cNvGraphicFramePr>
               <a:graphicFrameLocks xmlns:a="http://schemas.openxmlformats.org/drawingml/2006/main" noChangeAspect="1"/>
             </wp:cNvGraphicFramePr>
@@ -1548,7 +1551,7 @@
               <a:graphicData uri="http://schemas.openxmlformats.org/drawingml/2006/picture">
                 <pic:pic xmlns:pic="http://schemas.openxmlformats.org/drawingml/2006/picture">
                   <pic:nvPicPr>
-                    <pic:cNvPr id="0" name="book_example_graph.png"/>
+                    <pic:cNvPr id="1" name=""/>
                     <pic:cNvPicPr/>
                   </pic:nvPicPr>
                   <pic:blipFill>
@@ -1560,7 +1563,7 @@
                   <pic:spPr>
                     <a:xfrm>
                       <a:off x="0" y="0"/>
-                      <a:ext cx="4320000" cy="3085714"/>
+                      <a:ext cx="5940425" cy="2398395"/>
                     </a:xfrm>
                     <a:prstGeom prst="rect">
                       <a:avLst/>

--- a/Lab_2/Отчет_РПОД_Лаба_2.docx
+++ b/Lab_2/Отчет_РПОД_Лаба_2.docx
@@ -2177,31 +2177,7 @@
           <w:sz w:val="28"/>
           <w:lang w:eastAsia="ru-RU"/>
         </w:rPr>
-        <w:t xml:space="preserve">Таблица </w:t>
-      </w:r>
-      <w:r>
-        <w:rPr>
-          <w:rFonts w:ascii="Times New Roman" w:eastAsia="Times New Roman" w:hAnsi="Times New Roman" w:cs="Times New Roman"/>
-          <w:sz w:val="28"/>
-          <w:lang w:eastAsia="ru-RU"/>
-        </w:rPr>
-        <w:t>2</w:t>
-      </w:r>
-      <w:r>
-        <w:rPr>
-          <w:rFonts w:ascii="Times New Roman" w:eastAsia="Times New Roman" w:hAnsi="Times New Roman" w:cs="Times New Roman"/>
-          <w:sz w:val="28"/>
-          <w:lang w:eastAsia="ru-RU"/>
-        </w:rPr>
-        <w:t xml:space="preserve"> – Сравнение планов для</w:t>
-      </w:r>
-      <w:r>
-        <w:rPr>
-          <w:rFonts w:ascii="Times New Roman" w:eastAsia="Times New Roman" w:hAnsi="Times New Roman" w:cs="Times New Roman"/>
-          <w:sz w:val="28"/>
-          <w:lang w:eastAsia="ru-RU"/>
-        </w:rPr>
-        <w:t xml:space="preserve"> собствен</w:t>
+        <w:t>Таблица 2 – Сравнение планов для собствен</w:t>
       </w:r>
       <w:r>
         <w:rPr>
@@ -2217,15 +2193,7 @@
           <w:sz w:val="28"/>
           <w:lang w:eastAsia="ru-RU"/>
         </w:rPr>
-        <w:t>ого</w:t>
-      </w:r>
-      <w:r>
-        <w:rPr>
-          <w:rFonts w:ascii="Times New Roman" w:eastAsia="Times New Roman" w:hAnsi="Times New Roman" w:cs="Times New Roman"/>
-          <w:sz w:val="28"/>
-          <w:lang w:eastAsia="ru-RU"/>
-        </w:rPr>
-        <w:t xml:space="preserve"> графа</w:t>
+        <w:t>ого графа</w:t>
       </w:r>
     </w:p>
     <w:tbl>
@@ -2541,9 +2509,31 @@
     </w:p>
     <w:p>
       <w:pPr>
+        <w:rPr>
+          <w:rFonts w:ascii="Times New Roman" w:eastAsia="Times New Roman" w:hAnsi="Times New Roman" w:cs="Times New Roman"/>
+          <w:b/>
+          <w:sz w:val="28"/>
+          <w:lang w:eastAsia="ru-RU"/>
+        </w:rPr>
+      </w:pPr>
+      <w:r>
+        <w:rPr>
+          <w:rFonts w:ascii="Times New Roman" w:eastAsia="Times New Roman" w:hAnsi="Times New Roman" w:cs="Times New Roman"/>
+          <w:b/>
+          <w:sz w:val="28"/>
+          <w:lang w:eastAsia="ru-RU"/>
+        </w:rPr>
+        <w:br w:type="page"/>
+      </w:r>
+    </w:p>
+    <w:p>
+      <w:pPr>
         <w:keepNext/>
         <w:spacing w:before="240" w:after="120" w:line="240" w:lineRule="auto"/>
         <w:outlineLvl w:val="1"/>
+        <w:rPr>
+          <w:lang w:val="en-US"/>
+        </w:rPr>
       </w:pPr>
       <w:r>
         <w:rPr>
@@ -2552,6 +2542,7 @@
           <w:sz w:val="28"/>
           <w:lang w:eastAsia="ru-RU"/>
         </w:rPr>
+        <w:lastRenderedPageBreak/>
         <w:t>Листинг</w:t>
       </w:r>
     </w:p>
@@ -2560,13 +2551,16 @@
         <w:keepNext/>
         <w:spacing w:after="120" w:line="276" w:lineRule="auto"/>
         <w:jc w:val="both"/>
+        <w:rPr>
+          <w:lang w:val="en-US"/>
+        </w:rPr>
       </w:pPr>
       <w:r>
         <w:rPr>
           <w:rFonts w:ascii="Times New Roman" w:eastAsia="Times New Roman" w:hAnsi="Times New Roman" w:cs="Times New Roman"/>
           <w:b/>
           <w:sz w:val="28"/>
-          <w:lang w:eastAsia="ru-RU"/>
+          <w:lang w:val="en-US" w:eastAsia="ru-RU"/>
         </w:rPr>
         <w:t>main.py:</w:t>
       </w:r>
@@ -3489,7 +3483,6 @@
           <w:sz w:val="18"/>
           <w:lang w:val="en-US" w:eastAsia="ru-RU"/>
         </w:rPr>
-        <w:lastRenderedPageBreak/>
         <w:t xml:space="preserve">    def _build_style(self):</w:t>
       </w:r>
     </w:p>
@@ -3869,1041 +3862,6 @@
           <w:lang w:val="en-US" w:eastAsia="ru-RU"/>
         </w:rPr>
         <w:t xml:space="preserve">        s.map("TButton", background=[("active", "#0b5ed7")])</w:t>
-      </w:r>
-    </w:p>
-    <w:p>
-      <w:pPr>
-        <w:shd w:val="clear" w:color="auto" w:fill="191A1C"/>
-        <w:spacing w:after="0" w:line="240" w:lineRule="auto"/>
-        <w:rPr>
-          <w:rFonts w:ascii="Courier New" w:eastAsia="Courier New" w:hAnsi="Courier New" w:cs="Courier New"/>
-          <w:color w:val="5F826B"/>
-          <w:sz w:val="18"/>
-          <w:lang w:val="en-US" w:eastAsia="ru-RU"/>
-        </w:rPr>
-      </w:pPr>
-      <w:r>
-        <w:rPr>
-          <w:rFonts w:ascii="Courier New" w:eastAsia="Courier New" w:hAnsi="Courier New" w:cs="Courier New"/>
-          <w:color w:val="5F826B"/>
-          <w:sz w:val="18"/>
-          <w:lang w:val="en-US" w:eastAsia="ru-RU"/>
-        </w:rPr>
-        <w:t xml:space="preserve">        </w:t>
-      </w:r>
-    </w:p>
-    <w:p>
-      <w:pPr>
-        <w:shd w:val="clear" w:color="auto" w:fill="191A1C"/>
-        <w:spacing w:after="0" w:line="240" w:lineRule="auto"/>
-        <w:rPr>
-          <w:rFonts w:ascii="Courier New" w:eastAsia="Courier New" w:hAnsi="Courier New" w:cs="Courier New"/>
-          <w:color w:val="5F826B"/>
-          <w:sz w:val="18"/>
-          <w:lang w:val="en-US" w:eastAsia="ru-RU"/>
-        </w:rPr>
-      </w:pPr>
-      <w:r>
-        <w:rPr>
-          <w:rFonts w:ascii="Courier New" w:eastAsia="Courier New" w:hAnsi="Courier New" w:cs="Courier New"/>
-          <w:color w:val="5F826B"/>
-          <w:sz w:val="18"/>
-          <w:lang w:val="en-US" w:eastAsia="ru-RU"/>
-        </w:rPr>
-        <w:t xml:space="preserve">        s.configure("Treeview", background=BG_PANEL, foreground=FG_MAIN, fieldbackground=BG_PANEL, rowheight=28, font=("Segoe UI", 10))</w:t>
-      </w:r>
-    </w:p>
-    <w:p>
-      <w:pPr>
-        <w:shd w:val="clear" w:color="auto" w:fill="191A1C"/>
-        <w:spacing w:after="0" w:line="240" w:lineRule="auto"/>
-        <w:rPr>
-          <w:rFonts w:ascii="Courier New" w:eastAsia="Courier New" w:hAnsi="Courier New" w:cs="Courier New"/>
-          <w:color w:val="5F826B"/>
-          <w:sz w:val="18"/>
-          <w:lang w:val="en-US" w:eastAsia="ru-RU"/>
-        </w:rPr>
-      </w:pPr>
-      <w:r>
-        <w:rPr>
-          <w:rFonts w:ascii="Courier New" w:eastAsia="Courier New" w:hAnsi="Courier New" w:cs="Courier New"/>
-          <w:color w:val="5F826B"/>
-          <w:sz w:val="18"/>
-          <w:lang w:val="en-US" w:eastAsia="ru-RU"/>
-        </w:rPr>
-        <w:t xml:space="preserve">        s.configure("Treeview.Heading", font=("Segoe UI", 10, "bold"), background=BG_MAIN, foreground=FG_MAIN, padding=4)</w:t>
-      </w:r>
-    </w:p>
-    <w:p>
-      <w:pPr>
-        <w:shd w:val="clear" w:color="auto" w:fill="191A1C"/>
-        <w:spacing w:after="0" w:line="240" w:lineRule="auto"/>
-        <w:rPr>
-          <w:rFonts w:ascii="Courier New" w:eastAsia="Courier New" w:hAnsi="Courier New" w:cs="Courier New"/>
-          <w:color w:val="5F826B"/>
-          <w:sz w:val="18"/>
-          <w:lang w:val="en-US" w:eastAsia="ru-RU"/>
-        </w:rPr>
-      </w:pPr>
-      <w:r>
-        <w:rPr>
-          <w:rFonts w:ascii="Courier New" w:eastAsia="Courier New" w:hAnsi="Courier New" w:cs="Courier New"/>
-          <w:color w:val="5F826B"/>
-          <w:sz w:val="18"/>
-          <w:lang w:val="en-US" w:eastAsia="ru-RU"/>
-        </w:rPr>
-        <w:t xml:space="preserve">        </w:t>
-      </w:r>
-    </w:p>
-    <w:p>
-      <w:pPr>
-        <w:shd w:val="clear" w:color="auto" w:fill="191A1C"/>
-        <w:spacing w:after="0" w:line="240" w:lineRule="auto"/>
-        <w:rPr>
-          <w:rFonts w:ascii="Courier New" w:eastAsia="Courier New" w:hAnsi="Courier New" w:cs="Courier New"/>
-          <w:color w:val="5F826B"/>
-          <w:sz w:val="18"/>
-          <w:lang w:val="en-US" w:eastAsia="ru-RU"/>
-        </w:rPr>
-      </w:pPr>
-      <w:r>
-        <w:rPr>
-          <w:rFonts w:ascii="Courier New" w:eastAsia="Courier New" w:hAnsi="Courier New" w:cs="Courier New"/>
-          <w:color w:val="5F826B"/>
-          <w:sz w:val="18"/>
-          <w:lang w:val="en-US" w:eastAsia="ru-RU"/>
-        </w:rPr>
-        <w:t xml:space="preserve">        s.configure("TLabelframe", background=BG_PANEL, foreground=FG_MAIN, bordercolor=BORDER)</w:t>
-      </w:r>
-    </w:p>
-    <w:p>
-      <w:pPr>
-        <w:shd w:val="clear" w:color="auto" w:fill="191A1C"/>
-        <w:spacing w:after="0" w:line="240" w:lineRule="auto"/>
-        <w:rPr>
-          <w:rFonts w:ascii="Courier New" w:eastAsia="Courier New" w:hAnsi="Courier New" w:cs="Courier New"/>
-          <w:color w:val="5F826B"/>
-          <w:sz w:val="18"/>
-          <w:lang w:val="en-US" w:eastAsia="ru-RU"/>
-        </w:rPr>
-      </w:pPr>
-      <w:r>
-        <w:rPr>
-          <w:rFonts w:ascii="Courier New" w:eastAsia="Courier New" w:hAnsi="Courier New" w:cs="Courier New"/>
-          <w:color w:val="5F826B"/>
-          <w:sz w:val="18"/>
-          <w:lang w:val="en-US" w:eastAsia="ru-RU"/>
-        </w:rPr>
-        <w:t xml:space="preserve">        s.configure("TLabelframe.Label", background=BG_PANEL, foreground=FG_MAIN, font=("Segoe UI", 10, "bold"))</w:t>
-      </w:r>
-    </w:p>
-    <w:p>
-      <w:pPr>
-        <w:shd w:val="clear" w:color="auto" w:fill="191A1C"/>
-        <w:spacing w:after="0" w:line="240" w:lineRule="auto"/>
-        <w:rPr>
-          <w:rFonts w:ascii="Courier New" w:eastAsia="Courier New" w:hAnsi="Courier New" w:cs="Courier New"/>
-          <w:color w:val="5F826B"/>
-          <w:sz w:val="18"/>
-          <w:lang w:val="en-US" w:eastAsia="ru-RU"/>
-        </w:rPr>
-      </w:pPr>
-    </w:p>
-    <w:p>
-      <w:pPr>
-        <w:shd w:val="clear" w:color="auto" w:fill="191A1C"/>
-        <w:spacing w:after="0" w:line="240" w:lineRule="auto"/>
-        <w:rPr>
-          <w:rFonts w:ascii="Courier New" w:eastAsia="Courier New" w:hAnsi="Courier New" w:cs="Courier New"/>
-          <w:color w:val="5F826B"/>
-          <w:sz w:val="18"/>
-          <w:lang w:val="en-US" w:eastAsia="ru-RU"/>
-        </w:rPr>
-      </w:pPr>
-      <w:r>
-        <w:rPr>
-          <w:rFonts w:ascii="Courier New" w:eastAsia="Courier New" w:hAnsi="Courier New" w:cs="Courier New"/>
-          <w:color w:val="5F826B"/>
-          <w:sz w:val="18"/>
-          <w:lang w:val="en-US" w:eastAsia="ru-RU"/>
-        </w:rPr>
-        <w:t xml:space="preserve">    def _build_ui(self):</w:t>
-      </w:r>
-    </w:p>
-    <w:p>
-      <w:pPr>
-        <w:shd w:val="clear" w:color="auto" w:fill="191A1C"/>
-        <w:spacing w:after="0" w:line="240" w:lineRule="auto"/>
-        <w:rPr>
-          <w:rFonts w:ascii="Courier New" w:eastAsia="Courier New" w:hAnsi="Courier New" w:cs="Courier New"/>
-          <w:color w:val="5F826B"/>
-          <w:sz w:val="18"/>
-          <w:lang w:val="en-US" w:eastAsia="ru-RU"/>
-        </w:rPr>
-      </w:pPr>
-      <w:r>
-        <w:rPr>
-          <w:rFonts w:ascii="Courier New" w:eastAsia="Courier New" w:hAnsi="Courier New" w:cs="Courier New"/>
-          <w:color w:val="5F826B"/>
-          <w:sz w:val="18"/>
-          <w:lang w:val="en-US" w:eastAsia="ru-RU"/>
-        </w:rPr>
-        <w:t xml:space="preserve">        main = ttk.Frame(self.root, padding=15, style="Main.TFrame")</w:t>
-      </w:r>
-    </w:p>
-    <w:p>
-      <w:pPr>
-        <w:shd w:val="clear" w:color="auto" w:fill="191A1C"/>
-        <w:spacing w:after="0" w:line="240" w:lineRule="auto"/>
-        <w:rPr>
-          <w:rFonts w:ascii="Courier New" w:eastAsia="Courier New" w:hAnsi="Courier New" w:cs="Courier New"/>
-          <w:color w:val="5F826B"/>
-          <w:sz w:val="18"/>
-          <w:lang w:val="en-US" w:eastAsia="ru-RU"/>
-        </w:rPr>
-      </w:pPr>
-      <w:r>
-        <w:rPr>
-          <w:rFonts w:ascii="Courier New" w:eastAsia="Courier New" w:hAnsi="Courier New" w:cs="Courier New"/>
-          <w:color w:val="5F826B"/>
-          <w:sz w:val="18"/>
-          <w:lang w:val="en-US" w:eastAsia="ru-RU"/>
-        </w:rPr>
-        <w:t xml:space="preserve">        main.pack(fill="both", expand=True)</w:t>
-      </w:r>
-    </w:p>
-    <w:p>
-      <w:pPr>
-        <w:shd w:val="clear" w:color="auto" w:fill="191A1C"/>
-        <w:spacing w:after="0" w:line="240" w:lineRule="auto"/>
-        <w:rPr>
-          <w:rFonts w:ascii="Courier New" w:eastAsia="Courier New" w:hAnsi="Courier New" w:cs="Courier New"/>
-          <w:color w:val="5F826B"/>
-          <w:sz w:val="18"/>
-          <w:lang w:val="en-US" w:eastAsia="ru-RU"/>
-        </w:rPr>
-      </w:pPr>
-      <w:r>
-        <w:rPr>
-          <w:rFonts w:ascii="Courier New" w:eastAsia="Courier New" w:hAnsi="Courier New" w:cs="Courier New"/>
-          <w:color w:val="5F826B"/>
-          <w:sz w:val="18"/>
-          <w:lang w:val="en-US" w:eastAsia="ru-RU"/>
-        </w:rPr>
-        <w:t xml:space="preserve">        main.columnconfigure(0, weight=0, minsize=380)</w:t>
-      </w:r>
-    </w:p>
-    <w:p>
-      <w:pPr>
-        <w:shd w:val="clear" w:color="auto" w:fill="191A1C"/>
-        <w:spacing w:after="0" w:line="240" w:lineRule="auto"/>
-        <w:rPr>
-          <w:rFonts w:ascii="Courier New" w:eastAsia="Courier New" w:hAnsi="Courier New" w:cs="Courier New"/>
-          <w:color w:val="5F826B"/>
-          <w:sz w:val="18"/>
-          <w:lang w:val="en-US" w:eastAsia="ru-RU"/>
-        </w:rPr>
-      </w:pPr>
-      <w:r>
-        <w:rPr>
-          <w:rFonts w:ascii="Courier New" w:eastAsia="Courier New" w:hAnsi="Courier New" w:cs="Courier New"/>
-          <w:color w:val="5F826B"/>
-          <w:sz w:val="18"/>
-          <w:lang w:val="en-US" w:eastAsia="ru-RU"/>
-        </w:rPr>
-        <w:t xml:space="preserve">        main.columnconfigure(1, weight=1)</w:t>
-      </w:r>
-    </w:p>
-    <w:p>
-      <w:pPr>
-        <w:shd w:val="clear" w:color="auto" w:fill="191A1C"/>
-        <w:spacing w:after="0" w:line="240" w:lineRule="auto"/>
-        <w:rPr>
-          <w:rFonts w:ascii="Courier New" w:eastAsia="Courier New" w:hAnsi="Courier New" w:cs="Courier New"/>
-          <w:color w:val="5F826B"/>
-          <w:sz w:val="18"/>
-          <w:lang w:val="en-US" w:eastAsia="ru-RU"/>
-        </w:rPr>
-      </w:pPr>
-      <w:r>
-        <w:rPr>
-          <w:rFonts w:ascii="Courier New" w:eastAsia="Courier New" w:hAnsi="Courier New" w:cs="Courier New"/>
-          <w:color w:val="5F826B"/>
-          <w:sz w:val="18"/>
-          <w:lang w:val="en-US" w:eastAsia="ru-RU"/>
-        </w:rPr>
-        <w:t xml:space="preserve">        main.rowconfigure(0, weight=1)</w:t>
-      </w:r>
-    </w:p>
-    <w:p>
-      <w:pPr>
-        <w:shd w:val="clear" w:color="auto" w:fill="191A1C"/>
-        <w:spacing w:after="0" w:line="240" w:lineRule="auto"/>
-        <w:rPr>
-          <w:rFonts w:ascii="Courier New" w:eastAsia="Courier New" w:hAnsi="Courier New" w:cs="Courier New"/>
-          <w:color w:val="5F826B"/>
-          <w:sz w:val="18"/>
-          <w:lang w:val="en-US" w:eastAsia="ru-RU"/>
-        </w:rPr>
-      </w:pPr>
-    </w:p>
-    <w:p>
-      <w:pPr>
-        <w:shd w:val="clear" w:color="auto" w:fill="191A1C"/>
-        <w:spacing w:after="0" w:line="240" w:lineRule="auto"/>
-        <w:rPr>
-          <w:rFonts w:ascii="Courier New" w:eastAsia="Courier New" w:hAnsi="Courier New" w:cs="Courier New"/>
-          <w:color w:val="5F826B"/>
-          <w:sz w:val="18"/>
-          <w:lang w:val="en-US" w:eastAsia="ru-RU"/>
-        </w:rPr>
-      </w:pPr>
-      <w:r>
-        <w:rPr>
-          <w:rFonts w:ascii="Courier New" w:eastAsia="Courier New" w:hAnsi="Courier New" w:cs="Courier New"/>
-          <w:color w:val="5F826B"/>
-          <w:sz w:val="18"/>
-          <w:lang w:val="en-US" w:eastAsia="ru-RU"/>
-        </w:rPr>
-        <w:t xml:space="preserve">        left = ttk.Frame(main, padding=15)</w:t>
-      </w:r>
-    </w:p>
-    <w:p>
-      <w:pPr>
-        <w:shd w:val="clear" w:color="auto" w:fill="191A1C"/>
-        <w:spacing w:after="0" w:line="240" w:lineRule="auto"/>
-        <w:rPr>
-          <w:rFonts w:ascii="Courier New" w:eastAsia="Courier New" w:hAnsi="Courier New" w:cs="Courier New"/>
-          <w:color w:val="5F826B"/>
-          <w:sz w:val="18"/>
-          <w:lang w:val="en-US" w:eastAsia="ru-RU"/>
-        </w:rPr>
-      </w:pPr>
-      <w:r>
-        <w:rPr>
-          <w:rFonts w:ascii="Courier New" w:eastAsia="Courier New" w:hAnsi="Courier New" w:cs="Courier New"/>
-          <w:color w:val="5F826B"/>
-          <w:sz w:val="18"/>
-          <w:lang w:val="en-US" w:eastAsia="ru-RU"/>
-        </w:rPr>
-        <w:t xml:space="preserve">        left.grid(row=0, column=0, sticky="nsew", padx=(0, 15))</w:t>
-      </w:r>
-    </w:p>
-    <w:p>
-      <w:pPr>
-        <w:shd w:val="clear" w:color="auto" w:fill="191A1C"/>
-        <w:spacing w:after="0" w:line="240" w:lineRule="auto"/>
-        <w:rPr>
-          <w:rFonts w:ascii="Courier New" w:eastAsia="Courier New" w:hAnsi="Courier New" w:cs="Courier New"/>
-          <w:color w:val="5F826B"/>
-          <w:sz w:val="18"/>
-          <w:lang w:val="en-US" w:eastAsia="ru-RU"/>
-        </w:rPr>
-      </w:pPr>
-      <w:r>
-        <w:rPr>
-          <w:rFonts w:ascii="Courier New" w:eastAsia="Courier New" w:hAnsi="Courier New" w:cs="Courier New"/>
-          <w:color w:val="5F826B"/>
-          <w:sz w:val="18"/>
-          <w:lang w:val="en-US" w:eastAsia="ru-RU"/>
-        </w:rPr>
-        <w:t xml:space="preserve">        </w:t>
-      </w:r>
-    </w:p>
-    <w:p>
-      <w:pPr>
-        <w:shd w:val="clear" w:color="auto" w:fill="191A1C"/>
-        <w:spacing w:after="0" w:line="240" w:lineRule="auto"/>
-        <w:rPr>
-          <w:rFonts w:ascii="Courier New" w:eastAsia="Courier New" w:hAnsi="Courier New" w:cs="Courier New"/>
-          <w:color w:val="5F826B"/>
-          <w:sz w:val="18"/>
-          <w:lang w:val="en-US" w:eastAsia="ru-RU"/>
-        </w:rPr>
-      </w:pPr>
-      <w:r>
-        <w:rPr>
-          <w:rFonts w:ascii="Courier New" w:eastAsia="Courier New" w:hAnsi="Courier New" w:cs="Courier New"/>
-          <w:color w:val="5F826B"/>
-          <w:sz w:val="18"/>
-          <w:lang w:val="en-US" w:eastAsia="ru-RU"/>
-        </w:rPr>
-        <w:t xml:space="preserve">        right = ttk.Frame(main, style="Main.TFrame")</w:t>
-      </w:r>
-    </w:p>
-    <w:p>
-      <w:pPr>
-        <w:shd w:val="clear" w:color="auto" w:fill="191A1C"/>
-        <w:spacing w:after="0" w:line="240" w:lineRule="auto"/>
-        <w:rPr>
-          <w:rFonts w:ascii="Courier New" w:eastAsia="Courier New" w:hAnsi="Courier New" w:cs="Courier New"/>
-          <w:color w:val="5F826B"/>
-          <w:sz w:val="18"/>
-          <w:lang w:val="en-US" w:eastAsia="ru-RU"/>
-        </w:rPr>
-      </w:pPr>
-      <w:r>
-        <w:rPr>
-          <w:rFonts w:ascii="Courier New" w:eastAsia="Courier New" w:hAnsi="Courier New" w:cs="Courier New"/>
-          <w:color w:val="5F826B"/>
-          <w:sz w:val="18"/>
-          <w:lang w:val="en-US" w:eastAsia="ru-RU"/>
-        </w:rPr>
-        <w:t xml:space="preserve">        right.grid(row=0, column=1, sticky="nsew")</w:t>
-      </w:r>
-    </w:p>
-    <w:p>
-      <w:pPr>
-        <w:shd w:val="clear" w:color="auto" w:fill="191A1C"/>
-        <w:spacing w:after="0" w:line="240" w:lineRule="auto"/>
-        <w:rPr>
-          <w:rFonts w:ascii="Courier New" w:eastAsia="Courier New" w:hAnsi="Courier New" w:cs="Courier New"/>
-          <w:color w:val="5F826B"/>
-          <w:sz w:val="18"/>
-          <w:lang w:val="en-US" w:eastAsia="ru-RU"/>
-        </w:rPr>
-      </w:pPr>
-      <w:r>
-        <w:rPr>
-          <w:rFonts w:ascii="Courier New" w:eastAsia="Courier New" w:hAnsi="Courier New" w:cs="Courier New"/>
-          <w:color w:val="5F826B"/>
-          <w:sz w:val="18"/>
-          <w:lang w:val="en-US" w:eastAsia="ru-RU"/>
-        </w:rPr>
-        <w:t xml:space="preserve">        right.rowconfigure(0, weight=3)</w:t>
-      </w:r>
-    </w:p>
-    <w:p>
-      <w:pPr>
-        <w:shd w:val="clear" w:color="auto" w:fill="191A1C"/>
-        <w:spacing w:after="0" w:line="240" w:lineRule="auto"/>
-        <w:rPr>
-          <w:rFonts w:ascii="Courier New" w:eastAsia="Courier New" w:hAnsi="Courier New" w:cs="Courier New"/>
-          <w:color w:val="5F826B"/>
-          <w:sz w:val="18"/>
-          <w:lang w:val="en-US" w:eastAsia="ru-RU"/>
-        </w:rPr>
-      </w:pPr>
-      <w:r>
-        <w:rPr>
-          <w:rFonts w:ascii="Courier New" w:eastAsia="Courier New" w:hAnsi="Courier New" w:cs="Courier New"/>
-          <w:color w:val="5F826B"/>
-          <w:sz w:val="18"/>
-          <w:lang w:val="en-US" w:eastAsia="ru-RU"/>
-        </w:rPr>
-        <w:t xml:space="preserve">        right.rowconfigure(1, weight=1)</w:t>
-      </w:r>
-    </w:p>
-    <w:p>
-      <w:pPr>
-        <w:shd w:val="clear" w:color="auto" w:fill="191A1C"/>
-        <w:spacing w:after="0" w:line="240" w:lineRule="auto"/>
-        <w:rPr>
-          <w:rFonts w:ascii="Courier New" w:eastAsia="Courier New" w:hAnsi="Courier New" w:cs="Courier New"/>
-          <w:color w:val="5F826B"/>
-          <w:sz w:val="18"/>
-          <w:lang w:val="en-US" w:eastAsia="ru-RU"/>
-        </w:rPr>
-      </w:pPr>
-    </w:p>
-    <w:p>
-      <w:pPr>
-        <w:shd w:val="clear" w:color="auto" w:fill="191A1C"/>
-        <w:spacing w:after="0" w:line="240" w:lineRule="auto"/>
-        <w:rPr>
-          <w:rFonts w:ascii="Courier New" w:eastAsia="Courier New" w:hAnsi="Courier New" w:cs="Courier New"/>
-          <w:color w:val="5F826B"/>
-          <w:sz w:val="18"/>
-          <w:lang w:val="en-US" w:eastAsia="ru-RU"/>
-        </w:rPr>
-      </w:pPr>
-      <w:r>
-        <w:rPr>
-          <w:rFonts w:ascii="Courier New" w:eastAsia="Courier New" w:hAnsi="Courier New" w:cs="Courier New"/>
-          <w:color w:val="5F826B"/>
-          <w:sz w:val="18"/>
-          <w:lang w:val="en-US" w:eastAsia="ru-RU"/>
-        </w:rPr>
-        <w:t xml:space="preserve">        self._build_controls(left)</w:t>
-      </w:r>
-    </w:p>
-    <w:p>
-      <w:pPr>
-        <w:shd w:val="clear" w:color="auto" w:fill="191A1C"/>
-        <w:spacing w:after="0" w:line="240" w:lineRule="auto"/>
-        <w:rPr>
-          <w:rFonts w:ascii="Courier New" w:eastAsia="Courier New" w:hAnsi="Courier New" w:cs="Courier New"/>
-          <w:color w:val="5F826B"/>
-          <w:sz w:val="18"/>
-          <w:lang w:val="en-US" w:eastAsia="ru-RU"/>
-        </w:rPr>
-      </w:pPr>
-      <w:r>
-        <w:rPr>
-          <w:rFonts w:ascii="Courier New" w:eastAsia="Courier New" w:hAnsi="Courier New" w:cs="Courier New"/>
-          <w:color w:val="5F826B"/>
-          <w:sz w:val="18"/>
-          <w:lang w:val="en-US" w:eastAsia="ru-RU"/>
-        </w:rPr>
-        <w:t xml:space="preserve">        self._build_graph_area(right)</w:t>
-      </w:r>
-    </w:p>
-    <w:p>
-      <w:pPr>
-        <w:shd w:val="clear" w:color="auto" w:fill="191A1C"/>
-        <w:spacing w:after="0" w:line="240" w:lineRule="auto"/>
-        <w:rPr>
-          <w:rFonts w:ascii="Courier New" w:eastAsia="Courier New" w:hAnsi="Courier New" w:cs="Courier New"/>
-          <w:color w:val="5F826B"/>
-          <w:sz w:val="18"/>
-          <w:lang w:val="en-US" w:eastAsia="ru-RU"/>
-        </w:rPr>
-      </w:pPr>
-      <w:r>
-        <w:rPr>
-          <w:rFonts w:ascii="Courier New" w:eastAsia="Courier New" w:hAnsi="Courier New" w:cs="Courier New"/>
-          <w:color w:val="5F826B"/>
-          <w:sz w:val="18"/>
-          <w:lang w:val="en-US" w:eastAsia="ru-RU"/>
-        </w:rPr>
-        <w:t xml:space="preserve">        self._build_table_area(right)</w:t>
-      </w:r>
-    </w:p>
-    <w:p>
-      <w:pPr>
-        <w:shd w:val="clear" w:color="auto" w:fill="191A1C"/>
-        <w:spacing w:after="0" w:line="240" w:lineRule="auto"/>
-        <w:rPr>
-          <w:rFonts w:ascii="Courier New" w:eastAsia="Courier New" w:hAnsi="Courier New" w:cs="Courier New"/>
-          <w:color w:val="5F826B"/>
-          <w:sz w:val="18"/>
-          <w:lang w:val="en-US" w:eastAsia="ru-RU"/>
-        </w:rPr>
-      </w:pPr>
-    </w:p>
-    <w:p>
-      <w:pPr>
-        <w:shd w:val="clear" w:color="auto" w:fill="191A1C"/>
-        <w:spacing w:after="0" w:line="240" w:lineRule="auto"/>
-        <w:rPr>
-          <w:rFonts w:ascii="Courier New" w:eastAsia="Courier New" w:hAnsi="Courier New" w:cs="Courier New"/>
-          <w:color w:val="5F826B"/>
-          <w:sz w:val="18"/>
-          <w:lang w:val="en-US" w:eastAsia="ru-RU"/>
-        </w:rPr>
-      </w:pPr>
-      <w:r>
-        <w:rPr>
-          <w:rFonts w:ascii="Courier New" w:eastAsia="Courier New" w:hAnsi="Courier New" w:cs="Courier New"/>
-          <w:color w:val="5F826B"/>
-          <w:sz w:val="18"/>
-          <w:lang w:val="en-US" w:eastAsia="ru-RU"/>
-        </w:rPr>
-        <w:t xml:space="preserve">    def _build_controls(self, parent):</w:t>
-      </w:r>
-    </w:p>
-    <w:p>
-      <w:pPr>
-        <w:shd w:val="clear" w:color="auto" w:fill="191A1C"/>
-        <w:spacing w:after="0" w:line="240" w:lineRule="auto"/>
-        <w:rPr>
-          <w:rFonts w:ascii="Courier New" w:eastAsia="Courier New" w:hAnsi="Courier New" w:cs="Courier New"/>
-          <w:color w:val="5F826B"/>
-          <w:sz w:val="18"/>
-          <w:lang w:val="en-US" w:eastAsia="ru-RU"/>
-        </w:rPr>
-      </w:pPr>
-      <w:r>
-        <w:rPr>
-          <w:rFonts w:ascii="Courier New" w:eastAsia="Courier New" w:hAnsi="Courier New" w:cs="Courier New"/>
-          <w:color w:val="5F826B"/>
-          <w:sz w:val="18"/>
-          <w:lang w:val="en-US" w:eastAsia="ru-RU"/>
-        </w:rPr>
-        <w:t xml:space="preserve">        ttk.Label(parent, text="</w:t>
-      </w:r>
-      <w:r>
-        <w:rPr>
-          <w:rFonts w:ascii="Courier New" w:eastAsia="Courier New" w:hAnsi="Courier New" w:cs="Courier New"/>
-          <w:color w:val="5F826B"/>
-          <w:sz w:val="18"/>
-          <w:lang w:eastAsia="ru-RU"/>
-        </w:rPr>
-        <w:t>Планировщик</w:t>
-      </w:r>
-      <w:r>
-        <w:rPr>
-          <w:rFonts w:ascii="Courier New" w:eastAsia="Courier New" w:hAnsi="Courier New" w:cs="Courier New"/>
-          <w:color w:val="5F826B"/>
-          <w:sz w:val="18"/>
-          <w:lang w:val="en-US" w:eastAsia="ru-RU"/>
-        </w:rPr>
-        <w:t xml:space="preserve"> ASAP / ALAP", style="Title.TLabel").pack(anchor="w")</w:t>
-      </w:r>
-    </w:p>
-    <w:p>
-      <w:pPr>
-        <w:shd w:val="clear" w:color="auto" w:fill="191A1C"/>
-        <w:spacing w:after="0" w:line="240" w:lineRule="auto"/>
-        <w:rPr>
-          <w:rFonts w:ascii="Courier New" w:eastAsia="Courier New" w:hAnsi="Courier New" w:cs="Courier New"/>
-          <w:color w:val="5F826B"/>
-          <w:sz w:val="18"/>
-          <w:lang w:val="en-US" w:eastAsia="ru-RU"/>
-        </w:rPr>
-      </w:pPr>
-      <w:r>
-        <w:rPr>
-          <w:rFonts w:ascii="Courier New" w:eastAsia="Courier New" w:hAnsi="Courier New" w:cs="Courier New"/>
-          <w:color w:val="5F826B"/>
-          <w:sz w:val="18"/>
-          <w:lang w:val="en-US" w:eastAsia="ru-RU"/>
-        </w:rPr>
-        <w:t xml:space="preserve">        ttk.Label(parent, text="</w:t>
-      </w:r>
-      <w:r>
-        <w:rPr>
-          <w:rFonts w:ascii="Courier New" w:eastAsia="Courier New" w:hAnsi="Courier New" w:cs="Courier New"/>
-          <w:color w:val="5F826B"/>
-          <w:sz w:val="18"/>
-          <w:lang w:eastAsia="ru-RU"/>
-        </w:rPr>
-        <w:t>Синхронное</w:t>
-      </w:r>
-      <w:r>
-        <w:rPr>
-          <w:rFonts w:ascii="Courier New" w:eastAsia="Courier New" w:hAnsi="Courier New" w:cs="Courier New"/>
-          <w:color w:val="5F826B"/>
-          <w:sz w:val="18"/>
-          <w:lang w:val="en-US" w:eastAsia="ru-RU"/>
-        </w:rPr>
-        <w:t xml:space="preserve"> </w:t>
-      </w:r>
-      <w:r>
-        <w:rPr>
-          <w:rFonts w:ascii="Courier New" w:eastAsia="Courier New" w:hAnsi="Courier New" w:cs="Courier New"/>
-          <w:color w:val="5F826B"/>
-          <w:sz w:val="18"/>
-          <w:lang w:eastAsia="ru-RU"/>
-        </w:rPr>
-        <w:t>планирование</w:t>
-      </w:r>
-      <w:r>
-        <w:rPr>
-          <w:rFonts w:ascii="Courier New" w:eastAsia="Courier New" w:hAnsi="Courier New" w:cs="Courier New"/>
-          <w:color w:val="5F826B"/>
-          <w:sz w:val="18"/>
-          <w:lang w:val="en-US" w:eastAsia="ru-RU"/>
-        </w:rPr>
-        <w:t xml:space="preserve"> </w:t>
-      </w:r>
-      <w:r>
-        <w:rPr>
-          <w:rFonts w:ascii="Courier New" w:eastAsia="Courier New" w:hAnsi="Courier New" w:cs="Courier New"/>
-          <w:color w:val="5F826B"/>
-          <w:sz w:val="18"/>
-          <w:lang w:eastAsia="ru-RU"/>
-        </w:rPr>
-        <w:t>процессов</w:t>
-      </w:r>
-      <w:r>
-        <w:rPr>
-          <w:rFonts w:ascii="Courier New" w:eastAsia="Courier New" w:hAnsi="Courier New" w:cs="Courier New"/>
-          <w:color w:val="5F826B"/>
-          <w:sz w:val="18"/>
-          <w:lang w:val="en-US" w:eastAsia="ru-RU"/>
-        </w:rPr>
-        <w:t>", style="Sub.TLabel").pack(anchor="w", pady=(0, 10))</w:t>
-      </w:r>
-    </w:p>
-    <w:p>
-      <w:pPr>
-        <w:shd w:val="clear" w:color="auto" w:fill="191A1C"/>
-        <w:spacing w:after="0" w:line="240" w:lineRule="auto"/>
-        <w:rPr>
-          <w:rFonts w:ascii="Courier New" w:eastAsia="Courier New" w:hAnsi="Courier New" w:cs="Courier New"/>
-          <w:color w:val="5F826B"/>
-          <w:sz w:val="18"/>
-          <w:lang w:val="en-US" w:eastAsia="ru-RU"/>
-        </w:rPr>
-      </w:pPr>
-    </w:p>
-    <w:p>
-      <w:pPr>
-        <w:shd w:val="clear" w:color="auto" w:fill="191A1C"/>
-        <w:spacing w:after="0" w:line="240" w:lineRule="auto"/>
-        <w:rPr>
-          <w:rFonts w:ascii="Courier New" w:eastAsia="Courier New" w:hAnsi="Courier New" w:cs="Courier New"/>
-          <w:color w:val="5F826B"/>
-          <w:sz w:val="18"/>
-          <w:lang w:val="en-US" w:eastAsia="ru-RU"/>
-        </w:rPr>
-      </w:pPr>
-      <w:r>
-        <w:rPr>
-          <w:rFonts w:ascii="Courier New" w:eastAsia="Courier New" w:hAnsi="Courier New" w:cs="Courier New"/>
-          <w:color w:val="5F826B"/>
-          <w:sz w:val="18"/>
-          <w:lang w:val="en-US" w:eastAsia="ru-RU"/>
-        </w:rPr>
-        <w:t xml:space="preserve">        mode_frame = ttk.LabelFrame(parent, text=" </w:t>
-      </w:r>
-      <w:r>
-        <w:rPr>
-          <w:rFonts w:ascii="Courier New" w:eastAsia="Courier New" w:hAnsi="Courier New" w:cs="Courier New"/>
-          <w:color w:val="5F826B"/>
-          <w:sz w:val="18"/>
-          <w:lang w:eastAsia="ru-RU"/>
-        </w:rPr>
-        <w:t>Режим</w:t>
-      </w:r>
-      <w:r>
-        <w:rPr>
-          <w:rFonts w:ascii="Courier New" w:eastAsia="Courier New" w:hAnsi="Courier New" w:cs="Courier New"/>
-          <w:color w:val="5F826B"/>
-          <w:sz w:val="18"/>
-          <w:lang w:val="en-US" w:eastAsia="ru-RU"/>
-        </w:rPr>
-        <w:t xml:space="preserve"> </w:t>
-      </w:r>
-      <w:r>
-        <w:rPr>
-          <w:rFonts w:ascii="Courier New" w:eastAsia="Courier New" w:hAnsi="Courier New" w:cs="Courier New"/>
-          <w:color w:val="5F826B"/>
-          <w:sz w:val="18"/>
-          <w:lang w:eastAsia="ru-RU"/>
-        </w:rPr>
-        <w:t>отображения</w:t>
-      </w:r>
-      <w:r>
-        <w:rPr>
-          <w:rFonts w:ascii="Courier New" w:eastAsia="Courier New" w:hAnsi="Courier New" w:cs="Courier New"/>
-          <w:color w:val="5F826B"/>
-          <w:sz w:val="18"/>
-          <w:lang w:val="en-US" w:eastAsia="ru-RU"/>
-        </w:rPr>
-        <w:t xml:space="preserve"> ", padding=8)</w:t>
-      </w:r>
-    </w:p>
-    <w:p>
-      <w:pPr>
-        <w:shd w:val="clear" w:color="auto" w:fill="191A1C"/>
-        <w:spacing w:after="0" w:line="240" w:lineRule="auto"/>
-        <w:rPr>
-          <w:rFonts w:ascii="Courier New" w:eastAsia="Courier New" w:hAnsi="Courier New" w:cs="Courier New"/>
-          <w:color w:val="5F826B"/>
-          <w:sz w:val="18"/>
-          <w:lang w:val="en-US" w:eastAsia="ru-RU"/>
-        </w:rPr>
-      </w:pPr>
-      <w:r>
-        <w:rPr>
-          <w:rFonts w:ascii="Courier New" w:eastAsia="Courier New" w:hAnsi="Courier New" w:cs="Courier New"/>
-          <w:color w:val="5F826B"/>
-          <w:sz w:val="18"/>
-          <w:lang w:val="en-US" w:eastAsia="ru-RU"/>
-        </w:rPr>
-        <w:t xml:space="preserve">        mode_frame.pack(fill="x", pady=(0, 10))</w:t>
-      </w:r>
-    </w:p>
-    <w:p>
-      <w:pPr>
-        <w:shd w:val="clear" w:color="auto" w:fill="191A1C"/>
-        <w:spacing w:after="0" w:line="240" w:lineRule="auto"/>
-        <w:rPr>
-          <w:rFonts w:ascii="Courier New" w:eastAsia="Courier New" w:hAnsi="Courier New" w:cs="Courier New"/>
-          <w:color w:val="5F826B"/>
-          <w:sz w:val="18"/>
-          <w:lang w:val="en-US" w:eastAsia="ru-RU"/>
-        </w:rPr>
-      </w:pPr>
-      <w:r>
-        <w:rPr>
-          <w:rFonts w:ascii="Courier New" w:eastAsia="Courier New" w:hAnsi="Courier New" w:cs="Courier New"/>
-          <w:color w:val="5F826B"/>
-          <w:sz w:val="18"/>
-          <w:lang w:val="en-US" w:eastAsia="ru-RU"/>
-        </w:rPr>
-        <w:t xml:space="preserve">        ttk.Radiobutton(mode_frame, text="ASAP (</w:t>
-      </w:r>
-      <w:r>
-        <w:rPr>
-          <w:rFonts w:ascii="Courier New" w:eastAsia="Courier New" w:hAnsi="Courier New" w:cs="Courier New"/>
-          <w:color w:val="5F826B"/>
-          <w:sz w:val="18"/>
-          <w:lang w:eastAsia="ru-RU"/>
-        </w:rPr>
-        <w:t>Как</w:t>
-      </w:r>
-      <w:r>
-        <w:rPr>
-          <w:rFonts w:ascii="Courier New" w:eastAsia="Courier New" w:hAnsi="Courier New" w:cs="Courier New"/>
-          <w:color w:val="5F826B"/>
-          <w:sz w:val="18"/>
-          <w:lang w:val="en-US" w:eastAsia="ru-RU"/>
-        </w:rPr>
-        <w:t xml:space="preserve"> </w:t>
-      </w:r>
-      <w:r>
-        <w:rPr>
-          <w:rFonts w:ascii="Courier New" w:eastAsia="Courier New" w:hAnsi="Courier New" w:cs="Courier New"/>
-          <w:color w:val="5F826B"/>
-          <w:sz w:val="18"/>
-          <w:lang w:eastAsia="ru-RU"/>
-        </w:rPr>
-        <w:t>можно</w:t>
-      </w:r>
-      <w:r>
-        <w:rPr>
-          <w:rFonts w:ascii="Courier New" w:eastAsia="Courier New" w:hAnsi="Courier New" w:cs="Courier New"/>
-          <w:color w:val="5F826B"/>
-          <w:sz w:val="18"/>
-          <w:lang w:val="en-US" w:eastAsia="ru-RU"/>
-        </w:rPr>
-        <w:t xml:space="preserve"> </w:t>
-      </w:r>
-      <w:r>
-        <w:rPr>
-          <w:rFonts w:ascii="Courier New" w:eastAsia="Courier New" w:hAnsi="Courier New" w:cs="Courier New"/>
-          <w:color w:val="5F826B"/>
-          <w:sz w:val="18"/>
-          <w:lang w:eastAsia="ru-RU"/>
-        </w:rPr>
-        <w:t>раньше</w:t>
-      </w:r>
-      <w:r>
-        <w:rPr>
-          <w:rFonts w:ascii="Courier New" w:eastAsia="Courier New" w:hAnsi="Courier New" w:cs="Courier New"/>
-          <w:color w:val="5F826B"/>
-          <w:sz w:val="18"/>
-          <w:lang w:val="en-US" w:eastAsia="ru-RU"/>
-        </w:rPr>
-        <w:t xml:space="preserve">)", value="ASAP", </w:t>
-      </w:r>
-    </w:p>
-    <w:p>
-      <w:pPr>
-        <w:shd w:val="clear" w:color="auto" w:fill="191A1C"/>
-        <w:spacing w:after="0" w:line="240" w:lineRule="auto"/>
-        <w:rPr>
-          <w:rFonts w:ascii="Courier New" w:eastAsia="Courier New" w:hAnsi="Courier New" w:cs="Courier New"/>
-          <w:color w:val="5F826B"/>
-          <w:sz w:val="18"/>
-          <w:lang w:val="en-US" w:eastAsia="ru-RU"/>
-        </w:rPr>
-      </w:pPr>
-      <w:r>
-        <w:rPr>
-          <w:rFonts w:ascii="Courier New" w:eastAsia="Courier New" w:hAnsi="Courier New" w:cs="Courier New"/>
-          <w:color w:val="5F826B"/>
-          <w:sz w:val="18"/>
-          <w:lang w:val="en-US" w:eastAsia="ru-RU"/>
-        </w:rPr>
-        <w:t xml:space="preserve">                        variable=self.schedule_mode, command=self.update_graph).pack(anchor="w", pady=2)</w:t>
-      </w:r>
-    </w:p>
-    <w:p>
-      <w:pPr>
-        <w:shd w:val="clear" w:color="auto" w:fill="191A1C"/>
-        <w:spacing w:after="0" w:line="240" w:lineRule="auto"/>
-        <w:rPr>
-          <w:rFonts w:ascii="Courier New" w:eastAsia="Courier New" w:hAnsi="Courier New" w:cs="Courier New"/>
-          <w:color w:val="5F826B"/>
-          <w:sz w:val="18"/>
-          <w:lang w:val="en-US" w:eastAsia="ru-RU"/>
-        </w:rPr>
-      </w:pPr>
-      <w:r>
-        <w:rPr>
-          <w:rFonts w:ascii="Courier New" w:eastAsia="Courier New" w:hAnsi="Courier New" w:cs="Courier New"/>
-          <w:color w:val="5F826B"/>
-          <w:sz w:val="18"/>
-          <w:lang w:val="en-US" w:eastAsia="ru-RU"/>
-        </w:rPr>
-        <w:t xml:space="preserve">        ttk.Radiobutton(mode_frame, text="ALAP (</w:t>
-      </w:r>
-      <w:r>
-        <w:rPr>
-          <w:rFonts w:ascii="Courier New" w:eastAsia="Courier New" w:hAnsi="Courier New" w:cs="Courier New"/>
-          <w:color w:val="5F826B"/>
-          <w:sz w:val="18"/>
-          <w:lang w:eastAsia="ru-RU"/>
-        </w:rPr>
-        <w:t>Как</w:t>
-      </w:r>
-      <w:r>
-        <w:rPr>
-          <w:rFonts w:ascii="Courier New" w:eastAsia="Courier New" w:hAnsi="Courier New" w:cs="Courier New"/>
-          <w:color w:val="5F826B"/>
-          <w:sz w:val="18"/>
-          <w:lang w:val="en-US" w:eastAsia="ru-RU"/>
-        </w:rPr>
-        <w:t xml:space="preserve"> </w:t>
-      </w:r>
-      <w:r>
-        <w:rPr>
-          <w:rFonts w:ascii="Courier New" w:eastAsia="Courier New" w:hAnsi="Courier New" w:cs="Courier New"/>
-          <w:color w:val="5F826B"/>
-          <w:sz w:val="18"/>
-          <w:lang w:eastAsia="ru-RU"/>
-        </w:rPr>
-        <w:t>можно</w:t>
-      </w:r>
-      <w:r>
-        <w:rPr>
-          <w:rFonts w:ascii="Courier New" w:eastAsia="Courier New" w:hAnsi="Courier New" w:cs="Courier New"/>
-          <w:color w:val="5F826B"/>
-          <w:sz w:val="18"/>
-          <w:lang w:val="en-US" w:eastAsia="ru-RU"/>
-        </w:rPr>
-        <w:t xml:space="preserve"> </w:t>
-      </w:r>
-      <w:r>
-        <w:rPr>
-          <w:rFonts w:ascii="Courier New" w:eastAsia="Courier New" w:hAnsi="Courier New" w:cs="Courier New"/>
-          <w:color w:val="5F826B"/>
-          <w:sz w:val="18"/>
-          <w:lang w:eastAsia="ru-RU"/>
-        </w:rPr>
-        <w:t>позже</w:t>
-      </w:r>
-      <w:r>
-        <w:rPr>
-          <w:rFonts w:ascii="Courier New" w:eastAsia="Courier New" w:hAnsi="Courier New" w:cs="Courier New"/>
-          <w:color w:val="5F826B"/>
-          <w:sz w:val="18"/>
-          <w:lang w:val="en-US" w:eastAsia="ru-RU"/>
-        </w:rPr>
-        <w:t xml:space="preserve">)", value="ALAP", </w:t>
-      </w:r>
-    </w:p>
-    <w:p>
-      <w:pPr>
-        <w:shd w:val="clear" w:color="auto" w:fill="191A1C"/>
-        <w:spacing w:after="0" w:line="240" w:lineRule="auto"/>
-        <w:rPr>
-          <w:rFonts w:ascii="Courier New" w:eastAsia="Courier New" w:hAnsi="Courier New" w:cs="Courier New"/>
-          <w:color w:val="5F826B"/>
-          <w:sz w:val="18"/>
-          <w:lang w:val="en-US" w:eastAsia="ru-RU"/>
-        </w:rPr>
-      </w:pPr>
-      <w:r>
-        <w:rPr>
-          <w:rFonts w:ascii="Courier New" w:eastAsia="Courier New" w:hAnsi="Courier New" w:cs="Courier New"/>
-          <w:color w:val="5F826B"/>
-          <w:sz w:val="18"/>
-          <w:lang w:val="en-US" w:eastAsia="ru-RU"/>
-        </w:rPr>
-        <w:t xml:space="preserve">                        variable=self.schedule_mode, command=self.update_graph).pack(anchor="w", pady=2)</w:t>
-      </w:r>
-    </w:p>
-    <w:p>
-      <w:pPr>
-        <w:shd w:val="clear" w:color="auto" w:fill="191A1C"/>
-        <w:spacing w:after="0" w:line="240" w:lineRule="auto"/>
-        <w:rPr>
-          <w:rFonts w:ascii="Courier New" w:eastAsia="Courier New" w:hAnsi="Courier New" w:cs="Courier New"/>
-          <w:color w:val="5F826B"/>
-          <w:sz w:val="18"/>
-          <w:lang w:val="en-US" w:eastAsia="ru-RU"/>
-        </w:rPr>
-      </w:pPr>
-    </w:p>
-    <w:p>
-      <w:pPr>
-        <w:shd w:val="clear" w:color="auto" w:fill="191A1C"/>
-        <w:spacing w:after="0" w:line="240" w:lineRule="auto"/>
-        <w:rPr>
-          <w:rFonts w:ascii="Courier New" w:eastAsia="Courier New" w:hAnsi="Courier New" w:cs="Courier New"/>
-          <w:color w:val="5F826B"/>
-          <w:sz w:val="18"/>
-          <w:lang w:val="en-US" w:eastAsia="ru-RU"/>
-        </w:rPr>
-      </w:pPr>
-      <w:r>
-        <w:rPr>
-          <w:rFonts w:ascii="Courier New" w:eastAsia="Courier New" w:hAnsi="Courier New" w:cs="Courier New"/>
-          <w:color w:val="5F826B"/>
-          <w:sz w:val="18"/>
-          <w:lang w:val="en-US" w:eastAsia="ru-RU"/>
-        </w:rPr>
-        <w:t xml:space="preserve">        input_frame = ttk.LabelFrame(parent, text=" </w:t>
-      </w:r>
-      <w:r>
-        <w:rPr>
-          <w:rFonts w:ascii="Courier New" w:eastAsia="Courier New" w:hAnsi="Courier New" w:cs="Courier New"/>
-          <w:color w:val="5F826B"/>
-          <w:sz w:val="18"/>
-          <w:lang w:eastAsia="ru-RU"/>
-        </w:rPr>
-        <w:t>Входные</w:t>
-      </w:r>
-      <w:r>
-        <w:rPr>
-          <w:rFonts w:ascii="Courier New" w:eastAsia="Courier New" w:hAnsi="Courier New" w:cs="Courier New"/>
-          <w:color w:val="5F826B"/>
-          <w:sz w:val="18"/>
-          <w:lang w:val="en-US" w:eastAsia="ru-RU"/>
-        </w:rPr>
-        <w:t xml:space="preserve"> </w:t>
-      </w:r>
-      <w:r>
-        <w:rPr>
-          <w:rFonts w:ascii="Courier New" w:eastAsia="Courier New" w:hAnsi="Courier New" w:cs="Courier New"/>
-          <w:color w:val="5F826B"/>
-          <w:sz w:val="18"/>
-          <w:lang w:eastAsia="ru-RU"/>
-        </w:rPr>
-        <w:t>данные</w:t>
-      </w:r>
-      <w:r>
-        <w:rPr>
-          <w:rFonts w:ascii="Courier New" w:eastAsia="Courier New" w:hAnsi="Courier New" w:cs="Courier New"/>
-          <w:color w:val="5F826B"/>
-          <w:sz w:val="18"/>
-          <w:lang w:val="en-US" w:eastAsia="ru-RU"/>
-        </w:rPr>
-        <w:t xml:space="preserve"> (</w:t>
-      </w:r>
-      <w:r>
-        <w:rPr>
-          <w:rFonts w:ascii="Courier New" w:eastAsia="Courier New" w:hAnsi="Courier New" w:cs="Courier New"/>
-          <w:color w:val="5F826B"/>
-          <w:sz w:val="18"/>
-          <w:lang w:eastAsia="ru-RU"/>
-        </w:rPr>
-        <w:t>Граф</w:t>
-      </w:r>
-      <w:r>
-        <w:rPr>
-          <w:rFonts w:ascii="Courier New" w:eastAsia="Courier New" w:hAnsi="Courier New" w:cs="Courier New"/>
-          <w:color w:val="5F826B"/>
-          <w:sz w:val="18"/>
-          <w:lang w:val="en-US" w:eastAsia="ru-RU"/>
-        </w:rPr>
-        <w:t>) ", padding=10)</w:t>
-      </w:r>
-    </w:p>
-    <w:p>
-      <w:pPr>
-        <w:shd w:val="clear" w:color="auto" w:fill="191A1C"/>
-        <w:spacing w:after="0" w:line="240" w:lineRule="auto"/>
-        <w:rPr>
-          <w:rFonts w:ascii="Courier New" w:eastAsia="Courier New" w:hAnsi="Courier New" w:cs="Courier New"/>
-          <w:color w:val="5F826B"/>
-          <w:sz w:val="18"/>
-          <w:lang w:val="en-US" w:eastAsia="ru-RU"/>
-        </w:rPr>
-      </w:pPr>
-      <w:r>
-        <w:rPr>
-          <w:rFonts w:ascii="Courier New" w:eastAsia="Courier New" w:hAnsi="Courier New" w:cs="Courier New"/>
-          <w:color w:val="5F826B"/>
-          <w:sz w:val="18"/>
-          <w:lang w:val="en-US" w:eastAsia="ru-RU"/>
-        </w:rPr>
-        <w:t xml:space="preserve">        input_frame.pack(fill="x", pady=5)</w:t>
       </w:r>
     </w:p>
     <w:p>
@@ -4946,6 +3904,1041 @@
           <w:sz w:val="18"/>
           <w:lang w:val="en-US" w:eastAsia="ru-RU"/>
         </w:rPr>
+        <w:t xml:space="preserve">        s.configure("Treeview", background=BG_PANEL, foreground=FG_MAIN, fieldbackground=BG_PANEL, rowheight=28, font=("Segoe UI", 10))</w:t>
+      </w:r>
+    </w:p>
+    <w:p>
+      <w:pPr>
+        <w:shd w:val="clear" w:color="auto" w:fill="191A1C"/>
+        <w:spacing w:after="0" w:line="240" w:lineRule="auto"/>
+        <w:rPr>
+          <w:rFonts w:ascii="Courier New" w:eastAsia="Courier New" w:hAnsi="Courier New" w:cs="Courier New"/>
+          <w:color w:val="5F826B"/>
+          <w:sz w:val="18"/>
+          <w:lang w:val="en-US" w:eastAsia="ru-RU"/>
+        </w:rPr>
+      </w:pPr>
+      <w:r>
+        <w:rPr>
+          <w:rFonts w:ascii="Courier New" w:eastAsia="Courier New" w:hAnsi="Courier New" w:cs="Courier New"/>
+          <w:color w:val="5F826B"/>
+          <w:sz w:val="18"/>
+          <w:lang w:val="en-US" w:eastAsia="ru-RU"/>
+        </w:rPr>
+        <w:t xml:space="preserve">        s.configure("Treeview.Heading", font=("Segoe UI", 10, "bold"), background=BG_MAIN, foreground=FG_MAIN, padding=4)</w:t>
+      </w:r>
+    </w:p>
+    <w:p>
+      <w:pPr>
+        <w:shd w:val="clear" w:color="auto" w:fill="191A1C"/>
+        <w:spacing w:after="0" w:line="240" w:lineRule="auto"/>
+        <w:rPr>
+          <w:rFonts w:ascii="Courier New" w:eastAsia="Courier New" w:hAnsi="Courier New" w:cs="Courier New"/>
+          <w:color w:val="5F826B"/>
+          <w:sz w:val="18"/>
+          <w:lang w:val="en-US" w:eastAsia="ru-RU"/>
+        </w:rPr>
+      </w:pPr>
+      <w:r>
+        <w:rPr>
+          <w:rFonts w:ascii="Courier New" w:eastAsia="Courier New" w:hAnsi="Courier New" w:cs="Courier New"/>
+          <w:color w:val="5F826B"/>
+          <w:sz w:val="18"/>
+          <w:lang w:val="en-US" w:eastAsia="ru-RU"/>
+        </w:rPr>
+        <w:t xml:space="preserve">        </w:t>
+      </w:r>
+    </w:p>
+    <w:p>
+      <w:pPr>
+        <w:shd w:val="clear" w:color="auto" w:fill="191A1C"/>
+        <w:spacing w:after="0" w:line="240" w:lineRule="auto"/>
+        <w:rPr>
+          <w:rFonts w:ascii="Courier New" w:eastAsia="Courier New" w:hAnsi="Courier New" w:cs="Courier New"/>
+          <w:color w:val="5F826B"/>
+          <w:sz w:val="18"/>
+          <w:lang w:val="en-US" w:eastAsia="ru-RU"/>
+        </w:rPr>
+      </w:pPr>
+      <w:r>
+        <w:rPr>
+          <w:rFonts w:ascii="Courier New" w:eastAsia="Courier New" w:hAnsi="Courier New" w:cs="Courier New"/>
+          <w:color w:val="5F826B"/>
+          <w:sz w:val="18"/>
+          <w:lang w:val="en-US" w:eastAsia="ru-RU"/>
+        </w:rPr>
+        <w:t xml:space="preserve">        s.configure("TLabelframe", background=BG_PANEL, foreground=FG_MAIN, bordercolor=BORDER)</w:t>
+      </w:r>
+    </w:p>
+    <w:p>
+      <w:pPr>
+        <w:shd w:val="clear" w:color="auto" w:fill="191A1C"/>
+        <w:spacing w:after="0" w:line="240" w:lineRule="auto"/>
+        <w:rPr>
+          <w:rFonts w:ascii="Courier New" w:eastAsia="Courier New" w:hAnsi="Courier New" w:cs="Courier New"/>
+          <w:color w:val="5F826B"/>
+          <w:sz w:val="18"/>
+          <w:lang w:val="en-US" w:eastAsia="ru-RU"/>
+        </w:rPr>
+      </w:pPr>
+      <w:r>
+        <w:rPr>
+          <w:rFonts w:ascii="Courier New" w:eastAsia="Courier New" w:hAnsi="Courier New" w:cs="Courier New"/>
+          <w:color w:val="5F826B"/>
+          <w:sz w:val="18"/>
+          <w:lang w:val="en-US" w:eastAsia="ru-RU"/>
+        </w:rPr>
+        <w:t xml:space="preserve">        s.configure("TLabelframe.Label", background=BG_PANEL, foreground=FG_MAIN, font=("Segoe UI", 10, "bold"))</w:t>
+      </w:r>
+    </w:p>
+    <w:p>
+      <w:pPr>
+        <w:shd w:val="clear" w:color="auto" w:fill="191A1C"/>
+        <w:spacing w:after="0" w:line="240" w:lineRule="auto"/>
+        <w:rPr>
+          <w:rFonts w:ascii="Courier New" w:eastAsia="Courier New" w:hAnsi="Courier New" w:cs="Courier New"/>
+          <w:color w:val="5F826B"/>
+          <w:sz w:val="18"/>
+          <w:lang w:val="en-US" w:eastAsia="ru-RU"/>
+        </w:rPr>
+      </w:pPr>
+    </w:p>
+    <w:p>
+      <w:pPr>
+        <w:shd w:val="clear" w:color="auto" w:fill="191A1C"/>
+        <w:spacing w:after="0" w:line="240" w:lineRule="auto"/>
+        <w:rPr>
+          <w:rFonts w:ascii="Courier New" w:eastAsia="Courier New" w:hAnsi="Courier New" w:cs="Courier New"/>
+          <w:color w:val="5F826B"/>
+          <w:sz w:val="18"/>
+          <w:lang w:val="en-US" w:eastAsia="ru-RU"/>
+        </w:rPr>
+      </w:pPr>
+      <w:r>
+        <w:rPr>
+          <w:rFonts w:ascii="Courier New" w:eastAsia="Courier New" w:hAnsi="Courier New" w:cs="Courier New"/>
+          <w:color w:val="5F826B"/>
+          <w:sz w:val="18"/>
+          <w:lang w:val="en-US" w:eastAsia="ru-RU"/>
+        </w:rPr>
+        <w:t xml:space="preserve">    def _build_ui(self):</w:t>
+      </w:r>
+    </w:p>
+    <w:p>
+      <w:pPr>
+        <w:shd w:val="clear" w:color="auto" w:fill="191A1C"/>
+        <w:spacing w:after="0" w:line="240" w:lineRule="auto"/>
+        <w:rPr>
+          <w:rFonts w:ascii="Courier New" w:eastAsia="Courier New" w:hAnsi="Courier New" w:cs="Courier New"/>
+          <w:color w:val="5F826B"/>
+          <w:sz w:val="18"/>
+          <w:lang w:val="en-US" w:eastAsia="ru-RU"/>
+        </w:rPr>
+      </w:pPr>
+      <w:r>
+        <w:rPr>
+          <w:rFonts w:ascii="Courier New" w:eastAsia="Courier New" w:hAnsi="Courier New" w:cs="Courier New"/>
+          <w:color w:val="5F826B"/>
+          <w:sz w:val="18"/>
+          <w:lang w:val="en-US" w:eastAsia="ru-RU"/>
+        </w:rPr>
+        <w:t xml:space="preserve">        main = ttk.Frame(self.root, padding=15, style="Main.TFrame")</w:t>
+      </w:r>
+    </w:p>
+    <w:p>
+      <w:pPr>
+        <w:shd w:val="clear" w:color="auto" w:fill="191A1C"/>
+        <w:spacing w:after="0" w:line="240" w:lineRule="auto"/>
+        <w:rPr>
+          <w:rFonts w:ascii="Courier New" w:eastAsia="Courier New" w:hAnsi="Courier New" w:cs="Courier New"/>
+          <w:color w:val="5F826B"/>
+          <w:sz w:val="18"/>
+          <w:lang w:val="en-US" w:eastAsia="ru-RU"/>
+        </w:rPr>
+      </w:pPr>
+      <w:r>
+        <w:rPr>
+          <w:rFonts w:ascii="Courier New" w:eastAsia="Courier New" w:hAnsi="Courier New" w:cs="Courier New"/>
+          <w:color w:val="5F826B"/>
+          <w:sz w:val="18"/>
+          <w:lang w:val="en-US" w:eastAsia="ru-RU"/>
+        </w:rPr>
+        <w:t xml:space="preserve">        main.pack(fill="both", expand=True)</w:t>
+      </w:r>
+    </w:p>
+    <w:p>
+      <w:pPr>
+        <w:shd w:val="clear" w:color="auto" w:fill="191A1C"/>
+        <w:spacing w:after="0" w:line="240" w:lineRule="auto"/>
+        <w:rPr>
+          <w:rFonts w:ascii="Courier New" w:eastAsia="Courier New" w:hAnsi="Courier New" w:cs="Courier New"/>
+          <w:color w:val="5F826B"/>
+          <w:sz w:val="18"/>
+          <w:lang w:val="en-US" w:eastAsia="ru-RU"/>
+        </w:rPr>
+      </w:pPr>
+      <w:r>
+        <w:rPr>
+          <w:rFonts w:ascii="Courier New" w:eastAsia="Courier New" w:hAnsi="Courier New" w:cs="Courier New"/>
+          <w:color w:val="5F826B"/>
+          <w:sz w:val="18"/>
+          <w:lang w:val="en-US" w:eastAsia="ru-RU"/>
+        </w:rPr>
+        <w:t xml:space="preserve">        main.columnconfigure(0, weight=0, minsize=380)</w:t>
+      </w:r>
+    </w:p>
+    <w:p>
+      <w:pPr>
+        <w:shd w:val="clear" w:color="auto" w:fill="191A1C"/>
+        <w:spacing w:after="0" w:line="240" w:lineRule="auto"/>
+        <w:rPr>
+          <w:rFonts w:ascii="Courier New" w:eastAsia="Courier New" w:hAnsi="Courier New" w:cs="Courier New"/>
+          <w:color w:val="5F826B"/>
+          <w:sz w:val="18"/>
+          <w:lang w:val="en-US" w:eastAsia="ru-RU"/>
+        </w:rPr>
+      </w:pPr>
+      <w:r>
+        <w:rPr>
+          <w:rFonts w:ascii="Courier New" w:eastAsia="Courier New" w:hAnsi="Courier New" w:cs="Courier New"/>
+          <w:color w:val="5F826B"/>
+          <w:sz w:val="18"/>
+          <w:lang w:val="en-US" w:eastAsia="ru-RU"/>
+        </w:rPr>
+        <w:t xml:space="preserve">        main.columnconfigure(1, weight=1)</w:t>
+      </w:r>
+    </w:p>
+    <w:p>
+      <w:pPr>
+        <w:shd w:val="clear" w:color="auto" w:fill="191A1C"/>
+        <w:spacing w:after="0" w:line="240" w:lineRule="auto"/>
+        <w:rPr>
+          <w:rFonts w:ascii="Courier New" w:eastAsia="Courier New" w:hAnsi="Courier New" w:cs="Courier New"/>
+          <w:color w:val="5F826B"/>
+          <w:sz w:val="18"/>
+          <w:lang w:val="en-US" w:eastAsia="ru-RU"/>
+        </w:rPr>
+      </w:pPr>
+      <w:r>
+        <w:rPr>
+          <w:rFonts w:ascii="Courier New" w:eastAsia="Courier New" w:hAnsi="Courier New" w:cs="Courier New"/>
+          <w:color w:val="5F826B"/>
+          <w:sz w:val="18"/>
+          <w:lang w:val="en-US" w:eastAsia="ru-RU"/>
+        </w:rPr>
+        <w:t xml:space="preserve">        main.rowconfigure(0, weight=1)</w:t>
+      </w:r>
+    </w:p>
+    <w:p>
+      <w:pPr>
+        <w:shd w:val="clear" w:color="auto" w:fill="191A1C"/>
+        <w:spacing w:after="0" w:line="240" w:lineRule="auto"/>
+        <w:rPr>
+          <w:rFonts w:ascii="Courier New" w:eastAsia="Courier New" w:hAnsi="Courier New" w:cs="Courier New"/>
+          <w:color w:val="5F826B"/>
+          <w:sz w:val="18"/>
+          <w:lang w:val="en-US" w:eastAsia="ru-RU"/>
+        </w:rPr>
+      </w:pPr>
+    </w:p>
+    <w:p>
+      <w:pPr>
+        <w:shd w:val="clear" w:color="auto" w:fill="191A1C"/>
+        <w:spacing w:after="0" w:line="240" w:lineRule="auto"/>
+        <w:rPr>
+          <w:rFonts w:ascii="Courier New" w:eastAsia="Courier New" w:hAnsi="Courier New" w:cs="Courier New"/>
+          <w:color w:val="5F826B"/>
+          <w:sz w:val="18"/>
+          <w:lang w:val="en-US" w:eastAsia="ru-RU"/>
+        </w:rPr>
+      </w:pPr>
+      <w:r>
+        <w:rPr>
+          <w:rFonts w:ascii="Courier New" w:eastAsia="Courier New" w:hAnsi="Courier New" w:cs="Courier New"/>
+          <w:color w:val="5F826B"/>
+          <w:sz w:val="18"/>
+          <w:lang w:val="en-US" w:eastAsia="ru-RU"/>
+        </w:rPr>
+        <w:t xml:space="preserve">        left = ttk.Frame(main, padding=15)</w:t>
+      </w:r>
+    </w:p>
+    <w:p>
+      <w:pPr>
+        <w:shd w:val="clear" w:color="auto" w:fill="191A1C"/>
+        <w:spacing w:after="0" w:line="240" w:lineRule="auto"/>
+        <w:rPr>
+          <w:rFonts w:ascii="Courier New" w:eastAsia="Courier New" w:hAnsi="Courier New" w:cs="Courier New"/>
+          <w:color w:val="5F826B"/>
+          <w:sz w:val="18"/>
+          <w:lang w:val="en-US" w:eastAsia="ru-RU"/>
+        </w:rPr>
+      </w:pPr>
+      <w:r>
+        <w:rPr>
+          <w:rFonts w:ascii="Courier New" w:eastAsia="Courier New" w:hAnsi="Courier New" w:cs="Courier New"/>
+          <w:color w:val="5F826B"/>
+          <w:sz w:val="18"/>
+          <w:lang w:val="en-US" w:eastAsia="ru-RU"/>
+        </w:rPr>
+        <w:t xml:space="preserve">        left.grid(row=0, column=0, sticky="nsew", padx=(0, 15))</w:t>
+      </w:r>
+    </w:p>
+    <w:p>
+      <w:pPr>
+        <w:shd w:val="clear" w:color="auto" w:fill="191A1C"/>
+        <w:spacing w:after="0" w:line="240" w:lineRule="auto"/>
+        <w:rPr>
+          <w:rFonts w:ascii="Courier New" w:eastAsia="Courier New" w:hAnsi="Courier New" w:cs="Courier New"/>
+          <w:color w:val="5F826B"/>
+          <w:sz w:val="18"/>
+          <w:lang w:val="en-US" w:eastAsia="ru-RU"/>
+        </w:rPr>
+      </w:pPr>
+      <w:r>
+        <w:rPr>
+          <w:rFonts w:ascii="Courier New" w:eastAsia="Courier New" w:hAnsi="Courier New" w:cs="Courier New"/>
+          <w:color w:val="5F826B"/>
+          <w:sz w:val="18"/>
+          <w:lang w:val="en-US" w:eastAsia="ru-RU"/>
+        </w:rPr>
+        <w:t xml:space="preserve">        </w:t>
+      </w:r>
+    </w:p>
+    <w:p>
+      <w:pPr>
+        <w:shd w:val="clear" w:color="auto" w:fill="191A1C"/>
+        <w:spacing w:after="0" w:line="240" w:lineRule="auto"/>
+        <w:rPr>
+          <w:rFonts w:ascii="Courier New" w:eastAsia="Courier New" w:hAnsi="Courier New" w:cs="Courier New"/>
+          <w:color w:val="5F826B"/>
+          <w:sz w:val="18"/>
+          <w:lang w:val="en-US" w:eastAsia="ru-RU"/>
+        </w:rPr>
+      </w:pPr>
+      <w:r>
+        <w:rPr>
+          <w:rFonts w:ascii="Courier New" w:eastAsia="Courier New" w:hAnsi="Courier New" w:cs="Courier New"/>
+          <w:color w:val="5F826B"/>
+          <w:sz w:val="18"/>
+          <w:lang w:val="en-US" w:eastAsia="ru-RU"/>
+        </w:rPr>
+        <w:t xml:space="preserve">        right = ttk.Frame(main, style="Main.TFrame")</w:t>
+      </w:r>
+    </w:p>
+    <w:p>
+      <w:pPr>
+        <w:shd w:val="clear" w:color="auto" w:fill="191A1C"/>
+        <w:spacing w:after="0" w:line="240" w:lineRule="auto"/>
+        <w:rPr>
+          <w:rFonts w:ascii="Courier New" w:eastAsia="Courier New" w:hAnsi="Courier New" w:cs="Courier New"/>
+          <w:color w:val="5F826B"/>
+          <w:sz w:val="18"/>
+          <w:lang w:val="en-US" w:eastAsia="ru-RU"/>
+        </w:rPr>
+      </w:pPr>
+      <w:r>
+        <w:rPr>
+          <w:rFonts w:ascii="Courier New" w:eastAsia="Courier New" w:hAnsi="Courier New" w:cs="Courier New"/>
+          <w:color w:val="5F826B"/>
+          <w:sz w:val="18"/>
+          <w:lang w:val="en-US" w:eastAsia="ru-RU"/>
+        </w:rPr>
+        <w:t xml:space="preserve">        right.grid(row=0, column=1, sticky="nsew")</w:t>
+      </w:r>
+    </w:p>
+    <w:p>
+      <w:pPr>
+        <w:shd w:val="clear" w:color="auto" w:fill="191A1C"/>
+        <w:spacing w:after="0" w:line="240" w:lineRule="auto"/>
+        <w:rPr>
+          <w:rFonts w:ascii="Courier New" w:eastAsia="Courier New" w:hAnsi="Courier New" w:cs="Courier New"/>
+          <w:color w:val="5F826B"/>
+          <w:sz w:val="18"/>
+          <w:lang w:val="en-US" w:eastAsia="ru-RU"/>
+        </w:rPr>
+      </w:pPr>
+      <w:r>
+        <w:rPr>
+          <w:rFonts w:ascii="Courier New" w:eastAsia="Courier New" w:hAnsi="Courier New" w:cs="Courier New"/>
+          <w:color w:val="5F826B"/>
+          <w:sz w:val="18"/>
+          <w:lang w:val="en-US" w:eastAsia="ru-RU"/>
+        </w:rPr>
+        <w:t xml:space="preserve">        right.rowconfigure(0, weight=3)</w:t>
+      </w:r>
+    </w:p>
+    <w:p>
+      <w:pPr>
+        <w:shd w:val="clear" w:color="auto" w:fill="191A1C"/>
+        <w:spacing w:after="0" w:line="240" w:lineRule="auto"/>
+        <w:rPr>
+          <w:rFonts w:ascii="Courier New" w:eastAsia="Courier New" w:hAnsi="Courier New" w:cs="Courier New"/>
+          <w:color w:val="5F826B"/>
+          <w:sz w:val="18"/>
+          <w:lang w:val="en-US" w:eastAsia="ru-RU"/>
+        </w:rPr>
+      </w:pPr>
+      <w:r>
+        <w:rPr>
+          <w:rFonts w:ascii="Courier New" w:eastAsia="Courier New" w:hAnsi="Courier New" w:cs="Courier New"/>
+          <w:color w:val="5F826B"/>
+          <w:sz w:val="18"/>
+          <w:lang w:val="en-US" w:eastAsia="ru-RU"/>
+        </w:rPr>
+        <w:t xml:space="preserve">        right.rowconfigure(1, weight=1)</w:t>
+      </w:r>
+    </w:p>
+    <w:p>
+      <w:pPr>
+        <w:shd w:val="clear" w:color="auto" w:fill="191A1C"/>
+        <w:spacing w:after="0" w:line="240" w:lineRule="auto"/>
+        <w:rPr>
+          <w:rFonts w:ascii="Courier New" w:eastAsia="Courier New" w:hAnsi="Courier New" w:cs="Courier New"/>
+          <w:color w:val="5F826B"/>
+          <w:sz w:val="18"/>
+          <w:lang w:val="en-US" w:eastAsia="ru-RU"/>
+        </w:rPr>
+      </w:pPr>
+    </w:p>
+    <w:p>
+      <w:pPr>
+        <w:shd w:val="clear" w:color="auto" w:fill="191A1C"/>
+        <w:spacing w:after="0" w:line="240" w:lineRule="auto"/>
+        <w:rPr>
+          <w:rFonts w:ascii="Courier New" w:eastAsia="Courier New" w:hAnsi="Courier New" w:cs="Courier New"/>
+          <w:color w:val="5F826B"/>
+          <w:sz w:val="18"/>
+          <w:lang w:val="en-US" w:eastAsia="ru-RU"/>
+        </w:rPr>
+      </w:pPr>
+      <w:r>
+        <w:rPr>
+          <w:rFonts w:ascii="Courier New" w:eastAsia="Courier New" w:hAnsi="Courier New" w:cs="Courier New"/>
+          <w:color w:val="5F826B"/>
+          <w:sz w:val="18"/>
+          <w:lang w:val="en-US" w:eastAsia="ru-RU"/>
+        </w:rPr>
+        <w:t xml:space="preserve">        self._build_controls(left)</w:t>
+      </w:r>
+    </w:p>
+    <w:p>
+      <w:pPr>
+        <w:shd w:val="clear" w:color="auto" w:fill="191A1C"/>
+        <w:spacing w:after="0" w:line="240" w:lineRule="auto"/>
+        <w:rPr>
+          <w:rFonts w:ascii="Courier New" w:eastAsia="Courier New" w:hAnsi="Courier New" w:cs="Courier New"/>
+          <w:color w:val="5F826B"/>
+          <w:sz w:val="18"/>
+          <w:lang w:val="en-US" w:eastAsia="ru-RU"/>
+        </w:rPr>
+      </w:pPr>
+      <w:r>
+        <w:rPr>
+          <w:rFonts w:ascii="Courier New" w:eastAsia="Courier New" w:hAnsi="Courier New" w:cs="Courier New"/>
+          <w:color w:val="5F826B"/>
+          <w:sz w:val="18"/>
+          <w:lang w:val="en-US" w:eastAsia="ru-RU"/>
+        </w:rPr>
+        <w:t xml:space="preserve">        self._build_graph_area(right)</w:t>
+      </w:r>
+    </w:p>
+    <w:p>
+      <w:pPr>
+        <w:shd w:val="clear" w:color="auto" w:fill="191A1C"/>
+        <w:spacing w:after="0" w:line="240" w:lineRule="auto"/>
+        <w:rPr>
+          <w:rFonts w:ascii="Courier New" w:eastAsia="Courier New" w:hAnsi="Courier New" w:cs="Courier New"/>
+          <w:color w:val="5F826B"/>
+          <w:sz w:val="18"/>
+          <w:lang w:val="en-US" w:eastAsia="ru-RU"/>
+        </w:rPr>
+      </w:pPr>
+      <w:r>
+        <w:rPr>
+          <w:rFonts w:ascii="Courier New" w:eastAsia="Courier New" w:hAnsi="Courier New" w:cs="Courier New"/>
+          <w:color w:val="5F826B"/>
+          <w:sz w:val="18"/>
+          <w:lang w:val="en-US" w:eastAsia="ru-RU"/>
+        </w:rPr>
+        <w:t xml:space="preserve">        self._build_table_area(right)</w:t>
+      </w:r>
+    </w:p>
+    <w:p>
+      <w:pPr>
+        <w:shd w:val="clear" w:color="auto" w:fill="191A1C"/>
+        <w:spacing w:after="0" w:line="240" w:lineRule="auto"/>
+        <w:rPr>
+          <w:rFonts w:ascii="Courier New" w:eastAsia="Courier New" w:hAnsi="Courier New" w:cs="Courier New"/>
+          <w:color w:val="5F826B"/>
+          <w:sz w:val="18"/>
+          <w:lang w:val="en-US" w:eastAsia="ru-RU"/>
+        </w:rPr>
+      </w:pPr>
+    </w:p>
+    <w:p>
+      <w:pPr>
+        <w:shd w:val="clear" w:color="auto" w:fill="191A1C"/>
+        <w:spacing w:after="0" w:line="240" w:lineRule="auto"/>
+        <w:rPr>
+          <w:rFonts w:ascii="Courier New" w:eastAsia="Courier New" w:hAnsi="Courier New" w:cs="Courier New"/>
+          <w:color w:val="5F826B"/>
+          <w:sz w:val="18"/>
+          <w:lang w:val="en-US" w:eastAsia="ru-RU"/>
+        </w:rPr>
+      </w:pPr>
+      <w:r>
+        <w:rPr>
+          <w:rFonts w:ascii="Courier New" w:eastAsia="Courier New" w:hAnsi="Courier New" w:cs="Courier New"/>
+          <w:color w:val="5F826B"/>
+          <w:sz w:val="18"/>
+          <w:lang w:val="en-US" w:eastAsia="ru-RU"/>
+        </w:rPr>
+        <w:t xml:space="preserve">    def _build_controls(self, parent):</w:t>
+      </w:r>
+    </w:p>
+    <w:p>
+      <w:pPr>
+        <w:shd w:val="clear" w:color="auto" w:fill="191A1C"/>
+        <w:spacing w:after="0" w:line="240" w:lineRule="auto"/>
+        <w:rPr>
+          <w:rFonts w:ascii="Courier New" w:eastAsia="Courier New" w:hAnsi="Courier New" w:cs="Courier New"/>
+          <w:color w:val="5F826B"/>
+          <w:sz w:val="18"/>
+          <w:lang w:val="en-US" w:eastAsia="ru-RU"/>
+        </w:rPr>
+      </w:pPr>
+      <w:r>
+        <w:rPr>
+          <w:rFonts w:ascii="Courier New" w:eastAsia="Courier New" w:hAnsi="Courier New" w:cs="Courier New"/>
+          <w:color w:val="5F826B"/>
+          <w:sz w:val="18"/>
+          <w:lang w:val="en-US" w:eastAsia="ru-RU"/>
+        </w:rPr>
+        <w:t xml:space="preserve">        ttk.Label(parent, text="</w:t>
+      </w:r>
+      <w:r>
+        <w:rPr>
+          <w:rFonts w:ascii="Courier New" w:eastAsia="Courier New" w:hAnsi="Courier New" w:cs="Courier New"/>
+          <w:color w:val="5F826B"/>
+          <w:sz w:val="18"/>
+          <w:lang w:eastAsia="ru-RU"/>
+        </w:rPr>
+        <w:t>Планировщик</w:t>
+      </w:r>
+      <w:r>
+        <w:rPr>
+          <w:rFonts w:ascii="Courier New" w:eastAsia="Courier New" w:hAnsi="Courier New" w:cs="Courier New"/>
+          <w:color w:val="5F826B"/>
+          <w:sz w:val="18"/>
+          <w:lang w:val="en-US" w:eastAsia="ru-RU"/>
+        </w:rPr>
+        <w:t xml:space="preserve"> ASAP / ALAP", style="Title.TLabel").pack(anchor="w")</w:t>
+      </w:r>
+    </w:p>
+    <w:p>
+      <w:pPr>
+        <w:shd w:val="clear" w:color="auto" w:fill="191A1C"/>
+        <w:spacing w:after="0" w:line="240" w:lineRule="auto"/>
+        <w:rPr>
+          <w:rFonts w:ascii="Courier New" w:eastAsia="Courier New" w:hAnsi="Courier New" w:cs="Courier New"/>
+          <w:color w:val="5F826B"/>
+          <w:sz w:val="18"/>
+          <w:lang w:val="en-US" w:eastAsia="ru-RU"/>
+        </w:rPr>
+      </w:pPr>
+      <w:r>
+        <w:rPr>
+          <w:rFonts w:ascii="Courier New" w:eastAsia="Courier New" w:hAnsi="Courier New" w:cs="Courier New"/>
+          <w:color w:val="5F826B"/>
+          <w:sz w:val="18"/>
+          <w:lang w:val="en-US" w:eastAsia="ru-RU"/>
+        </w:rPr>
+        <w:t xml:space="preserve">        ttk.Label(parent, text="</w:t>
+      </w:r>
+      <w:r>
+        <w:rPr>
+          <w:rFonts w:ascii="Courier New" w:eastAsia="Courier New" w:hAnsi="Courier New" w:cs="Courier New"/>
+          <w:color w:val="5F826B"/>
+          <w:sz w:val="18"/>
+          <w:lang w:eastAsia="ru-RU"/>
+        </w:rPr>
+        <w:t>Синхронное</w:t>
+      </w:r>
+      <w:r>
+        <w:rPr>
+          <w:rFonts w:ascii="Courier New" w:eastAsia="Courier New" w:hAnsi="Courier New" w:cs="Courier New"/>
+          <w:color w:val="5F826B"/>
+          <w:sz w:val="18"/>
+          <w:lang w:val="en-US" w:eastAsia="ru-RU"/>
+        </w:rPr>
+        <w:t xml:space="preserve"> </w:t>
+      </w:r>
+      <w:r>
+        <w:rPr>
+          <w:rFonts w:ascii="Courier New" w:eastAsia="Courier New" w:hAnsi="Courier New" w:cs="Courier New"/>
+          <w:color w:val="5F826B"/>
+          <w:sz w:val="18"/>
+          <w:lang w:eastAsia="ru-RU"/>
+        </w:rPr>
+        <w:t>планирование</w:t>
+      </w:r>
+      <w:r>
+        <w:rPr>
+          <w:rFonts w:ascii="Courier New" w:eastAsia="Courier New" w:hAnsi="Courier New" w:cs="Courier New"/>
+          <w:color w:val="5F826B"/>
+          <w:sz w:val="18"/>
+          <w:lang w:val="en-US" w:eastAsia="ru-RU"/>
+        </w:rPr>
+        <w:t xml:space="preserve"> </w:t>
+      </w:r>
+      <w:r>
+        <w:rPr>
+          <w:rFonts w:ascii="Courier New" w:eastAsia="Courier New" w:hAnsi="Courier New" w:cs="Courier New"/>
+          <w:color w:val="5F826B"/>
+          <w:sz w:val="18"/>
+          <w:lang w:eastAsia="ru-RU"/>
+        </w:rPr>
+        <w:t>процессов</w:t>
+      </w:r>
+      <w:r>
+        <w:rPr>
+          <w:rFonts w:ascii="Courier New" w:eastAsia="Courier New" w:hAnsi="Courier New" w:cs="Courier New"/>
+          <w:color w:val="5F826B"/>
+          <w:sz w:val="18"/>
+          <w:lang w:val="en-US" w:eastAsia="ru-RU"/>
+        </w:rPr>
+        <w:t>", style="Sub.TLabel").pack(anchor="w", pady=(0, 10))</w:t>
+      </w:r>
+    </w:p>
+    <w:p>
+      <w:pPr>
+        <w:shd w:val="clear" w:color="auto" w:fill="191A1C"/>
+        <w:spacing w:after="0" w:line="240" w:lineRule="auto"/>
+        <w:rPr>
+          <w:rFonts w:ascii="Courier New" w:eastAsia="Courier New" w:hAnsi="Courier New" w:cs="Courier New"/>
+          <w:color w:val="5F826B"/>
+          <w:sz w:val="18"/>
+          <w:lang w:val="en-US" w:eastAsia="ru-RU"/>
+        </w:rPr>
+      </w:pPr>
+    </w:p>
+    <w:p>
+      <w:pPr>
+        <w:shd w:val="clear" w:color="auto" w:fill="191A1C"/>
+        <w:spacing w:after="0" w:line="240" w:lineRule="auto"/>
+        <w:rPr>
+          <w:rFonts w:ascii="Courier New" w:eastAsia="Courier New" w:hAnsi="Courier New" w:cs="Courier New"/>
+          <w:color w:val="5F826B"/>
+          <w:sz w:val="18"/>
+          <w:lang w:val="en-US" w:eastAsia="ru-RU"/>
+        </w:rPr>
+      </w:pPr>
+      <w:r>
+        <w:rPr>
+          <w:rFonts w:ascii="Courier New" w:eastAsia="Courier New" w:hAnsi="Courier New" w:cs="Courier New"/>
+          <w:color w:val="5F826B"/>
+          <w:sz w:val="18"/>
+          <w:lang w:val="en-US" w:eastAsia="ru-RU"/>
+        </w:rPr>
+        <w:t xml:space="preserve">        mode_frame = ttk.LabelFrame(parent, text=" </w:t>
+      </w:r>
+      <w:r>
+        <w:rPr>
+          <w:rFonts w:ascii="Courier New" w:eastAsia="Courier New" w:hAnsi="Courier New" w:cs="Courier New"/>
+          <w:color w:val="5F826B"/>
+          <w:sz w:val="18"/>
+          <w:lang w:eastAsia="ru-RU"/>
+        </w:rPr>
+        <w:t>Режим</w:t>
+      </w:r>
+      <w:r>
+        <w:rPr>
+          <w:rFonts w:ascii="Courier New" w:eastAsia="Courier New" w:hAnsi="Courier New" w:cs="Courier New"/>
+          <w:color w:val="5F826B"/>
+          <w:sz w:val="18"/>
+          <w:lang w:val="en-US" w:eastAsia="ru-RU"/>
+        </w:rPr>
+        <w:t xml:space="preserve"> </w:t>
+      </w:r>
+      <w:r>
+        <w:rPr>
+          <w:rFonts w:ascii="Courier New" w:eastAsia="Courier New" w:hAnsi="Courier New" w:cs="Courier New"/>
+          <w:color w:val="5F826B"/>
+          <w:sz w:val="18"/>
+          <w:lang w:eastAsia="ru-RU"/>
+        </w:rPr>
+        <w:t>отображения</w:t>
+      </w:r>
+      <w:r>
+        <w:rPr>
+          <w:rFonts w:ascii="Courier New" w:eastAsia="Courier New" w:hAnsi="Courier New" w:cs="Courier New"/>
+          <w:color w:val="5F826B"/>
+          <w:sz w:val="18"/>
+          <w:lang w:val="en-US" w:eastAsia="ru-RU"/>
+        </w:rPr>
+        <w:t xml:space="preserve"> ", padding=8)</w:t>
+      </w:r>
+    </w:p>
+    <w:p>
+      <w:pPr>
+        <w:shd w:val="clear" w:color="auto" w:fill="191A1C"/>
+        <w:spacing w:after="0" w:line="240" w:lineRule="auto"/>
+        <w:rPr>
+          <w:rFonts w:ascii="Courier New" w:eastAsia="Courier New" w:hAnsi="Courier New" w:cs="Courier New"/>
+          <w:color w:val="5F826B"/>
+          <w:sz w:val="18"/>
+          <w:lang w:val="en-US" w:eastAsia="ru-RU"/>
+        </w:rPr>
+      </w:pPr>
+      <w:r>
+        <w:rPr>
+          <w:rFonts w:ascii="Courier New" w:eastAsia="Courier New" w:hAnsi="Courier New" w:cs="Courier New"/>
+          <w:color w:val="5F826B"/>
+          <w:sz w:val="18"/>
+          <w:lang w:val="en-US" w:eastAsia="ru-RU"/>
+        </w:rPr>
+        <w:t xml:space="preserve">        mode_frame.pack(fill="x", pady=(0, 10))</w:t>
+      </w:r>
+    </w:p>
+    <w:p>
+      <w:pPr>
+        <w:shd w:val="clear" w:color="auto" w:fill="191A1C"/>
+        <w:spacing w:after="0" w:line="240" w:lineRule="auto"/>
+        <w:rPr>
+          <w:rFonts w:ascii="Courier New" w:eastAsia="Courier New" w:hAnsi="Courier New" w:cs="Courier New"/>
+          <w:color w:val="5F826B"/>
+          <w:sz w:val="18"/>
+          <w:lang w:val="en-US" w:eastAsia="ru-RU"/>
+        </w:rPr>
+      </w:pPr>
+      <w:r>
+        <w:rPr>
+          <w:rFonts w:ascii="Courier New" w:eastAsia="Courier New" w:hAnsi="Courier New" w:cs="Courier New"/>
+          <w:color w:val="5F826B"/>
+          <w:sz w:val="18"/>
+          <w:lang w:val="en-US" w:eastAsia="ru-RU"/>
+        </w:rPr>
+        <w:t xml:space="preserve">        ttk.Radiobutton(mode_frame, text="ASAP (</w:t>
+      </w:r>
+      <w:r>
+        <w:rPr>
+          <w:rFonts w:ascii="Courier New" w:eastAsia="Courier New" w:hAnsi="Courier New" w:cs="Courier New"/>
+          <w:color w:val="5F826B"/>
+          <w:sz w:val="18"/>
+          <w:lang w:eastAsia="ru-RU"/>
+        </w:rPr>
+        <w:t>Как</w:t>
+      </w:r>
+      <w:r>
+        <w:rPr>
+          <w:rFonts w:ascii="Courier New" w:eastAsia="Courier New" w:hAnsi="Courier New" w:cs="Courier New"/>
+          <w:color w:val="5F826B"/>
+          <w:sz w:val="18"/>
+          <w:lang w:val="en-US" w:eastAsia="ru-RU"/>
+        </w:rPr>
+        <w:t xml:space="preserve"> </w:t>
+      </w:r>
+      <w:r>
+        <w:rPr>
+          <w:rFonts w:ascii="Courier New" w:eastAsia="Courier New" w:hAnsi="Courier New" w:cs="Courier New"/>
+          <w:color w:val="5F826B"/>
+          <w:sz w:val="18"/>
+          <w:lang w:eastAsia="ru-RU"/>
+        </w:rPr>
+        <w:t>можно</w:t>
+      </w:r>
+      <w:r>
+        <w:rPr>
+          <w:rFonts w:ascii="Courier New" w:eastAsia="Courier New" w:hAnsi="Courier New" w:cs="Courier New"/>
+          <w:color w:val="5F826B"/>
+          <w:sz w:val="18"/>
+          <w:lang w:val="en-US" w:eastAsia="ru-RU"/>
+        </w:rPr>
+        <w:t xml:space="preserve"> </w:t>
+      </w:r>
+      <w:r>
+        <w:rPr>
+          <w:rFonts w:ascii="Courier New" w:eastAsia="Courier New" w:hAnsi="Courier New" w:cs="Courier New"/>
+          <w:color w:val="5F826B"/>
+          <w:sz w:val="18"/>
+          <w:lang w:eastAsia="ru-RU"/>
+        </w:rPr>
+        <w:t>раньше</w:t>
+      </w:r>
+      <w:r>
+        <w:rPr>
+          <w:rFonts w:ascii="Courier New" w:eastAsia="Courier New" w:hAnsi="Courier New" w:cs="Courier New"/>
+          <w:color w:val="5F826B"/>
+          <w:sz w:val="18"/>
+          <w:lang w:val="en-US" w:eastAsia="ru-RU"/>
+        </w:rPr>
+        <w:t xml:space="preserve">)", value="ASAP", </w:t>
+      </w:r>
+    </w:p>
+    <w:p>
+      <w:pPr>
+        <w:shd w:val="clear" w:color="auto" w:fill="191A1C"/>
+        <w:spacing w:after="0" w:line="240" w:lineRule="auto"/>
+        <w:rPr>
+          <w:rFonts w:ascii="Courier New" w:eastAsia="Courier New" w:hAnsi="Courier New" w:cs="Courier New"/>
+          <w:color w:val="5F826B"/>
+          <w:sz w:val="18"/>
+          <w:lang w:val="en-US" w:eastAsia="ru-RU"/>
+        </w:rPr>
+      </w:pPr>
+      <w:r>
+        <w:rPr>
+          <w:rFonts w:ascii="Courier New" w:eastAsia="Courier New" w:hAnsi="Courier New" w:cs="Courier New"/>
+          <w:color w:val="5F826B"/>
+          <w:sz w:val="18"/>
+          <w:lang w:val="en-US" w:eastAsia="ru-RU"/>
+        </w:rPr>
+        <w:t xml:space="preserve">                        variable=self.schedule_mode, command=self.update_graph).pack(anchor="w", pady=2)</w:t>
+      </w:r>
+    </w:p>
+    <w:p>
+      <w:pPr>
+        <w:shd w:val="clear" w:color="auto" w:fill="191A1C"/>
+        <w:spacing w:after="0" w:line="240" w:lineRule="auto"/>
+        <w:rPr>
+          <w:rFonts w:ascii="Courier New" w:eastAsia="Courier New" w:hAnsi="Courier New" w:cs="Courier New"/>
+          <w:color w:val="5F826B"/>
+          <w:sz w:val="18"/>
+          <w:lang w:val="en-US" w:eastAsia="ru-RU"/>
+        </w:rPr>
+      </w:pPr>
+      <w:r>
+        <w:rPr>
+          <w:rFonts w:ascii="Courier New" w:eastAsia="Courier New" w:hAnsi="Courier New" w:cs="Courier New"/>
+          <w:color w:val="5F826B"/>
+          <w:sz w:val="18"/>
+          <w:lang w:val="en-US" w:eastAsia="ru-RU"/>
+        </w:rPr>
+        <w:t xml:space="preserve">        ttk.Radiobutton(mode_frame, text="ALAP (</w:t>
+      </w:r>
+      <w:r>
+        <w:rPr>
+          <w:rFonts w:ascii="Courier New" w:eastAsia="Courier New" w:hAnsi="Courier New" w:cs="Courier New"/>
+          <w:color w:val="5F826B"/>
+          <w:sz w:val="18"/>
+          <w:lang w:eastAsia="ru-RU"/>
+        </w:rPr>
+        <w:t>Как</w:t>
+      </w:r>
+      <w:r>
+        <w:rPr>
+          <w:rFonts w:ascii="Courier New" w:eastAsia="Courier New" w:hAnsi="Courier New" w:cs="Courier New"/>
+          <w:color w:val="5F826B"/>
+          <w:sz w:val="18"/>
+          <w:lang w:val="en-US" w:eastAsia="ru-RU"/>
+        </w:rPr>
+        <w:t xml:space="preserve"> </w:t>
+      </w:r>
+      <w:r>
+        <w:rPr>
+          <w:rFonts w:ascii="Courier New" w:eastAsia="Courier New" w:hAnsi="Courier New" w:cs="Courier New"/>
+          <w:color w:val="5F826B"/>
+          <w:sz w:val="18"/>
+          <w:lang w:eastAsia="ru-RU"/>
+        </w:rPr>
+        <w:t>можно</w:t>
+      </w:r>
+      <w:r>
+        <w:rPr>
+          <w:rFonts w:ascii="Courier New" w:eastAsia="Courier New" w:hAnsi="Courier New" w:cs="Courier New"/>
+          <w:color w:val="5F826B"/>
+          <w:sz w:val="18"/>
+          <w:lang w:val="en-US" w:eastAsia="ru-RU"/>
+        </w:rPr>
+        <w:t xml:space="preserve"> </w:t>
+      </w:r>
+      <w:r>
+        <w:rPr>
+          <w:rFonts w:ascii="Courier New" w:eastAsia="Courier New" w:hAnsi="Courier New" w:cs="Courier New"/>
+          <w:color w:val="5F826B"/>
+          <w:sz w:val="18"/>
+          <w:lang w:eastAsia="ru-RU"/>
+        </w:rPr>
+        <w:t>позже</w:t>
+      </w:r>
+      <w:r>
+        <w:rPr>
+          <w:rFonts w:ascii="Courier New" w:eastAsia="Courier New" w:hAnsi="Courier New" w:cs="Courier New"/>
+          <w:color w:val="5F826B"/>
+          <w:sz w:val="18"/>
+          <w:lang w:val="en-US" w:eastAsia="ru-RU"/>
+        </w:rPr>
+        <w:t xml:space="preserve">)", value="ALAP", </w:t>
+      </w:r>
+    </w:p>
+    <w:p>
+      <w:pPr>
+        <w:shd w:val="clear" w:color="auto" w:fill="191A1C"/>
+        <w:spacing w:after="0" w:line="240" w:lineRule="auto"/>
+        <w:rPr>
+          <w:rFonts w:ascii="Courier New" w:eastAsia="Courier New" w:hAnsi="Courier New" w:cs="Courier New"/>
+          <w:color w:val="5F826B"/>
+          <w:sz w:val="18"/>
+          <w:lang w:val="en-US" w:eastAsia="ru-RU"/>
+        </w:rPr>
+      </w:pPr>
+      <w:r>
+        <w:rPr>
+          <w:rFonts w:ascii="Courier New" w:eastAsia="Courier New" w:hAnsi="Courier New" w:cs="Courier New"/>
+          <w:color w:val="5F826B"/>
+          <w:sz w:val="18"/>
+          <w:lang w:val="en-US" w:eastAsia="ru-RU"/>
+        </w:rPr>
+        <w:t xml:space="preserve">                        variable=self.schedule_mode, command=self.update_graph).pack(anchor="w", pady=2)</w:t>
+      </w:r>
+    </w:p>
+    <w:p>
+      <w:pPr>
+        <w:shd w:val="clear" w:color="auto" w:fill="191A1C"/>
+        <w:spacing w:after="0" w:line="240" w:lineRule="auto"/>
+        <w:rPr>
+          <w:rFonts w:ascii="Courier New" w:eastAsia="Courier New" w:hAnsi="Courier New" w:cs="Courier New"/>
+          <w:color w:val="5F826B"/>
+          <w:sz w:val="18"/>
+          <w:lang w:val="en-US" w:eastAsia="ru-RU"/>
+        </w:rPr>
+      </w:pPr>
+    </w:p>
+    <w:p>
+      <w:pPr>
+        <w:shd w:val="clear" w:color="auto" w:fill="191A1C"/>
+        <w:spacing w:after="0" w:line="240" w:lineRule="auto"/>
+        <w:rPr>
+          <w:rFonts w:ascii="Courier New" w:eastAsia="Courier New" w:hAnsi="Courier New" w:cs="Courier New"/>
+          <w:color w:val="5F826B"/>
+          <w:sz w:val="18"/>
+          <w:lang w:val="en-US" w:eastAsia="ru-RU"/>
+        </w:rPr>
+      </w:pPr>
+      <w:r>
+        <w:rPr>
+          <w:rFonts w:ascii="Courier New" w:eastAsia="Courier New" w:hAnsi="Courier New" w:cs="Courier New"/>
+          <w:color w:val="5F826B"/>
+          <w:sz w:val="18"/>
+          <w:lang w:val="en-US" w:eastAsia="ru-RU"/>
+        </w:rPr>
+        <w:t xml:space="preserve">        input_frame = ttk.LabelFrame(parent, text=" </w:t>
+      </w:r>
+      <w:r>
+        <w:rPr>
+          <w:rFonts w:ascii="Courier New" w:eastAsia="Courier New" w:hAnsi="Courier New" w:cs="Courier New"/>
+          <w:color w:val="5F826B"/>
+          <w:sz w:val="18"/>
+          <w:lang w:eastAsia="ru-RU"/>
+        </w:rPr>
+        <w:t>Входные</w:t>
+      </w:r>
+      <w:r>
+        <w:rPr>
+          <w:rFonts w:ascii="Courier New" w:eastAsia="Courier New" w:hAnsi="Courier New" w:cs="Courier New"/>
+          <w:color w:val="5F826B"/>
+          <w:sz w:val="18"/>
+          <w:lang w:val="en-US" w:eastAsia="ru-RU"/>
+        </w:rPr>
+        <w:t xml:space="preserve"> </w:t>
+      </w:r>
+      <w:r>
+        <w:rPr>
+          <w:rFonts w:ascii="Courier New" w:eastAsia="Courier New" w:hAnsi="Courier New" w:cs="Courier New"/>
+          <w:color w:val="5F826B"/>
+          <w:sz w:val="18"/>
+          <w:lang w:eastAsia="ru-RU"/>
+        </w:rPr>
+        <w:t>данные</w:t>
+      </w:r>
+      <w:r>
+        <w:rPr>
+          <w:rFonts w:ascii="Courier New" w:eastAsia="Courier New" w:hAnsi="Courier New" w:cs="Courier New"/>
+          <w:color w:val="5F826B"/>
+          <w:sz w:val="18"/>
+          <w:lang w:val="en-US" w:eastAsia="ru-RU"/>
+        </w:rPr>
+        <w:t xml:space="preserve"> (</w:t>
+      </w:r>
+      <w:r>
+        <w:rPr>
+          <w:rFonts w:ascii="Courier New" w:eastAsia="Courier New" w:hAnsi="Courier New" w:cs="Courier New"/>
+          <w:color w:val="5F826B"/>
+          <w:sz w:val="18"/>
+          <w:lang w:eastAsia="ru-RU"/>
+        </w:rPr>
+        <w:t>Граф</w:t>
+      </w:r>
+      <w:r>
+        <w:rPr>
+          <w:rFonts w:ascii="Courier New" w:eastAsia="Courier New" w:hAnsi="Courier New" w:cs="Courier New"/>
+          <w:color w:val="5F826B"/>
+          <w:sz w:val="18"/>
+          <w:lang w:val="en-US" w:eastAsia="ru-RU"/>
+        </w:rPr>
+        <w:t>) ", padding=10)</w:t>
+      </w:r>
+    </w:p>
+    <w:p>
+      <w:pPr>
+        <w:shd w:val="clear" w:color="auto" w:fill="191A1C"/>
+        <w:spacing w:after="0" w:line="240" w:lineRule="auto"/>
+        <w:rPr>
+          <w:rFonts w:ascii="Courier New" w:eastAsia="Courier New" w:hAnsi="Courier New" w:cs="Courier New"/>
+          <w:color w:val="5F826B"/>
+          <w:sz w:val="18"/>
+          <w:lang w:val="en-US" w:eastAsia="ru-RU"/>
+        </w:rPr>
+      </w:pPr>
+      <w:r>
+        <w:rPr>
+          <w:rFonts w:ascii="Courier New" w:eastAsia="Courier New" w:hAnsi="Courier New" w:cs="Courier New"/>
+          <w:color w:val="5F826B"/>
+          <w:sz w:val="18"/>
+          <w:lang w:val="en-US" w:eastAsia="ru-RU"/>
+        </w:rPr>
+        <w:t xml:space="preserve">        input_frame.pack(fill="x", pady=5)</w:t>
+      </w:r>
+    </w:p>
+    <w:p>
+      <w:pPr>
+        <w:shd w:val="clear" w:color="auto" w:fill="191A1C"/>
+        <w:spacing w:after="0" w:line="240" w:lineRule="auto"/>
+        <w:rPr>
+          <w:rFonts w:ascii="Courier New" w:eastAsia="Courier New" w:hAnsi="Courier New" w:cs="Courier New"/>
+          <w:color w:val="5F826B"/>
+          <w:sz w:val="18"/>
+          <w:lang w:val="en-US" w:eastAsia="ru-RU"/>
+        </w:rPr>
+      </w:pPr>
+      <w:r>
+        <w:rPr>
+          <w:rFonts w:ascii="Courier New" w:eastAsia="Courier New" w:hAnsi="Courier New" w:cs="Courier New"/>
+          <w:color w:val="5F826B"/>
+          <w:sz w:val="18"/>
+          <w:lang w:val="en-US" w:eastAsia="ru-RU"/>
+        </w:rPr>
+        <w:t xml:space="preserve">        </w:t>
+      </w:r>
+    </w:p>
+    <w:p>
+      <w:pPr>
+        <w:shd w:val="clear" w:color="auto" w:fill="191A1C"/>
+        <w:spacing w:after="0" w:line="240" w:lineRule="auto"/>
+        <w:rPr>
+          <w:rFonts w:ascii="Courier New" w:eastAsia="Courier New" w:hAnsi="Courier New" w:cs="Courier New"/>
+          <w:color w:val="5F826B"/>
+          <w:sz w:val="18"/>
+          <w:lang w:val="en-US" w:eastAsia="ru-RU"/>
+        </w:rPr>
+      </w:pPr>
+      <w:r>
+        <w:rPr>
+          <w:rFonts w:ascii="Courier New" w:eastAsia="Courier New" w:hAnsi="Courier New" w:cs="Courier New"/>
+          <w:color w:val="5F826B"/>
+          <w:sz w:val="18"/>
+          <w:lang w:val="en-US" w:eastAsia="ru-RU"/>
+        </w:rPr>
         <w:t xml:space="preserve">        ttk.Label(input_frame, text="</w:t>
       </w:r>
       <w:r>
@@ -5471,6 +5464,7 @@
           <w:sz w:val="18"/>
           <w:lang w:val="en-US" w:eastAsia="ru-RU"/>
         </w:rPr>
+        <w:lastRenderedPageBreak/>
         <w:t xml:space="preserve">        def show_context_menu(event):</w:t>
       </w:r>
     </w:p>
@@ -6494,29 +6488,659 @@
           <w:sz w:val="18"/>
           <w:lang w:val="en-US" w:eastAsia="ru-RU"/>
         </w:rPr>
+        <w:t xml:space="preserve">        self.canvas = FigureCanvasTkAgg(self.fig, master=frame)</w:t>
+      </w:r>
+    </w:p>
+    <w:p>
+      <w:pPr>
+        <w:shd w:val="clear" w:color="auto" w:fill="191A1C"/>
+        <w:spacing w:after="0" w:line="240" w:lineRule="auto"/>
+        <w:rPr>
+          <w:rFonts w:ascii="Courier New" w:eastAsia="Courier New" w:hAnsi="Courier New" w:cs="Courier New"/>
+          <w:color w:val="5F826B"/>
+          <w:sz w:val="18"/>
+          <w:lang w:val="en-US" w:eastAsia="ru-RU"/>
+        </w:rPr>
+      </w:pPr>
+      <w:r>
+        <w:rPr>
+          <w:rFonts w:ascii="Courier New" w:eastAsia="Courier New" w:hAnsi="Courier New" w:cs="Courier New"/>
+          <w:color w:val="5F826B"/>
+          <w:sz w:val="18"/>
+          <w:lang w:val="en-US" w:eastAsia="ru-RU"/>
+        </w:rPr>
+        <w:t xml:space="preserve">        self.canvas.get_tk_widget().pack(fill="both", expand=True)</w:t>
+      </w:r>
+    </w:p>
+    <w:p>
+      <w:pPr>
+        <w:shd w:val="clear" w:color="auto" w:fill="191A1C"/>
+        <w:spacing w:after="0" w:line="240" w:lineRule="auto"/>
+        <w:rPr>
+          <w:rFonts w:ascii="Courier New" w:eastAsia="Courier New" w:hAnsi="Courier New" w:cs="Courier New"/>
+          <w:color w:val="5F826B"/>
+          <w:sz w:val="18"/>
+          <w:lang w:val="en-US" w:eastAsia="ru-RU"/>
+        </w:rPr>
+      </w:pPr>
+      <w:r>
+        <w:rPr>
+          <w:rFonts w:ascii="Courier New" w:eastAsia="Courier New" w:hAnsi="Courier New" w:cs="Courier New"/>
+          <w:color w:val="5F826B"/>
+          <w:sz w:val="18"/>
+          <w:lang w:val="en-US" w:eastAsia="ru-RU"/>
+        </w:rPr>
+        <w:t xml:space="preserve">        </w:t>
+      </w:r>
+    </w:p>
+    <w:p>
+      <w:pPr>
+        <w:shd w:val="clear" w:color="auto" w:fill="191A1C"/>
+        <w:spacing w:after="0" w:line="240" w:lineRule="auto"/>
+        <w:rPr>
+          <w:rFonts w:ascii="Courier New" w:eastAsia="Courier New" w:hAnsi="Courier New" w:cs="Courier New"/>
+          <w:color w:val="5F826B"/>
+          <w:sz w:val="18"/>
+          <w:lang w:val="en-US" w:eastAsia="ru-RU"/>
+        </w:rPr>
+      </w:pPr>
+      <w:r>
+        <w:rPr>
+          <w:rFonts w:ascii="Courier New" w:eastAsia="Courier New" w:hAnsi="Courier New" w:cs="Courier New"/>
+          <w:color w:val="5F826B"/>
+          <w:sz w:val="18"/>
+          <w:lang w:val="en-US" w:eastAsia="ru-RU"/>
+        </w:rPr>
+        <w:t xml:space="preserve">        toolbar = NavigationToolbar2Tk(self.canvas, frame, pack_toolbar=False)</w:t>
+      </w:r>
+    </w:p>
+    <w:p>
+      <w:pPr>
+        <w:shd w:val="clear" w:color="auto" w:fill="191A1C"/>
+        <w:spacing w:after="0" w:line="240" w:lineRule="auto"/>
+        <w:rPr>
+          <w:rFonts w:ascii="Courier New" w:eastAsia="Courier New" w:hAnsi="Courier New" w:cs="Courier New"/>
+          <w:color w:val="5F826B"/>
+          <w:sz w:val="18"/>
+          <w:lang w:val="en-US" w:eastAsia="ru-RU"/>
+        </w:rPr>
+      </w:pPr>
+      <w:r>
+        <w:rPr>
+          <w:rFonts w:ascii="Courier New" w:eastAsia="Courier New" w:hAnsi="Courier New" w:cs="Courier New"/>
+          <w:color w:val="5F826B"/>
+          <w:sz w:val="18"/>
+          <w:lang w:val="en-US" w:eastAsia="ru-RU"/>
+        </w:rPr>
+        <w:t xml:space="preserve">        toolbar.update()</w:t>
+      </w:r>
+    </w:p>
+    <w:p>
+      <w:pPr>
+        <w:shd w:val="clear" w:color="auto" w:fill="191A1C"/>
+        <w:spacing w:after="0" w:line="240" w:lineRule="auto"/>
+        <w:rPr>
+          <w:rFonts w:ascii="Courier New" w:eastAsia="Courier New" w:hAnsi="Courier New" w:cs="Courier New"/>
+          <w:color w:val="5F826B"/>
+          <w:sz w:val="18"/>
+          <w:lang w:val="en-US" w:eastAsia="ru-RU"/>
+        </w:rPr>
+      </w:pPr>
+      <w:r>
+        <w:rPr>
+          <w:rFonts w:ascii="Courier New" w:eastAsia="Courier New" w:hAnsi="Courier New" w:cs="Courier New"/>
+          <w:color w:val="5F826B"/>
+          <w:sz w:val="18"/>
+          <w:lang w:val="en-US" w:eastAsia="ru-RU"/>
+        </w:rPr>
+        <w:t xml:space="preserve">        toolbar.pack(fill="x")</w:t>
+      </w:r>
+    </w:p>
+    <w:p>
+      <w:pPr>
+        <w:shd w:val="clear" w:color="auto" w:fill="191A1C"/>
+        <w:spacing w:after="0" w:line="240" w:lineRule="auto"/>
+        <w:rPr>
+          <w:rFonts w:ascii="Courier New" w:eastAsia="Courier New" w:hAnsi="Courier New" w:cs="Courier New"/>
+          <w:color w:val="5F826B"/>
+          <w:sz w:val="18"/>
+          <w:lang w:val="en-US" w:eastAsia="ru-RU"/>
+        </w:rPr>
+      </w:pPr>
+    </w:p>
+    <w:p>
+      <w:pPr>
+        <w:shd w:val="clear" w:color="auto" w:fill="191A1C"/>
+        <w:spacing w:after="0" w:line="240" w:lineRule="auto"/>
+        <w:rPr>
+          <w:rFonts w:ascii="Courier New" w:eastAsia="Courier New" w:hAnsi="Courier New" w:cs="Courier New"/>
+          <w:color w:val="5F826B"/>
+          <w:sz w:val="18"/>
+          <w:lang w:val="en-US" w:eastAsia="ru-RU"/>
+        </w:rPr>
+      </w:pPr>
+      <w:r>
+        <w:rPr>
+          <w:rFonts w:ascii="Courier New" w:eastAsia="Courier New" w:hAnsi="Courier New" w:cs="Courier New"/>
+          <w:color w:val="5F826B"/>
+          <w:sz w:val="18"/>
+          <w:lang w:val="en-US" w:eastAsia="ru-RU"/>
+        </w:rPr>
+        <w:t xml:space="preserve">    def _build_table_area(self, parent):</w:t>
+      </w:r>
+    </w:p>
+    <w:p>
+      <w:pPr>
+        <w:shd w:val="clear" w:color="auto" w:fill="191A1C"/>
+        <w:spacing w:after="0" w:line="240" w:lineRule="auto"/>
+        <w:rPr>
+          <w:rFonts w:ascii="Courier New" w:eastAsia="Courier New" w:hAnsi="Courier New" w:cs="Courier New"/>
+          <w:color w:val="5F826B"/>
+          <w:sz w:val="18"/>
+          <w:lang w:val="en-US" w:eastAsia="ru-RU"/>
+        </w:rPr>
+      </w:pPr>
+      <w:r>
+        <w:rPr>
+          <w:rFonts w:ascii="Courier New" w:eastAsia="Courier New" w:hAnsi="Courier New" w:cs="Courier New"/>
+          <w:color w:val="5F826B"/>
+          <w:sz w:val="18"/>
+          <w:lang w:val="en-US" w:eastAsia="ru-RU"/>
+        </w:rPr>
+        <w:t xml:space="preserve">        frame = ttk.LabelFrame(parent, text=" </w:t>
+      </w:r>
+      <w:r>
+        <w:rPr>
+          <w:rFonts w:ascii="Courier New" w:eastAsia="Courier New" w:hAnsi="Courier New" w:cs="Courier New"/>
+          <w:color w:val="5F826B"/>
+          <w:sz w:val="18"/>
+          <w:lang w:eastAsia="ru-RU"/>
+        </w:rPr>
+        <w:t>Последовательно</w:t>
+      </w:r>
+      <w:r>
+        <w:rPr>
+          <w:rFonts w:ascii="Courier New" w:eastAsia="Courier New" w:hAnsi="Courier New" w:cs="Courier New"/>
+          <w:color w:val="5F826B"/>
+          <w:sz w:val="18"/>
+          <w:lang w:val="en-US" w:eastAsia="ru-RU"/>
+        </w:rPr>
+        <w:t>-</w:t>
+      </w:r>
+      <w:r>
+        <w:rPr>
+          <w:rFonts w:ascii="Courier New" w:eastAsia="Courier New" w:hAnsi="Courier New" w:cs="Courier New"/>
+          <w:color w:val="5F826B"/>
+          <w:sz w:val="18"/>
+          <w:lang w:eastAsia="ru-RU"/>
+        </w:rPr>
+        <w:t>параллельный</w:t>
+      </w:r>
+      <w:r>
+        <w:rPr>
+          <w:rFonts w:ascii="Courier New" w:eastAsia="Courier New" w:hAnsi="Courier New" w:cs="Courier New"/>
+          <w:color w:val="5F826B"/>
+          <w:sz w:val="18"/>
+          <w:lang w:val="en-US" w:eastAsia="ru-RU"/>
+        </w:rPr>
+        <w:t xml:space="preserve"> </w:t>
+      </w:r>
+      <w:r>
+        <w:rPr>
+          <w:rFonts w:ascii="Courier New" w:eastAsia="Courier New" w:hAnsi="Courier New" w:cs="Courier New"/>
+          <w:color w:val="5F826B"/>
+          <w:sz w:val="18"/>
+          <w:lang w:eastAsia="ru-RU"/>
+        </w:rPr>
+        <w:t>план</w:t>
+      </w:r>
+      <w:r>
+        <w:rPr>
+          <w:rFonts w:ascii="Courier New" w:eastAsia="Courier New" w:hAnsi="Courier New" w:cs="Courier New"/>
+          <w:color w:val="5F826B"/>
+          <w:sz w:val="18"/>
+          <w:lang w:val="en-US" w:eastAsia="ru-RU"/>
+        </w:rPr>
+        <w:t xml:space="preserve"> ", padding=10)</w:t>
+      </w:r>
+    </w:p>
+    <w:p>
+      <w:pPr>
+        <w:shd w:val="clear" w:color="auto" w:fill="191A1C"/>
+        <w:spacing w:after="0" w:line="240" w:lineRule="auto"/>
+        <w:rPr>
+          <w:rFonts w:ascii="Courier New" w:eastAsia="Courier New" w:hAnsi="Courier New" w:cs="Courier New"/>
+          <w:color w:val="5F826B"/>
+          <w:sz w:val="18"/>
+          <w:lang w:val="en-US" w:eastAsia="ru-RU"/>
+        </w:rPr>
+      </w:pPr>
+      <w:r>
+        <w:rPr>
+          <w:rFonts w:ascii="Courier New" w:eastAsia="Courier New" w:hAnsi="Courier New" w:cs="Courier New"/>
+          <w:color w:val="5F826B"/>
+          <w:sz w:val="18"/>
+          <w:lang w:val="en-US" w:eastAsia="ru-RU"/>
+        </w:rPr>
+        <w:t xml:space="preserve">        frame.grid(row=1, column=0, sticky="nsew")</w:t>
+      </w:r>
+    </w:p>
+    <w:p>
+      <w:pPr>
+        <w:shd w:val="clear" w:color="auto" w:fill="191A1C"/>
+        <w:spacing w:after="0" w:line="240" w:lineRule="auto"/>
+        <w:rPr>
+          <w:rFonts w:ascii="Courier New" w:eastAsia="Courier New" w:hAnsi="Courier New" w:cs="Courier New"/>
+          <w:color w:val="5F826B"/>
+          <w:sz w:val="18"/>
+          <w:lang w:val="en-US" w:eastAsia="ru-RU"/>
+        </w:rPr>
+      </w:pPr>
+      <w:r>
+        <w:rPr>
+          <w:rFonts w:ascii="Courier New" w:eastAsia="Courier New" w:hAnsi="Courier New" w:cs="Courier New"/>
+          <w:color w:val="5F826B"/>
+          <w:sz w:val="18"/>
+          <w:lang w:val="en-US" w:eastAsia="ru-RU"/>
+        </w:rPr>
+        <w:t xml:space="preserve">        </w:t>
+      </w:r>
+    </w:p>
+    <w:p>
+      <w:pPr>
+        <w:shd w:val="clear" w:color="auto" w:fill="191A1C"/>
+        <w:spacing w:after="0" w:line="240" w:lineRule="auto"/>
+        <w:rPr>
+          <w:rFonts w:ascii="Courier New" w:eastAsia="Courier New" w:hAnsi="Courier New" w:cs="Courier New"/>
+          <w:color w:val="5F826B"/>
+          <w:sz w:val="18"/>
+          <w:lang w:val="en-US" w:eastAsia="ru-RU"/>
+        </w:rPr>
+      </w:pPr>
+      <w:r>
+        <w:rPr>
+          <w:rFonts w:ascii="Courier New" w:eastAsia="Courier New" w:hAnsi="Courier New" w:cs="Courier New"/>
+          <w:color w:val="5F826B"/>
+          <w:sz w:val="18"/>
+          <w:lang w:val="en-US" w:eastAsia="ru-RU"/>
+        </w:rPr>
+        <w:t xml:space="preserve">        columns = ("level", "operations", "count")</w:t>
+      </w:r>
+    </w:p>
+    <w:p>
+      <w:pPr>
+        <w:shd w:val="clear" w:color="auto" w:fill="191A1C"/>
+        <w:spacing w:after="0" w:line="240" w:lineRule="auto"/>
+        <w:rPr>
+          <w:rFonts w:ascii="Courier New" w:eastAsia="Courier New" w:hAnsi="Courier New" w:cs="Courier New"/>
+          <w:color w:val="5F826B"/>
+          <w:sz w:val="18"/>
+          <w:lang w:val="en-US" w:eastAsia="ru-RU"/>
+        </w:rPr>
+      </w:pPr>
+      <w:r>
+        <w:rPr>
+          <w:rFonts w:ascii="Courier New" w:eastAsia="Courier New" w:hAnsi="Courier New" w:cs="Courier New"/>
+          <w:color w:val="5F826B"/>
+          <w:sz w:val="18"/>
+          <w:lang w:val="en-US" w:eastAsia="ru-RU"/>
+        </w:rPr>
+        <w:t xml:space="preserve">        self.tree = ttk.Treeview(frame, columns=columns, show="headings", height=5)</w:t>
+      </w:r>
+    </w:p>
+    <w:p>
+      <w:pPr>
+        <w:shd w:val="clear" w:color="auto" w:fill="191A1C"/>
+        <w:spacing w:after="0" w:line="240" w:lineRule="auto"/>
+        <w:rPr>
+          <w:rFonts w:ascii="Courier New" w:eastAsia="Courier New" w:hAnsi="Courier New" w:cs="Courier New"/>
+          <w:color w:val="5F826B"/>
+          <w:sz w:val="18"/>
+          <w:lang w:val="en-US" w:eastAsia="ru-RU"/>
+        </w:rPr>
+      </w:pPr>
+      <w:r>
+        <w:rPr>
+          <w:rFonts w:ascii="Courier New" w:eastAsia="Courier New" w:hAnsi="Courier New" w:cs="Courier New"/>
+          <w:color w:val="5F826B"/>
+          <w:sz w:val="18"/>
+          <w:lang w:val="en-US" w:eastAsia="ru-RU"/>
+        </w:rPr>
+        <w:t xml:space="preserve">        self.tree.heading("level", text="</w:t>
+      </w:r>
+      <w:r>
+        <w:rPr>
+          <w:rFonts w:ascii="Courier New" w:eastAsia="Courier New" w:hAnsi="Courier New" w:cs="Courier New"/>
+          <w:color w:val="5F826B"/>
+          <w:sz w:val="18"/>
+          <w:lang w:eastAsia="ru-RU"/>
+        </w:rPr>
+        <w:t>Временной</w:t>
+      </w:r>
+      <w:r>
+        <w:rPr>
+          <w:rFonts w:ascii="Courier New" w:eastAsia="Courier New" w:hAnsi="Courier New" w:cs="Courier New"/>
+          <w:color w:val="5F826B"/>
+          <w:sz w:val="18"/>
+          <w:lang w:val="en-US" w:eastAsia="ru-RU"/>
+        </w:rPr>
+        <w:t xml:space="preserve"> </w:t>
+      </w:r>
+      <w:r>
+        <w:rPr>
+          <w:rFonts w:ascii="Courier New" w:eastAsia="Courier New" w:hAnsi="Courier New" w:cs="Courier New"/>
+          <w:color w:val="5F826B"/>
+          <w:sz w:val="18"/>
+          <w:lang w:eastAsia="ru-RU"/>
+        </w:rPr>
+        <w:t>шаг</w:t>
+      </w:r>
+      <w:r>
+        <w:rPr>
+          <w:rFonts w:ascii="Courier New" w:eastAsia="Courier New" w:hAnsi="Courier New" w:cs="Courier New"/>
+          <w:color w:val="5F826B"/>
+          <w:sz w:val="18"/>
+          <w:lang w:val="en-US" w:eastAsia="ru-RU"/>
+        </w:rPr>
+        <w:t xml:space="preserve"> (</w:t>
+      </w:r>
+      <w:r>
+        <w:rPr>
+          <w:rFonts w:ascii="Courier New" w:eastAsia="Courier New" w:hAnsi="Courier New" w:cs="Courier New"/>
+          <w:color w:val="5F826B"/>
+          <w:sz w:val="18"/>
+          <w:lang w:eastAsia="ru-RU"/>
+        </w:rPr>
+        <w:t>Ярус</w:t>
+      </w:r>
+      <w:r>
+        <w:rPr>
+          <w:rFonts w:ascii="Courier New" w:eastAsia="Courier New" w:hAnsi="Courier New" w:cs="Courier New"/>
+          <w:color w:val="5F826B"/>
+          <w:sz w:val="18"/>
+          <w:lang w:val="en-US" w:eastAsia="ru-RU"/>
+        </w:rPr>
+        <w:t>)")</w:t>
+      </w:r>
+    </w:p>
+    <w:p>
+      <w:pPr>
+        <w:shd w:val="clear" w:color="auto" w:fill="191A1C"/>
+        <w:spacing w:after="0" w:line="240" w:lineRule="auto"/>
+        <w:rPr>
+          <w:rFonts w:ascii="Courier New" w:eastAsia="Courier New" w:hAnsi="Courier New" w:cs="Courier New"/>
+          <w:color w:val="5F826B"/>
+          <w:sz w:val="18"/>
+          <w:lang w:val="en-US" w:eastAsia="ru-RU"/>
+        </w:rPr>
+      </w:pPr>
+      <w:r>
+        <w:rPr>
+          <w:rFonts w:ascii="Courier New" w:eastAsia="Courier New" w:hAnsi="Courier New" w:cs="Courier New"/>
+          <w:color w:val="5F826B"/>
+          <w:sz w:val="18"/>
+          <w:lang w:val="en-US" w:eastAsia="ru-RU"/>
+        </w:rPr>
+        <w:t xml:space="preserve">        self.tree.heading("operations", text="</w:t>
+      </w:r>
+      <w:r>
+        <w:rPr>
+          <w:rFonts w:ascii="Courier New" w:eastAsia="Courier New" w:hAnsi="Courier New" w:cs="Courier New"/>
+          <w:color w:val="5F826B"/>
+          <w:sz w:val="18"/>
+          <w:lang w:eastAsia="ru-RU"/>
+        </w:rPr>
+        <w:t>Операции</w:t>
+      </w:r>
+      <w:r>
+        <w:rPr>
+          <w:rFonts w:ascii="Courier New" w:eastAsia="Courier New" w:hAnsi="Courier New" w:cs="Courier New"/>
+          <w:color w:val="5F826B"/>
+          <w:sz w:val="18"/>
+          <w:lang w:val="en-US" w:eastAsia="ru-RU"/>
+        </w:rPr>
+        <w:t xml:space="preserve"> (</w:t>
+      </w:r>
+      <w:r>
+        <w:rPr>
+          <w:rFonts w:ascii="Courier New" w:eastAsia="Courier New" w:hAnsi="Courier New" w:cs="Courier New"/>
+          <w:color w:val="5F826B"/>
+          <w:sz w:val="18"/>
+          <w:lang w:eastAsia="ru-RU"/>
+        </w:rPr>
+        <w:t>выполняются</w:t>
+      </w:r>
+      <w:r>
+        <w:rPr>
+          <w:rFonts w:ascii="Courier New" w:eastAsia="Courier New" w:hAnsi="Courier New" w:cs="Courier New"/>
+          <w:color w:val="5F826B"/>
+          <w:sz w:val="18"/>
+          <w:lang w:val="en-US" w:eastAsia="ru-RU"/>
+        </w:rPr>
+        <w:t xml:space="preserve"> </w:t>
+      </w:r>
+      <w:r>
+        <w:rPr>
+          <w:rFonts w:ascii="Courier New" w:eastAsia="Courier New" w:hAnsi="Courier New" w:cs="Courier New"/>
+          <w:color w:val="5F826B"/>
+          <w:sz w:val="18"/>
+          <w:lang w:eastAsia="ru-RU"/>
+        </w:rPr>
+        <w:t>параллельно</w:t>
+      </w:r>
+      <w:r>
+        <w:rPr>
+          <w:rFonts w:ascii="Courier New" w:eastAsia="Courier New" w:hAnsi="Courier New" w:cs="Courier New"/>
+          <w:color w:val="5F826B"/>
+          <w:sz w:val="18"/>
+          <w:lang w:val="en-US" w:eastAsia="ru-RU"/>
+        </w:rPr>
+        <w:t>)")</w:t>
+      </w:r>
+    </w:p>
+    <w:p>
+      <w:pPr>
+        <w:shd w:val="clear" w:color="auto" w:fill="191A1C"/>
+        <w:spacing w:after="0" w:line="240" w:lineRule="auto"/>
+        <w:rPr>
+          <w:rFonts w:ascii="Courier New" w:eastAsia="Courier New" w:hAnsi="Courier New" w:cs="Courier New"/>
+          <w:color w:val="5F826B"/>
+          <w:sz w:val="18"/>
+          <w:lang w:val="en-US" w:eastAsia="ru-RU"/>
+        </w:rPr>
+      </w:pPr>
+      <w:r>
+        <w:rPr>
+          <w:rFonts w:ascii="Courier New" w:eastAsia="Courier New" w:hAnsi="Courier New" w:cs="Courier New"/>
+          <w:color w:val="5F826B"/>
+          <w:sz w:val="18"/>
+          <w:lang w:val="en-US" w:eastAsia="ru-RU"/>
+        </w:rPr>
+        <w:t xml:space="preserve">        self.tree.heading("count", text="</w:t>
+      </w:r>
+      <w:r>
+        <w:rPr>
+          <w:rFonts w:ascii="Courier New" w:eastAsia="Courier New" w:hAnsi="Courier New" w:cs="Courier New"/>
+          <w:color w:val="5F826B"/>
+          <w:sz w:val="18"/>
+          <w:lang w:eastAsia="ru-RU"/>
+        </w:rPr>
+        <w:t>Кол</w:t>
+      </w:r>
+      <w:r>
+        <w:rPr>
+          <w:rFonts w:ascii="Courier New" w:eastAsia="Courier New" w:hAnsi="Courier New" w:cs="Courier New"/>
+          <w:color w:val="5F826B"/>
+          <w:sz w:val="18"/>
+          <w:lang w:val="en-US" w:eastAsia="ru-RU"/>
+        </w:rPr>
+        <w:t>-</w:t>
+      </w:r>
+      <w:r>
+        <w:rPr>
+          <w:rFonts w:ascii="Courier New" w:eastAsia="Courier New" w:hAnsi="Courier New" w:cs="Courier New"/>
+          <w:color w:val="5F826B"/>
+          <w:sz w:val="18"/>
+          <w:lang w:eastAsia="ru-RU"/>
+        </w:rPr>
+        <w:t>во</w:t>
+      </w:r>
+      <w:r>
+        <w:rPr>
+          <w:rFonts w:ascii="Courier New" w:eastAsia="Courier New" w:hAnsi="Courier New" w:cs="Courier New"/>
+          <w:color w:val="5F826B"/>
+          <w:sz w:val="18"/>
+          <w:lang w:val="en-US" w:eastAsia="ru-RU"/>
+        </w:rPr>
+        <w:t>")</w:t>
+      </w:r>
+    </w:p>
+    <w:p>
+      <w:pPr>
+        <w:shd w:val="clear" w:color="auto" w:fill="191A1C"/>
+        <w:spacing w:after="0" w:line="240" w:lineRule="auto"/>
+        <w:rPr>
+          <w:rFonts w:ascii="Courier New" w:eastAsia="Courier New" w:hAnsi="Courier New" w:cs="Courier New"/>
+          <w:color w:val="5F826B"/>
+          <w:sz w:val="18"/>
+          <w:lang w:val="en-US" w:eastAsia="ru-RU"/>
+        </w:rPr>
+      </w:pPr>
+      <w:r>
+        <w:rPr>
+          <w:rFonts w:ascii="Courier New" w:eastAsia="Courier New" w:hAnsi="Courier New" w:cs="Courier New"/>
+          <w:color w:val="5F826B"/>
+          <w:sz w:val="18"/>
+          <w:lang w:val="en-US" w:eastAsia="ru-RU"/>
+        </w:rPr>
+        <w:t xml:space="preserve">        </w:t>
+      </w:r>
+    </w:p>
+    <w:p>
+      <w:pPr>
+        <w:shd w:val="clear" w:color="auto" w:fill="191A1C"/>
+        <w:spacing w:after="0" w:line="240" w:lineRule="auto"/>
+        <w:rPr>
+          <w:rFonts w:ascii="Courier New" w:eastAsia="Courier New" w:hAnsi="Courier New" w:cs="Courier New"/>
+          <w:color w:val="5F826B"/>
+          <w:sz w:val="18"/>
+          <w:lang w:val="en-US" w:eastAsia="ru-RU"/>
+        </w:rPr>
+      </w:pPr>
+      <w:r>
+        <w:rPr>
+          <w:rFonts w:ascii="Courier New" w:eastAsia="Courier New" w:hAnsi="Courier New" w:cs="Courier New"/>
+          <w:color w:val="5F826B"/>
+          <w:sz w:val="18"/>
+          <w:lang w:val="en-US" w:eastAsia="ru-RU"/>
+        </w:rPr>
+        <w:t xml:space="preserve">        self.tree.column("level", width=150, anchor="center")</w:t>
+      </w:r>
+    </w:p>
+    <w:p>
+      <w:pPr>
+        <w:shd w:val="clear" w:color="auto" w:fill="191A1C"/>
+        <w:spacing w:after="0" w:line="240" w:lineRule="auto"/>
+        <w:rPr>
+          <w:rFonts w:ascii="Courier New" w:eastAsia="Courier New" w:hAnsi="Courier New" w:cs="Courier New"/>
+          <w:color w:val="5F826B"/>
+          <w:sz w:val="18"/>
+          <w:lang w:val="en-US" w:eastAsia="ru-RU"/>
+        </w:rPr>
+      </w:pPr>
+      <w:r>
+        <w:rPr>
+          <w:rFonts w:ascii="Courier New" w:eastAsia="Courier New" w:hAnsi="Courier New" w:cs="Courier New"/>
+          <w:color w:val="5F826B"/>
+          <w:sz w:val="18"/>
+          <w:lang w:val="en-US" w:eastAsia="ru-RU"/>
+        </w:rPr>
+        <w:t xml:space="preserve">        self.tree.column("operations", width=400, anchor="center")</w:t>
+      </w:r>
+    </w:p>
+    <w:p>
+      <w:pPr>
+        <w:shd w:val="clear" w:color="auto" w:fill="191A1C"/>
+        <w:spacing w:after="0" w:line="240" w:lineRule="auto"/>
+        <w:rPr>
+          <w:rFonts w:ascii="Courier New" w:eastAsia="Courier New" w:hAnsi="Courier New" w:cs="Courier New"/>
+          <w:color w:val="5F826B"/>
+          <w:sz w:val="18"/>
+          <w:lang w:val="en-US" w:eastAsia="ru-RU"/>
+        </w:rPr>
+      </w:pPr>
+      <w:r>
+        <w:rPr>
+          <w:rFonts w:ascii="Courier New" w:eastAsia="Courier New" w:hAnsi="Courier New" w:cs="Courier New"/>
+          <w:color w:val="5F826B"/>
+          <w:sz w:val="18"/>
+          <w:lang w:val="en-US" w:eastAsia="ru-RU"/>
+        </w:rPr>
+        <w:t xml:space="preserve">        self.tree.column("count", width=100, anchor="center")</w:t>
+      </w:r>
+    </w:p>
+    <w:p>
+      <w:pPr>
+        <w:shd w:val="clear" w:color="auto" w:fill="191A1C"/>
+        <w:spacing w:after="0" w:line="240" w:lineRule="auto"/>
+        <w:rPr>
+          <w:rFonts w:ascii="Courier New" w:eastAsia="Courier New" w:hAnsi="Courier New" w:cs="Courier New"/>
+          <w:color w:val="5F826B"/>
+          <w:sz w:val="18"/>
+          <w:lang w:val="en-US" w:eastAsia="ru-RU"/>
+        </w:rPr>
+      </w:pPr>
+      <w:r>
+        <w:rPr>
+          <w:rFonts w:ascii="Courier New" w:eastAsia="Courier New" w:hAnsi="Courier New" w:cs="Courier New"/>
+          <w:color w:val="5F826B"/>
+          <w:sz w:val="18"/>
+          <w:lang w:val="en-US" w:eastAsia="ru-RU"/>
+        </w:rPr>
+        <w:t xml:space="preserve">        </w:t>
+      </w:r>
+    </w:p>
+    <w:p>
+      <w:pPr>
+        <w:shd w:val="clear" w:color="auto" w:fill="191A1C"/>
+        <w:spacing w:after="0" w:line="240" w:lineRule="auto"/>
+        <w:rPr>
+          <w:rFonts w:ascii="Courier New" w:eastAsia="Courier New" w:hAnsi="Courier New" w:cs="Courier New"/>
+          <w:color w:val="5F826B"/>
+          <w:sz w:val="18"/>
+          <w:lang w:val="en-US" w:eastAsia="ru-RU"/>
+        </w:rPr>
+      </w:pPr>
+      <w:r>
+        <w:rPr>
+          <w:rFonts w:ascii="Courier New" w:eastAsia="Courier New" w:hAnsi="Courier New" w:cs="Courier New"/>
+          <w:color w:val="5F826B"/>
+          <w:sz w:val="18"/>
+          <w:lang w:val="en-US" w:eastAsia="ru-RU"/>
+        </w:rPr>
+        <w:t xml:space="preserve">        scrollbar = ttk.Scrollbar(frame, orient="vertical", command=self.tree.yview)</w:t>
+      </w:r>
+    </w:p>
+    <w:p>
+      <w:pPr>
+        <w:shd w:val="clear" w:color="auto" w:fill="191A1C"/>
+        <w:spacing w:after="0" w:line="240" w:lineRule="auto"/>
+        <w:rPr>
+          <w:rFonts w:ascii="Courier New" w:eastAsia="Courier New" w:hAnsi="Courier New" w:cs="Courier New"/>
+          <w:color w:val="5F826B"/>
+          <w:sz w:val="18"/>
+          <w:lang w:val="en-US" w:eastAsia="ru-RU"/>
+        </w:rPr>
+      </w:pPr>
+      <w:r>
+        <w:rPr>
+          <w:rFonts w:ascii="Courier New" w:eastAsia="Courier New" w:hAnsi="Courier New" w:cs="Courier New"/>
+          <w:color w:val="5F826B"/>
+          <w:sz w:val="18"/>
+          <w:lang w:val="en-US" w:eastAsia="ru-RU"/>
+        </w:rPr>
         <w:lastRenderedPageBreak/>
-        <w:t xml:space="preserve">        self.canvas = FigureCanvasTkAgg(self.fig, master=frame)</w:t>
-      </w:r>
-    </w:p>
-    <w:p>
-      <w:pPr>
-        <w:shd w:val="clear" w:color="auto" w:fill="191A1C"/>
-        <w:spacing w:after="0" w:line="240" w:lineRule="auto"/>
-        <w:rPr>
-          <w:rFonts w:ascii="Courier New" w:eastAsia="Courier New" w:hAnsi="Courier New" w:cs="Courier New"/>
-          <w:color w:val="5F826B"/>
-          <w:sz w:val="18"/>
-          <w:lang w:val="en-US" w:eastAsia="ru-RU"/>
-        </w:rPr>
-      </w:pPr>
-      <w:r>
-        <w:rPr>
-          <w:rFonts w:ascii="Courier New" w:eastAsia="Courier New" w:hAnsi="Courier New" w:cs="Courier New"/>
-          <w:color w:val="5F826B"/>
-          <w:sz w:val="18"/>
-          <w:lang w:val="en-US" w:eastAsia="ru-RU"/>
-        </w:rPr>
-        <w:t xml:space="preserve">        self.canvas.get_tk_widget().pack(fill="both", expand=True)</w:t>
+        <w:t xml:space="preserve">        self.tree.configure(yscrollcommand=scrollbar.set)</w:t>
       </w:r>
     </w:p>
     <w:p>
@@ -6558,178 +7182,367 @@
           <w:sz w:val="18"/>
           <w:lang w:val="en-US" w:eastAsia="ru-RU"/>
         </w:rPr>
-        <w:t xml:space="preserve">        toolbar = NavigationToolbar2Tk(self.canvas, frame, pack_toolbar=False)</w:t>
-      </w:r>
-    </w:p>
-    <w:p>
-      <w:pPr>
-        <w:shd w:val="clear" w:color="auto" w:fill="191A1C"/>
-        <w:spacing w:after="0" w:line="240" w:lineRule="auto"/>
-        <w:rPr>
-          <w:rFonts w:ascii="Courier New" w:eastAsia="Courier New" w:hAnsi="Courier New" w:cs="Courier New"/>
-          <w:color w:val="5F826B"/>
-          <w:sz w:val="18"/>
-          <w:lang w:val="en-US" w:eastAsia="ru-RU"/>
-        </w:rPr>
-      </w:pPr>
-      <w:r>
-        <w:rPr>
-          <w:rFonts w:ascii="Courier New" w:eastAsia="Courier New" w:hAnsi="Courier New" w:cs="Courier New"/>
-          <w:color w:val="5F826B"/>
-          <w:sz w:val="18"/>
-          <w:lang w:val="en-US" w:eastAsia="ru-RU"/>
-        </w:rPr>
-        <w:t xml:space="preserve">        toolbar.update()</w:t>
-      </w:r>
-    </w:p>
-    <w:p>
-      <w:pPr>
-        <w:shd w:val="clear" w:color="auto" w:fill="191A1C"/>
-        <w:spacing w:after="0" w:line="240" w:lineRule="auto"/>
-        <w:rPr>
-          <w:rFonts w:ascii="Courier New" w:eastAsia="Courier New" w:hAnsi="Courier New" w:cs="Courier New"/>
-          <w:color w:val="5F826B"/>
-          <w:sz w:val="18"/>
-          <w:lang w:val="en-US" w:eastAsia="ru-RU"/>
-        </w:rPr>
-      </w:pPr>
-      <w:r>
-        <w:rPr>
-          <w:rFonts w:ascii="Courier New" w:eastAsia="Courier New" w:hAnsi="Courier New" w:cs="Courier New"/>
-          <w:color w:val="5F826B"/>
-          <w:sz w:val="18"/>
-          <w:lang w:val="en-US" w:eastAsia="ru-RU"/>
-        </w:rPr>
-        <w:t xml:space="preserve">        toolbar.pack(fill="x")</w:t>
-      </w:r>
-    </w:p>
-    <w:p>
-      <w:pPr>
-        <w:shd w:val="clear" w:color="auto" w:fill="191A1C"/>
-        <w:spacing w:after="0" w:line="240" w:lineRule="auto"/>
-        <w:rPr>
-          <w:rFonts w:ascii="Courier New" w:eastAsia="Courier New" w:hAnsi="Courier New" w:cs="Courier New"/>
-          <w:color w:val="5F826B"/>
-          <w:sz w:val="18"/>
-          <w:lang w:val="en-US" w:eastAsia="ru-RU"/>
-        </w:rPr>
-      </w:pPr>
-    </w:p>
-    <w:p>
-      <w:pPr>
-        <w:shd w:val="clear" w:color="auto" w:fill="191A1C"/>
-        <w:spacing w:after="0" w:line="240" w:lineRule="auto"/>
-        <w:rPr>
-          <w:rFonts w:ascii="Courier New" w:eastAsia="Courier New" w:hAnsi="Courier New" w:cs="Courier New"/>
-          <w:color w:val="5F826B"/>
-          <w:sz w:val="18"/>
-          <w:lang w:val="en-US" w:eastAsia="ru-RU"/>
-        </w:rPr>
-      </w:pPr>
-      <w:r>
-        <w:rPr>
-          <w:rFonts w:ascii="Courier New" w:eastAsia="Courier New" w:hAnsi="Courier New" w:cs="Courier New"/>
-          <w:color w:val="5F826B"/>
-          <w:sz w:val="18"/>
-          <w:lang w:val="en-US" w:eastAsia="ru-RU"/>
-        </w:rPr>
-        <w:t xml:space="preserve">    def _build_table_area(self, parent):</w:t>
-      </w:r>
-    </w:p>
-    <w:p>
-      <w:pPr>
-        <w:shd w:val="clear" w:color="auto" w:fill="191A1C"/>
-        <w:spacing w:after="0" w:line="240" w:lineRule="auto"/>
-        <w:rPr>
-          <w:rFonts w:ascii="Courier New" w:eastAsia="Courier New" w:hAnsi="Courier New" w:cs="Courier New"/>
-          <w:color w:val="5F826B"/>
-          <w:sz w:val="18"/>
-          <w:lang w:val="en-US" w:eastAsia="ru-RU"/>
-        </w:rPr>
-      </w:pPr>
-      <w:r>
-        <w:rPr>
-          <w:rFonts w:ascii="Courier New" w:eastAsia="Courier New" w:hAnsi="Courier New" w:cs="Courier New"/>
-          <w:color w:val="5F826B"/>
-          <w:sz w:val="18"/>
-          <w:lang w:val="en-US" w:eastAsia="ru-RU"/>
-        </w:rPr>
-        <w:t xml:space="preserve">        frame = ttk.LabelFrame(parent, text=" </w:t>
-      </w:r>
-      <w:r>
-        <w:rPr>
-          <w:rFonts w:ascii="Courier New" w:eastAsia="Courier New" w:hAnsi="Courier New" w:cs="Courier New"/>
-          <w:color w:val="5F826B"/>
-          <w:sz w:val="18"/>
-          <w:lang w:eastAsia="ru-RU"/>
-        </w:rPr>
-        <w:t>Последовательно</w:t>
-      </w:r>
-      <w:r>
-        <w:rPr>
-          <w:rFonts w:ascii="Courier New" w:eastAsia="Courier New" w:hAnsi="Courier New" w:cs="Courier New"/>
-          <w:color w:val="5F826B"/>
-          <w:sz w:val="18"/>
-          <w:lang w:val="en-US" w:eastAsia="ru-RU"/>
-        </w:rPr>
-        <w:t>-</w:t>
-      </w:r>
-      <w:r>
-        <w:rPr>
-          <w:rFonts w:ascii="Courier New" w:eastAsia="Courier New" w:hAnsi="Courier New" w:cs="Courier New"/>
-          <w:color w:val="5F826B"/>
-          <w:sz w:val="18"/>
-          <w:lang w:eastAsia="ru-RU"/>
-        </w:rPr>
-        <w:t>параллельный</w:t>
-      </w:r>
-      <w:r>
-        <w:rPr>
-          <w:rFonts w:ascii="Courier New" w:eastAsia="Courier New" w:hAnsi="Courier New" w:cs="Courier New"/>
-          <w:color w:val="5F826B"/>
-          <w:sz w:val="18"/>
-          <w:lang w:val="en-US" w:eastAsia="ru-RU"/>
-        </w:rPr>
-        <w:t xml:space="preserve"> </w:t>
-      </w:r>
-      <w:r>
-        <w:rPr>
-          <w:rFonts w:ascii="Courier New" w:eastAsia="Courier New" w:hAnsi="Courier New" w:cs="Courier New"/>
-          <w:color w:val="5F826B"/>
-          <w:sz w:val="18"/>
-          <w:lang w:eastAsia="ru-RU"/>
-        </w:rPr>
-        <w:t>план</w:t>
-      </w:r>
-      <w:r>
-        <w:rPr>
-          <w:rFonts w:ascii="Courier New" w:eastAsia="Courier New" w:hAnsi="Courier New" w:cs="Courier New"/>
-          <w:color w:val="5F826B"/>
-          <w:sz w:val="18"/>
-          <w:lang w:val="en-US" w:eastAsia="ru-RU"/>
-        </w:rPr>
-        <w:t xml:space="preserve"> ", padding=10)</w:t>
-      </w:r>
-    </w:p>
-    <w:p>
-      <w:pPr>
-        <w:shd w:val="clear" w:color="auto" w:fill="191A1C"/>
-        <w:spacing w:after="0" w:line="240" w:lineRule="auto"/>
-        <w:rPr>
-          <w:rFonts w:ascii="Courier New" w:eastAsia="Courier New" w:hAnsi="Courier New" w:cs="Courier New"/>
-          <w:color w:val="5F826B"/>
-          <w:sz w:val="18"/>
-          <w:lang w:val="en-US" w:eastAsia="ru-RU"/>
-        </w:rPr>
-      </w:pPr>
-      <w:r>
-        <w:rPr>
-          <w:rFonts w:ascii="Courier New" w:eastAsia="Courier New" w:hAnsi="Courier New" w:cs="Courier New"/>
-          <w:color w:val="5F826B"/>
-          <w:sz w:val="18"/>
-          <w:lang w:val="en-US" w:eastAsia="ru-RU"/>
-        </w:rPr>
-        <w:t xml:space="preserve">        frame.grid(row=1, column=0, sticky="nsew")</w:t>
+        <w:t xml:space="preserve">        self.tree.pack(side="left", fill="both", expand=True)</w:t>
+      </w:r>
+    </w:p>
+    <w:p>
+      <w:pPr>
+        <w:shd w:val="clear" w:color="auto" w:fill="191A1C"/>
+        <w:spacing w:after="0" w:line="240" w:lineRule="auto"/>
+        <w:rPr>
+          <w:rFonts w:ascii="Courier New" w:eastAsia="Courier New" w:hAnsi="Courier New" w:cs="Courier New"/>
+          <w:color w:val="5F826B"/>
+          <w:sz w:val="18"/>
+          <w:lang w:val="en-US" w:eastAsia="ru-RU"/>
+        </w:rPr>
+      </w:pPr>
+      <w:r>
+        <w:rPr>
+          <w:rFonts w:ascii="Courier New" w:eastAsia="Courier New" w:hAnsi="Courier New" w:cs="Courier New"/>
+          <w:color w:val="5F826B"/>
+          <w:sz w:val="18"/>
+          <w:lang w:val="en-US" w:eastAsia="ru-RU"/>
+        </w:rPr>
+        <w:t xml:space="preserve">        scrollbar.pack(side="right", fill="y")</w:t>
+      </w:r>
+    </w:p>
+    <w:p>
+      <w:pPr>
+        <w:shd w:val="clear" w:color="auto" w:fill="191A1C"/>
+        <w:spacing w:after="0" w:line="240" w:lineRule="auto"/>
+        <w:rPr>
+          <w:rFonts w:ascii="Courier New" w:eastAsia="Courier New" w:hAnsi="Courier New" w:cs="Courier New"/>
+          <w:color w:val="5F826B"/>
+          <w:sz w:val="18"/>
+          <w:lang w:val="en-US" w:eastAsia="ru-RU"/>
+        </w:rPr>
+      </w:pPr>
+    </w:p>
+    <w:p>
+      <w:pPr>
+        <w:shd w:val="clear" w:color="auto" w:fill="191A1C"/>
+        <w:spacing w:after="0" w:line="240" w:lineRule="auto"/>
+        <w:rPr>
+          <w:rFonts w:ascii="Courier New" w:eastAsia="Courier New" w:hAnsi="Courier New" w:cs="Courier New"/>
+          <w:color w:val="5F826B"/>
+          <w:sz w:val="18"/>
+          <w:lang w:val="en-US" w:eastAsia="ru-RU"/>
+        </w:rPr>
+      </w:pPr>
+      <w:r>
+        <w:rPr>
+          <w:rFonts w:ascii="Courier New" w:eastAsia="Courier New" w:hAnsi="Courier New" w:cs="Courier New"/>
+          <w:color w:val="5F826B"/>
+          <w:sz w:val="18"/>
+          <w:lang w:val="en-US" w:eastAsia="ru-RU"/>
+        </w:rPr>
+        <w:t xml:space="preserve">    def parse_edges(self):</w:t>
+      </w:r>
+    </w:p>
+    <w:p>
+      <w:pPr>
+        <w:shd w:val="clear" w:color="auto" w:fill="191A1C"/>
+        <w:spacing w:after="0" w:line="240" w:lineRule="auto"/>
+        <w:rPr>
+          <w:rFonts w:ascii="Courier New" w:eastAsia="Courier New" w:hAnsi="Courier New" w:cs="Courier New"/>
+          <w:color w:val="5F826B"/>
+          <w:sz w:val="18"/>
+          <w:lang w:val="en-US" w:eastAsia="ru-RU"/>
+        </w:rPr>
+      </w:pPr>
+      <w:r>
+        <w:rPr>
+          <w:rFonts w:ascii="Courier New" w:eastAsia="Courier New" w:hAnsi="Courier New" w:cs="Courier New"/>
+          <w:color w:val="5F826B"/>
+          <w:sz w:val="18"/>
+          <w:lang w:val="en-US" w:eastAsia="ru-RU"/>
+        </w:rPr>
+        <w:t xml:space="preserve">        text = self.edges_entry.get("1.0", "end-1c")</w:t>
+      </w:r>
+    </w:p>
+    <w:p>
+      <w:pPr>
+        <w:shd w:val="clear" w:color="auto" w:fill="191A1C"/>
+        <w:spacing w:after="0" w:line="240" w:lineRule="auto"/>
+        <w:rPr>
+          <w:rFonts w:ascii="Courier New" w:eastAsia="Courier New" w:hAnsi="Courier New" w:cs="Courier New"/>
+          <w:color w:val="5F826B"/>
+          <w:sz w:val="18"/>
+          <w:lang w:val="en-US" w:eastAsia="ru-RU"/>
+        </w:rPr>
+      </w:pPr>
+      <w:r>
+        <w:rPr>
+          <w:rFonts w:ascii="Courier New" w:eastAsia="Courier New" w:hAnsi="Courier New" w:cs="Courier New"/>
+          <w:color w:val="5F826B"/>
+          <w:sz w:val="18"/>
+          <w:lang w:val="en-US" w:eastAsia="ru-RU"/>
+        </w:rPr>
+        <w:t xml:space="preserve">        text = text.replace("\n", ",").replace(" ", "")</w:t>
+      </w:r>
+    </w:p>
+    <w:p>
+      <w:pPr>
+        <w:shd w:val="clear" w:color="auto" w:fill="191A1C"/>
+        <w:spacing w:after="0" w:line="240" w:lineRule="auto"/>
+        <w:rPr>
+          <w:rFonts w:ascii="Courier New" w:eastAsia="Courier New" w:hAnsi="Courier New" w:cs="Courier New"/>
+          <w:color w:val="5F826B"/>
+          <w:sz w:val="18"/>
+          <w:lang w:val="en-US" w:eastAsia="ru-RU"/>
+        </w:rPr>
+      </w:pPr>
+      <w:r>
+        <w:rPr>
+          <w:rFonts w:ascii="Courier New" w:eastAsia="Courier New" w:hAnsi="Courier New" w:cs="Courier New"/>
+          <w:color w:val="5F826B"/>
+          <w:sz w:val="18"/>
+          <w:lang w:val="en-US" w:eastAsia="ru-RU"/>
+        </w:rPr>
+        <w:t xml:space="preserve">        edges = []</w:t>
+      </w:r>
+    </w:p>
+    <w:p>
+      <w:pPr>
+        <w:shd w:val="clear" w:color="auto" w:fill="191A1C"/>
+        <w:spacing w:after="0" w:line="240" w:lineRule="auto"/>
+        <w:rPr>
+          <w:rFonts w:ascii="Courier New" w:eastAsia="Courier New" w:hAnsi="Courier New" w:cs="Courier New"/>
+          <w:color w:val="5F826B"/>
+          <w:sz w:val="18"/>
+          <w:lang w:val="en-US" w:eastAsia="ru-RU"/>
+        </w:rPr>
+      </w:pPr>
+      <w:r>
+        <w:rPr>
+          <w:rFonts w:ascii="Courier New" w:eastAsia="Courier New" w:hAnsi="Courier New" w:cs="Courier New"/>
+          <w:color w:val="5F826B"/>
+          <w:sz w:val="18"/>
+          <w:lang w:val="en-US" w:eastAsia="ru-RU"/>
+        </w:rPr>
+        <w:t xml:space="preserve">        for pair in text.split(","):</w:t>
+      </w:r>
+    </w:p>
+    <w:p>
+      <w:pPr>
+        <w:shd w:val="clear" w:color="auto" w:fill="191A1C"/>
+        <w:spacing w:after="0" w:line="240" w:lineRule="auto"/>
+        <w:rPr>
+          <w:rFonts w:ascii="Courier New" w:eastAsia="Courier New" w:hAnsi="Courier New" w:cs="Courier New"/>
+          <w:color w:val="5F826B"/>
+          <w:sz w:val="18"/>
+          <w:lang w:val="en-US" w:eastAsia="ru-RU"/>
+        </w:rPr>
+      </w:pPr>
+      <w:r>
+        <w:rPr>
+          <w:rFonts w:ascii="Courier New" w:eastAsia="Courier New" w:hAnsi="Courier New" w:cs="Courier New"/>
+          <w:color w:val="5F826B"/>
+          <w:sz w:val="18"/>
+          <w:lang w:val="en-US" w:eastAsia="ru-RU"/>
+        </w:rPr>
+        <w:t xml:space="preserve">            if not pair: continue</w:t>
+      </w:r>
+    </w:p>
+    <w:p>
+      <w:pPr>
+        <w:shd w:val="clear" w:color="auto" w:fill="191A1C"/>
+        <w:spacing w:after="0" w:line="240" w:lineRule="auto"/>
+        <w:rPr>
+          <w:rFonts w:ascii="Courier New" w:eastAsia="Courier New" w:hAnsi="Courier New" w:cs="Courier New"/>
+          <w:color w:val="5F826B"/>
+          <w:sz w:val="18"/>
+          <w:lang w:val="en-US" w:eastAsia="ru-RU"/>
+        </w:rPr>
+      </w:pPr>
+      <w:r>
+        <w:rPr>
+          <w:rFonts w:ascii="Courier New" w:eastAsia="Courier New" w:hAnsi="Courier New" w:cs="Courier New"/>
+          <w:color w:val="5F826B"/>
+          <w:sz w:val="18"/>
+          <w:lang w:val="en-US" w:eastAsia="ru-RU"/>
+        </w:rPr>
+        <w:t xml:space="preserve">            try:</w:t>
+      </w:r>
+    </w:p>
+    <w:p>
+      <w:pPr>
+        <w:shd w:val="clear" w:color="auto" w:fill="191A1C"/>
+        <w:spacing w:after="0" w:line="240" w:lineRule="auto"/>
+        <w:rPr>
+          <w:rFonts w:ascii="Courier New" w:eastAsia="Courier New" w:hAnsi="Courier New" w:cs="Courier New"/>
+          <w:color w:val="5F826B"/>
+          <w:sz w:val="18"/>
+          <w:lang w:val="en-US" w:eastAsia="ru-RU"/>
+        </w:rPr>
+      </w:pPr>
+      <w:r>
+        <w:rPr>
+          <w:rFonts w:ascii="Courier New" w:eastAsia="Courier New" w:hAnsi="Courier New" w:cs="Courier New"/>
+          <w:color w:val="5F826B"/>
+          <w:sz w:val="18"/>
+          <w:lang w:val="en-US" w:eastAsia="ru-RU"/>
+        </w:rPr>
+        <w:t xml:space="preserve">                u, v = pair.split("-")</w:t>
+      </w:r>
+    </w:p>
+    <w:p>
+      <w:pPr>
+        <w:shd w:val="clear" w:color="auto" w:fill="191A1C"/>
+        <w:spacing w:after="0" w:line="240" w:lineRule="auto"/>
+        <w:rPr>
+          <w:rFonts w:ascii="Courier New" w:eastAsia="Courier New" w:hAnsi="Courier New" w:cs="Courier New"/>
+          <w:color w:val="5F826B"/>
+          <w:sz w:val="18"/>
+          <w:lang w:val="en-US" w:eastAsia="ru-RU"/>
+        </w:rPr>
+      </w:pPr>
+      <w:r>
+        <w:rPr>
+          <w:rFonts w:ascii="Courier New" w:eastAsia="Courier New" w:hAnsi="Courier New" w:cs="Courier New"/>
+          <w:color w:val="5F826B"/>
+          <w:sz w:val="18"/>
+          <w:lang w:val="en-US" w:eastAsia="ru-RU"/>
+        </w:rPr>
+        <w:t xml:space="preserve">                edges.append((u.strip(), v.strip()))</w:t>
+      </w:r>
+    </w:p>
+    <w:p>
+      <w:pPr>
+        <w:shd w:val="clear" w:color="auto" w:fill="191A1C"/>
+        <w:spacing w:after="0" w:line="240" w:lineRule="auto"/>
+        <w:rPr>
+          <w:rFonts w:ascii="Courier New" w:eastAsia="Courier New" w:hAnsi="Courier New" w:cs="Courier New"/>
+          <w:color w:val="5F826B"/>
+          <w:sz w:val="18"/>
+          <w:lang w:val="en-US" w:eastAsia="ru-RU"/>
+        </w:rPr>
+      </w:pPr>
+      <w:r>
+        <w:rPr>
+          <w:rFonts w:ascii="Courier New" w:eastAsia="Courier New" w:hAnsi="Courier New" w:cs="Courier New"/>
+          <w:color w:val="5F826B"/>
+          <w:sz w:val="18"/>
+          <w:lang w:val="en-US" w:eastAsia="ru-RU"/>
+        </w:rPr>
+        <w:t xml:space="preserve">            except ValueError:</w:t>
+      </w:r>
+    </w:p>
+    <w:p>
+      <w:pPr>
+        <w:shd w:val="clear" w:color="auto" w:fill="191A1C"/>
+        <w:spacing w:after="0" w:line="240" w:lineRule="auto"/>
+        <w:rPr>
+          <w:rFonts w:ascii="Courier New" w:eastAsia="Courier New" w:hAnsi="Courier New" w:cs="Courier New"/>
+          <w:color w:val="5F826B"/>
+          <w:sz w:val="18"/>
+          <w:lang w:val="en-US" w:eastAsia="ru-RU"/>
+        </w:rPr>
+      </w:pPr>
+      <w:r>
+        <w:rPr>
+          <w:rFonts w:ascii="Courier New" w:eastAsia="Courier New" w:hAnsi="Courier New" w:cs="Courier New"/>
+          <w:color w:val="5F826B"/>
+          <w:sz w:val="18"/>
+          <w:lang w:val="en-US" w:eastAsia="ru-RU"/>
+        </w:rPr>
+        <w:t xml:space="preserve">                pass</w:t>
+      </w:r>
+    </w:p>
+    <w:p>
+      <w:pPr>
+        <w:shd w:val="clear" w:color="auto" w:fill="191A1C"/>
+        <w:spacing w:after="0" w:line="240" w:lineRule="auto"/>
+        <w:rPr>
+          <w:rFonts w:ascii="Courier New" w:eastAsia="Courier New" w:hAnsi="Courier New" w:cs="Courier New"/>
+          <w:color w:val="5F826B"/>
+          <w:sz w:val="18"/>
+          <w:lang w:val="en-US" w:eastAsia="ru-RU"/>
+        </w:rPr>
+      </w:pPr>
+      <w:r>
+        <w:rPr>
+          <w:rFonts w:ascii="Courier New" w:eastAsia="Courier New" w:hAnsi="Courier New" w:cs="Courier New"/>
+          <w:color w:val="5F826B"/>
+          <w:sz w:val="18"/>
+          <w:lang w:val="en-US" w:eastAsia="ru-RU"/>
+        </w:rPr>
+        <w:t xml:space="preserve">        return edges</w:t>
+      </w:r>
+    </w:p>
+    <w:p>
+      <w:pPr>
+        <w:shd w:val="clear" w:color="auto" w:fill="191A1C"/>
+        <w:spacing w:after="0" w:line="240" w:lineRule="auto"/>
+        <w:rPr>
+          <w:rFonts w:ascii="Courier New" w:eastAsia="Courier New" w:hAnsi="Courier New" w:cs="Courier New"/>
+          <w:color w:val="5F826B"/>
+          <w:sz w:val="18"/>
+          <w:lang w:val="en-US" w:eastAsia="ru-RU"/>
+        </w:rPr>
+      </w:pPr>
+    </w:p>
+    <w:p>
+      <w:pPr>
+        <w:shd w:val="clear" w:color="auto" w:fill="191A1C"/>
+        <w:spacing w:after="0" w:line="240" w:lineRule="auto"/>
+        <w:rPr>
+          <w:rFonts w:ascii="Courier New" w:eastAsia="Courier New" w:hAnsi="Courier New" w:cs="Courier New"/>
+          <w:color w:val="5F826B"/>
+          <w:sz w:val="18"/>
+          <w:lang w:val="en-US" w:eastAsia="ru-RU"/>
+        </w:rPr>
+      </w:pPr>
+      <w:r>
+        <w:rPr>
+          <w:rFonts w:ascii="Courier New" w:eastAsia="Courier New" w:hAnsi="Courier New" w:cs="Courier New"/>
+          <w:color w:val="5F826B"/>
+          <w:sz w:val="18"/>
+          <w:lang w:val="en-US" w:eastAsia="ru-RU"/>
+        </w:rPr>
+        <w:t xml:space="preserve">    def update_graph(self):</w:t>
+      </w:r>
+    </w:p>
+    <w:p>
+      <w:pPr>
+        <w:shd w:val="clear" w:color="auto" w:fill="191A1C"/>
+        <w:spacing w:after="0" w:line="240" w:lineRule="auto"/>
+        <w:rPr>
+          <w:rFonts w:ascii="Courier New" w:eastAsia="Courier New" w:hAnsi="Courier New" w:cs="Courier New"/>
+          <w:color w:val="5F826B"/>
+          <w:sz w:val="18"/>
+          <w:lang w:val="en-US" w:eastAsia="ru-RU"/>
+        </w:rPr>
+      </w:pPr>
+      <w:r>
+        <w:rPr>
+          <w:rFonts w:ascii="Courier New" w:eastAsia="Courier New" w:hAnsi="Courier New" w:cs="Courier New"/>
+          <w:color w:val="5F826B"/>
+          <w:sz w:val="18"/>
+          <w:lang w:val="en-US" w:eastAsia="ru-RU"/>
+        </w:rPr>
+        <w:t xml:space="preserve">        self.G.clear()</w:t>
+      </w:r>
+    </w:p>
+    <w:p>
+      <w:pPr>
+        <w:shd w:val="clear" w:color="auto" w:fill="191A1C"/>
+        <w:spacing w:after="0" w:line="240" w:lineRule="auto"/>
+        <w:rPr>
+          <w:rFonts w:ascii="Courier New" w:eastAsia="Courier New" w:hAnsi="Courier New" w:cs="Courier New"/>
+          <w:color w:val="5F826B"/>
+          <w:sz w:val="18"/>
+          <w:lang w:val="en-US" w:eastAsia="ru-RU"/>
+        </w:rPr>
+      </w:pPr>
+      <w:r>
+        <w:rPr>
+          <w:rFonts w:ascii="Courier New" w:eastAsia="Courier New" w:hAnsi="Courier New" w:cs="Courier New"/>
+          <w:color w:val="5F826B"/>
+          <w:sz w:val="18"/>
+          <w:lang w:val="en-US" w:eastAsia="ru-RU"/>
+        </w:rPr>
+        <w:t xml:space="preserve">        edges = self.parse_edges()</w:t>
       </w:r>
     </w:p>
     <w:p>
@@ -6771,825 +7584,6 @@
           <w:sz w:val="18"/>
           <w:lang w:val="en-US" w:eastAsia="ru-RU"/>
         </w:rPr>
-        <w:t xml:space="preserve">        columns = ("level", "operations", "count")</w:t>
-      </w:r>
-    </w:p>
-    <w:p>
-      <w:pPr>
-        <w:shd w:val="clear" w:color="auto" w:fill="191A1C"/>
-        <w:spacing w:after="0" w:line="240" w:lineRule="auto"/>
-        <w:rPr>
-          <w:rFonts w:ascii="Courier New" w:eastAsia="Courier New" w:hAnsi="Courier New" w:cs="Courier New"/>
-          <w:color w:val="5F826B"/>
-          <w:sz w:val="18"/>
-          <w:lang w:val="en-US" w:eastAsia="ru-RU"/>
-        </w:rPr>
-      </w:pPr>
-      <w:r>
-        <w:rPr>
-          <w:rFonts w:ascii="Courier New" w:eastAsia="Courier New" w:hAnsi="Courier New" w:cs="Courier New"/>
-          <w:color w:val="5F826B"/>
-          <w:sz w:val="18"/>
-          <w:lang w:val="en-US" w:eastAsia="ru-RU"/>
-        </w:rPr>
-        <w:t xml:space="preserve">        self.tree = ttk.Treeview(frame, columns=columns, show="headings", height=5)</w:t>
-      </w:r>
-    </w:p>
-    <w:p>
-      <w:pPr>
-        <w:shd w:val="clear" w:color="auto" w:fill="191A1C"/>
-        <w:spacing w:after="0" w:line="240" w:lineRule="auto"/>
-        <w:rPr>
-          <w:rFonts w:ascii="Courier New" w:eastAsia="Courier New" w:hAnsi="Courier New" w:cs="Courier New"/>
-          <w:color w:val="5F826B"/>
-          <w:sz w:val="18"/>
-          <w:lang w:val="en-US" w:eastAsia="ru-RU"/>
-        </w:rPr>
-      </w:pPr>
-      <w:r>
-        <w:rPr>
-          <w:rFonts w:ascii="Courier New" w:eastAsia="Courier New" w:hAnsi="Courier New" w:cs="Courier New"/>
-          <w:color w:val="5F826B"/>
-          <w:sz w:val="18"/>
-          <w:lang w:val="en-US" w:eastAsia="ru-RU"/>
-        </w:rPr>
-        <w:t xml:space="preserve">        self.tree.heading("level", text="</w:t>
-      </w:r>
-      <w:r>
-        <w:rPr>
-          <w:rFonts w:ascii="Courier New" w:eastAsia="Courier New" w:hAnsi="Courier New" w:cs="Courier New"/>
-          <w:color w:val="5F826B"/>
-          <w:sz w:val="18"/>
-          <w:lang w:eastAsia="ru-RU"/>
-        </w:rPr>
-        <w:t>Временной</w:t>
-      </w:r>
-      <w:r>
-        <w:rPr>
-          <w:rFonts w:ascii="Courier New" w:eastAsia="Courier New" w:hAnsi="Courier New" w:cs="Courier New"/>
-          <w:color w:val="5F826B"/>
-          <w:sz w:val="18"/>
-          <w:lang w:val="en-US" w:eastAsia="ru-RU"/>
-        </w:rPr>
-        <w:t xml:space="preserve"> </w:t>
-      </w:r>
-      <w:r>
-        <w:rPr>
-          <w:rFonts w:ascii="Courier New" w:eastAsia="Courier New" w:hAnsi="Courier New" w:cs="Courier New"/>
-          <w:color w:val="5F826B"/>
-          <w:sz w:val="18"/>
-          <w:lang w:eastAsia="ru-RU"/>
-        </w:rPr>
-        <w:t>шаг</w:t>
-      </w:r>
-      <w:r>
-        <w:rPr>
-          <w:rFonts w:ascii="Courier New" w:eastAsia="Courier New" w:hAnsi="Courier New" w:cs="Courier New"/>
-          <w:color w:val="5F826B"/>
-          <w:sz w:val="18"/>
-          <w:lang w:val="en-US" w:eastAsia="ru-RU"/>
-        </w:rPr>
-        <w:t xml:space="preserve"> (</w:t>
-      </w:r>
-      <w:r>
-        <w:rPr>
-          <w:rFonts w:ascii="Courier New" w:eastAsia="Courier New" w:hAnsi="Courier New" w:cs="Courier New"/>
-          <w:color w:val="5F826B"/>
-          <w:sz w:val="18"/>
-          <w:lang w:eastAsia="ru-RU"/>
-        </w:rPr>
-        <w:t>Ярус</w:t>
-      </w:r>
-      <w:r>
-        <w:rPr>
-          <w:rFonts w:ascii="Courier New" w:eastAsia="Courier New" w:hAnsi="Courier New" w:cs="Courier New"/>
-          <w:color w:val="5F826B"/>
-          <w:sz w:val="18"/>
-          <w:lang w:val="en-US" w:eastAsia="ru-RU"/>
-        </w:rPr>
-        <w:t>)")</w:t>
-      </w:r>
-    </w:p>
-    <w:p>
-      <w:pPr>
-        <w:shd w:val="clear" w:color="auto" w:fill="191A1C"/>
-        <w:spacing w:after="0" w:line="240" w:lineRule="auto"/>
-        <w:rPr>
-          <w:rFonts w:ascii="Courier New" w:eastAsia="Courier New" w:hAnsi="Courier New" w:cs="Courier New"/>
-          <w:color w:val="5F826B"/>
-          <w:sz w:val="18"/>
-          <w:lang w:val="en-US" w:eastAsia="ru-RU"/>
-        </w:rPr>
-      </w:pPr>
-      <w:r>
-        <w:rPr>
-          <w:rFonts w:ascii="Courier New" w:eastAsia="Courier New" w:hAnsi="Courier New" w:cs="Courier New"/>
-          <w:color w:val="5F826B"/>
-          <w:sz w:val="18"/>
-          <w:lang w:val="en-US" w:eastAsia="ru-RU"/>
-        </w:rPr>
-        <w:t xml:space="preserve">        self.tree.heading("operations", text="</w:t>
-      </w:r>
-      <w:r>
-        <w:rPr>
-          <w:rFonts w:ascii="Courier New" w:eastAsia="Courier New" w:hAnsi="Courier New" w:cs="Courier New"/>
-          <w:color w:val="5F826B"/>
-          <w:sz w:val="18"/>
-          <w:lang w:eastAsia="ru-RU"/>
-        </w:rPr>
-        <w:t>Операции</w:t>
-      </w:r>
-      <w:r>
-        <w:rPr>
-          <w:rFonts w:ascii="Courier New" w:eastAsia="Courier New" w:hAnsi="Courier New" w:cs="Courier New"/>
-          <w:color w:val="5F826B"/>
-          <w:sz w:val="18"/>
-          <w:lang w:val="en-US" w:eastAsia="ru-RU"/>
-        </w:rPr>
-        <w:t xml:space="preserve"> (</w:t>
-      </w:r>
-      <w:r>
-        <w:rPr>
-          <w:rFonts w:ascii="Courier New" w:eastAsia="Courier New" w:hAnsi="Courier New" w:cs="Courier New"/>
-          <w:color w:val="5F826B"/>
-          <w:sz w:val="18"/>
-          <w:lang w:eastAsia="ru-RU"/>
-        </w:rPr>
-        <w:t>выполняются</w:t>
-      </w:r>
-      <w:r>
-        <w:rPr>
-          <w:rFonts w:ascii="Courier New" w:eastAsia="Courier New" w:hAnsi="Courier New" w:cs="Courier New"/>
-          <w:color w:val="5F826B"/>
-          <w:sz w:val="18"/>
-          <w:lang w:val="en-US" w:eastAsia="ru-RU"/>
-        </w:rPr>
-        <w:t xml:space="preserve"> </w:t>
-      </w:r>
-      <w:r>
-        <w:rPr>
-          <w:rFonts w:ascii="Courier New" w:eastAsia="Courier New" w:hAnsi="Courier New" w:cs="Courier New"/>
-          <w:color w:val="5F826B"/>
-          <w:sz w:val="18"/>
-          <w:lang w:eastAsia="ru-RU"/>
-        </w:rPr>
-        <w:t>параллельно</w:t>
-      </w:r>
-      <w:r>
-        <w:rPr>
-          <w:rFonts w:ascii="Courier New" w:eastAsia="Courier New" w:hAnsi="Courier New" w:cs="Courier New"/>
-          <w:color w:val="5F826B"/>
-          <w:sz w:val="18"/>
-          <w:lang w:val="en-US" w:eastAsia="ru-RU"/>
-        </w:rPr>
-        <w:t>)")</w:t>
-      </w:r>
-    </w:p>
-    <w:p>
-      <w:pPr>
-        <w:shd w:val="clear" w:color="auto" w:fill="191A1C"/>
-        <w:spacing w:after="0" w:line="240" w:lineRule="auto"/>
-        <w:rPr>
-          <w:rFonts w:ascii="Courier New" w:eastAsia="Courier New" w:hAnsi="Courier New" w:cs="Courier New"/>
-          <w:color w:val="5F826B"/>
-          <w:sz w:val="18"/>
-          <w:lang w:val="en-US" w:eastAsia="ru-RU"/>
-        </w:rPr>
-      </w:pPr>
-      <w:r>
-        <w:rPr>
-          <w:rFonts w:ascii="Courier New" w:eastAsia="Courier New" w:hAnsi="Courier New" w:cs="Courier New"/>
-          <w:color w:val="5F826B"/>
-          <w:sz w:val="18"/>
-          <w:lang w:val="en-US" w:eastAsia="ru-RU"/>
-        </w:rPr>
-        <w:t xml:space="preserve">        self.tree.heading("count", text="</w:t>
-      </w:r>
-      <w:r>
-        <w:rPr>
-          <w:rFonts w:ascii="Courier New" w:eastAsia="Courier New" w:hAnsi="Courier New" w:cs="Courier New"/>
-          <w:color w:val="5F826B"/>
-          <w:sz w:val="18"/>
-          <w:lang w:eastAsia="ru-RU"/>
-        </w:rPr>
-        <w:t>Кол</w:t>
-      </w:r>
-      <w:r>
-        <w:rPr>
-          <w:rFonts w:ascii="Courier New" w:eastAsia="Courier New" w:hAnsi="Courier New" w:cs="Courier New"/>
-          <w:color w:val="5F826B"/>
-          <w:sz w:val="18"/>
-          <w:lang w:val="en-US" w:eastAsia="ru-RU"/>
-        </w:rPr>
-        <w:t>-</w:t>
-      </w:r>
-      <w:r>
-        <w:rPr>
-          <w:rFonts w:ascii="Courier New" w:eastAsia="Courier New" w:hAnsi="Courier New" w:cs="Courier New"/>
-          <w:color w:val="5F826B"/>
-          <w:sz w:val="18"/>
-          <w:lang w:eastAsia="ru-RU"/>
-        </w:rPr>
-        <w:t>во</w:t>
-      </w:r>
-      <w:r>
-        <w:rPr>
-          <w:rFonts w:ascii="Courier New" w:eastAsia="Courier New" w:hAnsi="Courier New" w:cs="Courier New"/>
-          <w:color w:val="5F826B"/>
-          <w:sz w:val="18"/>
-          <w:lang w:val="en-US" w:eastAsia="ru-RU"/>
-        </w:rPr>
-        <w:t>")</w:t>
-      </w:r>
-    </w:p>
-    <w:p>
-      <w:pPr>
-        <w:shd w:val="clear" w:color="auto" w:fill="191A1C"/>
-        <w:spacing w:after="0" w:line="240" w:lineRule="auto"/>
-        <w:rPr>
-          <w:rFonts w:ascii="Courier New" w:eastAsia="Courier New" w:hAnsi="Courier New" w:cs="Courier New"/>
-          <w:color w:val="5F826B"/>
-          <w:sz w:val="18"/>
-          <w:lang w:val="en-US" w:eastAsia="ru-RU"/>
-        </w:rPr>
-      </w:pPr>
-      <w:r>
-        <w:rPr>
-          <w:rFonts w:ascii="Courier New" w:eastAsia="Courier New" w:hAnsi="Courier New" w:cs="Courier New"/>
-          <w:color w:val="5F826B"/>
-          <w:sz w:val="18"/>
-          <w:lang w:val="en-US" w:eastAsia="ru-RU"/>
-        </w:rPr>
-        <w:t xml:space="preserve">        </w:t>
-      </w:r>
-    </w:p>
-    <w:p>
-      <w:pPr>
-        <w:shd w:val="clear" w:color="auto" w:fill="191A1C"/>
-        <w:spacing w:after="0" w:line="240" w:lineRule="auto"/>
-        <w:rPr>
-          <w:rFonts w:ascii="Courier New" w:eastAsia="Courier New" w:hAnsi="Courier New" w:cs="Courier New"/>
-          <w:color w:val="5F826B"/>
-          <w:sz w:val="18"/>
-          <w:lang w:val="en-US" w:eastAsia="ru-RU"/>
-        </w:rPr>
-      </w:pPr>
-      <w:r>
-        <w:rPr>
-          <w:rFonts w:ascii="Courier New" w:eastAsia="Courier New" w:hAnsi="Courier New" w:cs="Courier New"/>
-          <w:color w:val="5F826B"/>
-          <w:sz w:val="18"/>
-          <w:lang w:val="en-US" w:eastAsia="ru-RU"/>
-        </w:rPr>
-        <w:t xml:space="preserve">        self.tree.column("level", width=150, anchor="center")</w:t>
-      </w:r>
-    </w:p>
-    <w:p>
-      <w:pPr>
-        <w:shd w:val="clear" w:color="auto" w:fill="191A1C"/>
-        <w:spacing w:after="0" w:line="240" w:lineRule="auto"/>
-        <w:rPr>
-          <w:rFonts w:ascii="Courier New" w:eastAsia="Courier New" w:hAnsi="Courier New" w:cs="Courier New"/>
-          <w:color w:val="5F826B"/>
-          <w:sz w:val="18"/>
-          <w:lang w:val="en-US" w:eastAsia="ru-RU"/>
-        </w:rPr>
-      </w:pPr>
-      <w:r>
-        <w:rPr>
-          <w:rFonts w:ascii="Courier New" w:eastAsia="Courier New" w:hAnsi="Courier New" w:cs="Courier New"/>
-          <w:color w:val="5F826B"/>
-          <w:sz w:val="18"/>
-          <w:lang w:val="en-US" w:eastAsia="ru-RU"/>
-        </w:rPr>
-        <w:t xml:space="preserve">        self.tree.column("operations", width=400, anchor="center")</w:t>
-      </w:r>
-    </w:p>
-    <w:p>
-      <w:pPr>
-        <w:shd w:val="clear" w:color="auto" w:fill="191A1C"/>
-        <w:spacing w:after="0" w:line="240" w:lineRule="auto"/>
-        <w:rPr>
-          <w:rFonts w:ascii="Courier New" w:eastAsia="Courier New" w:hAnsi="Courier New" w:cs="Courier New"/>
-          <w:color w:val="5F826B"/>
-          <w:sz w:val="18"/>
-          <w:lang w:val="en-US" w:eastAsia="ru-RU"/>
-        </w:rPr>
-      </w:pPr>
-      <w:r>
-        <w:rPr>
-          <w:rFonts w:ascii="Courier New" w:eastAsia="Courier New" w:hAnsi="Courier New" w:cs="Courier New"/>
-          <w:color w:val="5F826B"/>
-          <w:sz w:val="18"/>
-          <w:lang w:val="en-US" w:eastAsia="ru-RU"/>
-        </w:rPr>
-        <w:t xml:space="preserve">        self.tree.column("count", width=100, anchor="center")</w:t>
-      </w:r>
-    </w:p>
-    <w:p>
-      <w:pPr>
-        <w:shd w:val="clear" w:color="auto" w:fill="191A1C"/>
-        <w:spacing w:after="0" w:line="240" w:lineRule="auto"/>
-        <w:rPr>
-          <w:rFonts w:ascii="Courier New" w:eastAsia="Courier New" w:hAnsi="Courier New" w:cs="Courier New"/>
-          <w:color w:val="5F826B"/>
-          <w:sz w:val="18"/>
-          <w:lang w:val="en-US" w:eastAsia="ru-RU"/>
-        </w:rPr>
-      </w:pPr>
-      <w:r>
-        <w:rPr>
-          <w:rFonts w:ascii="Courier New" w:eastAsia="Courier New" w:hAnsi="Courier New" w:cs="Courier New"/>
-          <w:color w:val="5F826B"/>
-          <w:sz w:val="18"/>
-          <w:lang w:val="en-US" w:eastAsia="ru-RU"/>
-        </w:rPr>
-        <w:t xml:space="preserve">        </w:t>
-      </w:r>
-    </w:p>
-    <w:p>
-      <w:pPr>
-        <w:shd w:val="clear" w:color="auto" w:fill="191A1C"/>
-        <w:spacing w:after="0" w:line="240" w:lineRule="auto"/>
-        <w:rPr>
-          <w:rFonts w:ascii="Courier New" w:eastAsia="Courier New" w:hAnsi="Courier New" w:cs="Courier New"/>
-          <w:color w:val="5F826B"/>
-          <w:sz w:val="18"/>
-          <w:lang w:val="en-US" w:eastAsia="ru-RU"/>
-        </w:rPr>
-      </w:pPr>
-      <w:r>
-        <w:rPr>
-          <w:rFonts w:ascii="Courier New" w:eastAsia="Courier New" w:hAnsi="Courier New" w:cs="Courier New"/>
-          <w:color w:val="5F826B"/>
-          <w:sz w:val="18"/>
-          <w:lang w:val="en-US" w:eastAsia="ru-RU"/>
-        </w:rPr>
-        <w:t xml:space="preserve">        scrollbar = ttk.Scrollbar(frame, orient="vertical", command=self.tree.yview)</w:t>
-      </w:r>
-    </w:p>
-    <w:p>
-      <w:pPr>
-        <w:shd w:val="clear" w:color="auto" w:fill="191A1C"/>
-        <w:spacing w:after="0" w:line="240" w:lineRule="auto"/>
-        <w:rPr>
-          <w:rFonts w:ascii="Courier New" w:eastAsia="Courier New" w:hAnsi="Courier New" w:cs="Courier New"/>
-          <w:color w:val="5F826B"/>
-          <w:sz w:val="18"/>
-          <w:lang w:val="en-US" w:eastAsia="ru-RU"/>
-        </w:rPr>
-      </w:pPr>
-      <w:r>
-        <w:rPr>
-          <w:rFonts w:ascii="Courier New" w:eastAsia="Courier New" w:hAnsi="Courier New" w:cs="Courier New"/>
-          <w:color w:val="5F826B"/>
-          <w:sz w:val="18"/>
-          <w:lang w:val="en-US" w:eastAsia="ru-RU"/>
-        </w:rPr>
-        <w:t xml:space="preserve">        self.tree.configure(yscrollcommand=scrollbar.set)</w:t>
-      </w:r>
-    </w:p>
-    <w:p>
-      <w:pPr>
-        <w:shd w:val="clear" w:color="auto" w:fill="191A1C"/>
-        <w:spacing w:after="0" w:line="240" w:lineRule="auto"/>
-        <w:rPr>
-          <w:rFonts w:ascii="Courier New" w:eastAsia="Courier New" w:hAnsi="Courier New" w:cs="Courier New"/>
-          <w:color w:val="5F826B"/>
-          <w:sz w:val="18"/>
-          <w:lang w:val="en-US" w:eastAsia="ru-RU"/>
-        </w:rPr>
-      </w:pPr>
-      <w:r>
-        <w:rPr>
-          <w:rFonts w:ascii="Courier New" w:eastAsia="Courier New" w:hAnsi="Courier New" w:cs="Courier New"/>
-          <w:color w:val="5F826B"/>
-          <w:sz w:val="18"/>
-          <w:lang w:val="en-US" w:eastAsia="ru-RU"/>
-        </w:rPr>
-        <w:t xml:space="preserve">        </w:t>
-      </w:r>
-    </w:p>
-    <w:p>
-      <w:pPr>
-        <w:shd w:val="clear" w:color="auto" w:fill="191A1C"/>
-        <w:spacing w:after="0" w:line="240" w:lineRule="auto"/>
-        <w:rPr>
-          <w:rFonts w:ascii="Courier New" w:eastAsia="Courier New" w:hAnsi="Courier New" w:cs="Courier New"/>
-          <w:color w:val="5F826B"/>
-          <w:sz w:val="18"/>
-          <w:lang w:val="en-US" w:eastAsia="ru-RU"/>
-        </w:rPr>
-      </w:pPr>
-      <w:r>
-        <w:rPr>
-          <w:rFonts w:ascii="Courier New" w:eastAsia="Courier New" w:hAnsi="Courier New" w:cs="Courier New"/>
-          <w:color w:val="5F826B"/>
-          <w:sz w:val="18"/>
-          <w:lang w:val="en-US" w:eastAsia="ru-RU"/>
-        </w:rPr>
-        <w:t xml:space="preserve">        self.tree.pack(side="left", fill="both", expand=True)</w:t>
-      </w:r>
-    </w:p>
-    <w:p>
-      <w:pPr>
-        <w:shd w:val="clear" w:color="auto" w:fill="191A1C"/>
-        <w:spacing w:after="0" w:line="240" w:lineRule="auto"/>
-        <w:rPr>
-          <w:rFonts w:ascii="Courier New" w:eastAsia="Courier New" w:hAnsi="Courier New" w:cs="Courier New"/>
-          <w:color w:val="5F826B"/>
-          <w:sz w:val="18"/>
-          <w:lang w:val="en-US" w:eastAsia="ru-RU"/>
-        </w:rPr>
-      </w:pPr>
-      <w:r>
-        <w:rPr>
-          <w:rFonts w:ascii="Courier New" w:eastAsia="Courier New" w:hAnsi="Courier New" w:cs="Courier New"/>
-          <w:color w:val="5F826B"/>
-          <w:sz w:val="18"/>
-          <w:lang w:val="en-US" w:eastAsia="ru-RU"/>
-        </w:rPr>
-        <w:t xml:space="preserve">        scrollbar.pack(side="right", fill="y")</w:t>
-      </w:r>
-    </w:p>
-    <w:p>
-      <w:pPr>
-        <w:shd w:val="clear" w:color="auto" w:fill="191A1C"/>
-        <w:spacing w:after="0" w:line="240" w:lineRule="auto"/>
-        <w:rPr>
-          <w:rFonts w:ascii="Courier New" w:eastAsia="Courier New" w:hAnsi="Courier New" w:cs="Courier New"/>
-          <w:color w:val="5F826B"/>
-          <w:sz w:val="18"/>
-          <w:lang w:val="en-US" w:eastAsia="ru-RU"/>
-        </w:rPr>
-      </w:pPr>
-    </w:p>
-    <w:p>
-      <w:pPr>
-        <w:shd w:val="clear" w:color="auto" w:fill="191A1C"/>
-        <w:spacing w:after="0" w:line="240" w:lineRule="auto"/>
-        <w:rPr>
-          <w:rFonts w:ascii="Courier New" w:eastAsia="Courier New" w:hAnsi="Courier New" w:cs="Courier New"/>
-          <w:color w:val="5F826B"/>
-          <w:sz w:val="18"/>
-          <w:lang w:val="en-US" w:eastAsia="ru-RU"/>
-        </w:rPr>
-      </w:pPr>
-      <w:r>
-        <w:rPr>
-          <w:rFonts w:ascii="Courier New" w:eastAsia="Courier New" w:hAnsi="Courier New" w:cs="Courier New"/>
-          <w:color w:val="5F826B"/>
-          <w:sz w:val="18"/>
-          <w:lang w:val="en-US" w:eastAsia="ru-RU"/>
-        </w:rPr>
-        <w:t xml:space="preserve">    def parse_edges(self):</w:t>
-      </w:r>
-    </w:p>
-    <w:p>
-      <w:pPr>
-        <w:shd w:val="clear" w:color="auto" w:fill="191A1C"/>
-        <w:spacing w:after="0" w:line="240" w:lineRule="auto"/>
-        <w:rPr>
-          <w:rFonts w:ascii="Courier New" w:eastAsia="Courier New" w:hAnsi="Courier New" w:cs="Courier New"/>
-          <w:color w:val="5F826B"/>
-          <w:sz w:val="18"/>
-          <w:lang w:val="en-US" w:eastAsia="ru-RU"/>
-        </w:rPr>
-      </w:pPr>
-      <w:r>
-        <w:rPr>
-          <w:rFonts w:ascii="Courier New" w:eastAsia="Courier New" w:hAnsi="Courier New" w:cs="Courier New"/>
-          <w:color w:val="5F826B"/>
-          <w:sz w:val="18"/>
-          <w:lang w:val="en-US" w:eastAsia="ru-RU"/>
-        </w:rPr>
-        <w:t xml:space="preserve">        text = self.edges_entry.get("1.0", "end-1c")</w:t>
-      </w:r>
-    </w:p>
-    <w:p>
-      <w:pPr>
-        <w:shd w:val="clear" w:color="auto" w:fill="191A1C"/>
-        <w:spacing w:after="0" w:line="240" w:lineRule="auto"/>
-        <w:rPr>
-          <w:rFonts w:ascii="Courier New" w:eastAsia="Courier New" w:hAnsi="Courier New" w:cs="Courier New"/>
-          <w:color w:val="5F826B"/>
-          <w:sz w:val="18"/>
-          <w:lang w:val="en-US" w:eastAsia="ru-RU"/>
-        </w:rPr>
-      </w:pPr>
-      <w:r>
-        <w:rPr>
-          <w:rFonts w:ascii="Courier New" w:eastAsia="Courier New" w:hAnsi="Courier New" w:cs="Courier New"/>
-          <w:color w:val="5F826B"/>
-          <w:sz w:val="18"/>
-          <w:lang w:val="en-US" w:eastAsia="ru-RU"/>
-        </w:rPr>
-        <w:t xml:space="preserve">        text = text.replace("\n", ",").replace(" ", "")</w:t>
-      </w:r>
-    </w:p>
-    <w:p>
-      <w:pPr>
-        <w:shd w:val="clear" w:color="auto" w:fill="191A1C"/>
-        <w:spacing w:after="0" w:line="240" w:lineRule="auto"/>
-        <w:rPr>
-          <w:rFonts w:ascii="Courier New" w:eastAsia="Courier New" w:hAnsi="Courier New" w:cs="Courier New"/>
-          <w:color w:val="5F826B"/>
-          <w:sz w:val="18"/>
-          <w:lang w:val="en-US" w:eastAsia="ru-RU"/>
-        </w:rPr>
-      </w:pPr>
-      <w:r>
-        <w:rPr>
-          <w:rFonts w:ascii="Courier New" w:eastAsia="Courier New" w:hAnsi="Courier New" w:cs="Courier New"/>
-          <w:color w:val="5F826B"/>
-          <w:sz w:val="18"/>
-          <w:lang w:val="en-US" w:eastAsia="ru-RU"/>
-        </w:rPr>
-        <w:t xml:space="preserve">        edges = []</w:t>
-      </w:r>
-    </w:p>
-    <w:p>
-      <w:pPr>
-        <w:shd w:val="clear" w:color="auto" w:fill="191A1C"/>
-        <w:spacing w:after="0" w:line="240" w:lineRule="auto"/>
-        <w:rPr>
-          <w:rFonts w:ascii="Courier New" w:eastAsia="Courier New" w:hAnsi="Courier New" w:cs="Courier New"/>
-          <w:color w:val="5F826B"/>
-          <w:sz w:val="18"/>
-          <w:lang w:val="en-US" w:eastAsia="ru-RU"/>
-        </w:rPr>
-      </w:pPr>
-      <w:r>
-        <w:rPr>
-          <w:rFonts w:ascii="Courier New" w:eastAsia="Courier New" w:hAnsi="Courier New" w:cs="Courier New"/>
-          <w:color w:val="5F826B"/>
-          <w:sz w:val="18"/>
-          <w:lang w:val="en-US" w:eastAsia="ru-RU"/>
-        </w:rPr>
-        <w:t xml:space="preserve">        for pair in text.split(","):</w:t>
-      </w:r>
-    </w:p>
-    <w:p>
-      <w:pPr>
-        <w:shd w:val="clear" w:color="auto" w:fill="191A1C"/>
-        <w:spacing w:after="0" w:line="240" w:lineRule="auto"/>
-        <w:rPr>
-          <w:rFonts w:ascii="Courier New" w:eastAsia="Courier New" w:hAnsi="Courier New" w:cs="Courier New"/>
-          <w:color w:val="5F826B"/>
-          <w:sz w:val="18"/>
-          <w:lang w:val="en-US" w:eastAsia="ru-RU"/>
-        </w:rPr>
-      </w:pPr>
-      <w:r>
-        <w:rPr>
-          <w:rFonts w:ascii="Courier New" w:eastAsia="Courier New" w:hAnsi="Courier New" w:cs="Courier New"/>
-          <w:color w:val="5F826B"/>
-          <w:sz w:val="18"/>
-          <w:lang w:val="en-US" w:eastAsia="ru-RU"/>
-        </w:rPr>
-        <w:t xml:space="preserve">            if not pair: continue</w:t>
-      </w:r>
-    </w:p>
-    <w:p>
-      <w:pPr>
-        <w:shd w:val="clear" w:color="auto" w:fill="191A1C"/>
-        <w:spacing w:after="0" w:line="240" w:lineRule="auto"/>
-        <w:rPr>
-          <w:rFonts w:ascii="Courier New" w:eastAsia="Courier New" w:hAnsi="Courier New" w:cs="Courier New"/>
-          <w:color w:val="5F826B"/>
-          <w:sz w:val="18"/>
-          <w:lang w:val="en-US" w:eastAsia="ru-RU"/>
-        </w:rPr>
-      </w:pPr>
-      <w:r>
-        <w:rPr>
-          <w:rFonts w:ascii="Courier New" w:eastAsia="Courier New" w:hAnsi="Courier New" w:cs="Courier New"/>
-          <w:color w:val="5F826B"/>
-          <w:sz w:val="18"/>
-          <w:lang w:val="en-US" w:eastAsia="ru-RU"/>
-        </w:rPr>
-        <w:t xml:space="preserve">            try:</w:t>
-      </w:r>
-    </w:p>
-    <w:p>
-      <w:pPr>
-        <w:shd w:val="clear" w:color="auto" w:fill="191A1C"/>
-        <w:spacing w:after="0" w:line="240" w:lineRule="auto"/>
-        <w:rPr>
-          <w:rFonts w:ascii="Courier New" w:eastAsia="Courier New" w:hAnsi="Courier New" w:cs="Courier New"/>
-          <w:color w:val="5F826B"/>
-          <w:sz w:val="18"/>
-          <w:lang w:val="en-US" w:eastAsia="ru-RU"/>
-        </w:rPr>
-      </w:pPr>
-      <w:r>
-        <w:rPr>
-          <w:rFonts w:ascii="Courier New" w:eastAsia="Courier New" w:hAnsi="Courier New" w:cs="Courier New"/>
-          <w:color w:val="5F826B"/>
-          <w:sz w:val="18"/>
-          <w:lang w:val="en-US" w:eastAsia="ru-RU"/>
-        </w:rPr>
-        <w:t xml:space="preserve">                u, v = pair.split("-")</w:t>
-      </w:r>
-    </w:p>
-    <w:p>
-      <w:pPr>
-        <w:shd w:val="clear" w:color="auto" w:fill="191A1C"/>
-        <w:spacing w:after="0" w:line="240" w:lineRule="auto"/>
-        <w:rPr>
-          <w:rFonts w:ascii="Courier New" w:eastAsia="Courier New" w:hAnsi="Courier New" w:cs="Courier New"/>
-          <w:color w:val="5F826B"/>
-          <w:sz w:val="18"/>
-          <w:lang w:val="en-US" w:eastAsia="ru-RU"/>
-        </w:rPr>
-      </w:pPr>
-      <w:r>
-        <w:rPr>
-          <w:rFonts w:ascii="Courier New" w:eastAsia="Courier New" w:hAnsi="Courier New" w:cs="Courier New"/>
-          <w:color w:val="5F826B"/>
-          <w:sz w:val="18"/>
-          <w:lang w:val="en-US" w:eastAsia="ru-RU"/>
-        </w:rPr>
-        <w:t xml:space="preserve">                edges.append((u.strip(), v.strip()))</w:t>
-      </w:r>
-    </w:p>
-    <w:p>
-      <w:pPr>
-        <w:shd w:val="clear" w:color="auto" w:fill="191A1C"/>
-        <w:spacing w:after="0" w:line="240" w:lineRule="auto"/>
-        <w:rPr>
-          <w:rFonts w:ascii="Courier New" w:eastAsia="Courier New" w:hAnsi="Courier New" w:cs="Courier New"/>
-          <w:color w:val="5F826B"/>
-          <w:sz w:val="18"/>
-          <w:lang w:val="en-US" w:eastAsia="ru-RU"/>
-        </w:rPr>
-      </w:pPr>
-      <w:r>
-        <w:rPr>
-          <w:rFonts w:ascii="Courier New" w:eastAsia="Courier New" w:hAnsi="Courier New" w:cs="Courier New"/>
-          <w:color w:val="5F826B"/>
-          <w:sz w:val="18"/>
-          <w:lang w:val="en-US" w:eastAsia="ru-RU"/>
-        </w:rPr>
-        <w:t xml:space="preserve">            except ValueError:</w:t>
-      </w:r>
-    </w:p>
-    <w:p>
-      <w:pPr>
-        <w:shd w:val="clear" w:color="auto" w:fill="191A1C"/>
-        <w:spacing w:after="0" w:line="240" w:lineRule="auto"/>
-        <w:rPr>
-          <w:rFonts w:ascii="Courier New" w:eastAsia="Courier New" w:hAnsi="Courier New" w:cs="Courier New"/>
-          <w:color w:val="5F826B"/>
-          <w:sz w:val="18"/>
-          <w:lang w:val="en-US" w:eastAsia="ru-RU"/>
-        </w:rPr>
-      </w:pPr>
-      <w:r>
-        <w:rPr>
-          <w:rFonts w:ascii="Courier New" w:eastAsia="Courier New" w:hAnsi="Courier New" w:cs="Courier New"/>
-          <w:color w:val="5F826B"/>
-          <w:sz w:val="18"/>
-          <w:lang w:val="en-US" w:eastAsia="ru-RU"/>
-        </w:rPr>
-        <w:t xml:space="preserve">                pass</w:t>
-      </w:r>
-    </w:p>
-    <w:p>
-      <w:pPr>
-        <w:shd w:val="clear" w:color="auto" w:fill="191A1C"/>
-        <w:spacing w:after="0" w:line="240" w:lineRule="auto"/>
-        <w:rPr>
-          <w:rFonts w:ascii="Courier New" w:eastAsia="Courier New" w:hAnsi="Courier New" w:cs="Courier New"/>
-          <w:color w:val="5F826B"/>
-          <w:sz w:val="18"/>
-          <w:lang w:val="en-US" w:eastAsia="ru-RU"/>
-        </w:rPr>
-      </w:pPr>
-      <w:r>
-        <w:rPr>
-          <w:rFonts w:ascii="Courier New" w:eastAsia="Courier New" w:hAnsi="Courier New" w:cs="Courier New"/>
-          <w:color w:val="5F826B"/>
-          <w:sz w:val="18"/>
-          <w:lang w:val="en-US" w:eastAsia="ru-RU"/>
-        </w:rPr>
-        <w:t xml:space="preserve">        return edges</w:t>
-      </w:r>
-    </w:p>
-    <w:p>
-      <w:pPr>
-        <w:shd w:val="clear" w:color="auto" w:fill="191A1C"/>
-        <w:spacing w:after="0" w:line="240" w:lineRule="auto"/>
-        <w:rPr>
-          <w:rFonts w:ascii="Courier New" w:eastAsia="Courier New" w:hAnsi="Courier New" w:cs="Courier New"/>
-          <w:color w:val="5F826B"/>
-          <w:sz w:val="18"/>
-          <w:lang w:val="en-US" w:eastAsia="ru-RU"/>
-        </w:rPr>
-      </w:pPr>
-    </w:p>
-    <w:p>
-      <w:pPr>
-        <w:shd w:val="clear" w:color="auto" w:fill="191A1C"/>
-        <w:spacing w:after="0" w:line="240" w:lineRule="auto"/>
-        <w:rPr>
-          <w:rFonts w:ascii="Courier New" w:eastAsia="Courier New" w:hAnsi="Courier New" w:cs="Courier New"/>
-          <w:color w:val="5F826B"/>
-          <w:sz w:val="18"/>
-          <w:lang w:val="en-US" w:eastAsia="ru-RU"/>
-        </w:rPr>
-      </w:pPr>
-      <w:r>
-        <w:rPr>
-          <w:rFonts w:ascii="Courier New" w:eastAsia="Courier New" w:hAnsi="Courier New" w:cs="Courier New"/>
-          <w:color w:val="5F826B"/>
-          <w:sz w:val="18"/>
-          <w:lang w:val="en-US" w:eastAsia="ru-RU"/>
-        </w:rPr>
-        <w:t xml:space="preserve">    def update_graph(self):</w:t>
-      </w:r>
-    </w:p>
-    <w:p>
-      <w:pPr>
-        <w:shd w:val="clear" w:color="auto" w:fill="191A1C"/>
-        <w:spacing w:after="0" w:line="240" w:lineRule="auto"/>
-        <w:rPr>
-          <w:rFonts w:ascii="Courier New" w:eastAsia="Courier New" w:hAnsi="Courier New" w:cs="Courier New"/>
-          <w:color w:val="5F826B"/>
-          <w:sz w:val="18"/>
-          <w:lang w:val="en-US" w:eastAsia="ru-RU"/>
-        </w:rPr>
-      </w:pPr>
-      <w:r>
-        <w:rPr>
-          <w:rFonts w:ascii="Courier New" w:eastAsia="Courier New" w:hAnsi="Courier New" w:cs="Courier New"/>
-          <w:color w:val="5F826B"/>
-          <w:sz w:val="18"/>
-          <w:lang w:val="en-US" w:eastAsia="ru-RU"/>
-        </w:rPr>
-        <w:t xml:space="preserve">        self.G.clear()</w:t>
-      </w:r>
-    </w:p>
-    <w:p>
-      <w:pPr>
-        <w:shd w:val="clear" w:color="auto" w:fill="191A1C"/>
-        <w:spacing w:after="0" w:line="240" w:lineRule="auto"/>
-        <w:rPr>
-          <w:rFonts w:ascii="Courier New" w:eastAsia="Courier New" w:hAnsi="Courier New" w:cs="Courier New"/>
-          <w:color w:val="5F826B"/>
-          <w:sz w:val="18"/>
-          <w:lang w:val="en-US" w:eastAsia="ru-RU"/>
-        </w:rPr>
-      </w:pPr>
-      <w:r>
-        <w:rPr>
-          <w:rFonts w:ascii="Courier New" w:eastAsia="Courier New" w:hAnsi="Courier New" w:cs="Courier New"/>
-          <w:color w:val="5F826B"/>
-          <w:sz w:val="18"/>
-          <w:lang w:val="en-US" w:eastAsia="ru-RU"/>
-        </w:rPr>
-        <w:t xml:space="preserve">        edges = self.parse_edges()</w:t>
-      </w:r>
-    </w:p>
-    <w:p>
-      <w:pPr>
-        <w:shd w:val="clear" w:color="auto" w:fill="191A1C"/>
-        <w:spacing w:after="0" w:line="240" w:lineRule="auto"/>
-        <w:rPr>
-          <w:rFonts w:ascii="Courier New" w:eastAsia="Courier New" w:hAnsi="Courier New" w:cs="Courier New"/>
-          <w:color w:val="5F826B"/>
-          <w:sz w:val="18"/>
-          <w:lang w:val="en-US" w:eastAsia="ru-RU"/>
-        </w:rPr>
-      </w:pPr>
-      <w:r>
-        <w:rPr>
-          <w:rFonts w:ascii="Courier New" w:eastAsia="Courier New" w:hAnsi="Courier New" w:cs="Courier New"/>
-          <w:color w:val="5F826B"/>
-          <w:sz w:val="18"/>
-          <w:lang w:val="en-US" w:eastAsia="ru-RU"/>
-        </w:rPr>
-        <w:t xml:space="preserve">        </w:t>
-      </w:r>
-    </w:p>
-    <w:p>
-      <w:pPr>
-        <w:shd w:val="clear" w:color="auto" w:fill="191A1C"/>
-        <w:spacing w:after="0" w:line="240" w:lineRule="auto"/>
-        <w:rPr>
-          <w:rFonts w:ascii="Courier New" w:eastAsia="Courier New" w:hAnsi="Courier New" w:cs="Courier New"/>
-          <w:color w:val="5F826B"/>
-          <w:sz w:val="18"/>
-          <w:lang w:val="en-US" w:eastAsia="ru-RU"/>
-        </w:rPr>
-      </w:pPr>
-      <w:r>
-        <w:rPr>
-          <w:rFonts w:ascii="Courier New" w:eastAsia="Courier New" w:hAnsi="Courier New" w:cs="Courier New"/>
-          <w:color w:val="5F826B"/>
-          <w:sz w:val="18"/>
-          <w:lang w:val="en-US" w:eastAsia="ru-RU"/>
-        </w:rPr>
         <w:t xml:space="preserve">        if not edges:</w:t>
       </w:r>
     </w:p>
@@ -8136,7 +8130,6 @@
           <w:sz w:val="18"/>
           <w:lang w:val="en-US" w:eastAsia="ru-RU"/>
         </w:rPr>
-        <w:lastRenderedPageBreak/>
         <w:t xml:space="preserve">                levels_alap[node] = min(levels_alap[s] for s in succs) - 1</w:t>
       </w:r>
     </w:p>
